--- a/09-通信电路/05-其他通信电路/巴伦Balun电路/巴伦Balun电路.docx
+++ b/09-通信电路/05-其他通信电路/巴伦Balun电路/巴伦Balun电路.docx
@@ -2169,6 +2169,20 @@
     </w:p>
     <w:bookmarkEnd w:id="26"/>
     <w:bookmarkEnd w:id="27"/>
+    <w:p>
+      <w:pPr>
+        <w:spacing w:before="360"/>
+        <w:jc w:val="center"/>
+      </w:pPr>
+      <w:r>
+        <w:rPr>
+          <w:rFonts w:ascii="Times New Roman" w:hAnsi="Times New Roman"/>
+          <w:color w:val="555555"/>
+          <w:sz w:val="21"/>
+        </w:rPr>
+        <w:t>材料收集者：杜文杰</w:t>
+      </w:r>
+    </w:p>
     <w:sectPr>
       <w:headerReference r:id="rId9" w:type="default"/>
       <w:footerReference r:id="rId10" w:type="default"/>

--- a/09-通信电路/05-其他通信电路/巴伦Balun电路/巴伦Balun电路.docx
+++ b/09-通信电路/05-其他通信电路/巴伦Balun电路/巴伦Balun电路.docx
@@ -1,6 +1,6 @@
 
 <file path=word/document.xml><?xml version="1.0" encoding="utf-8"?>
-<w:document xmlns:w="http://schemas.openxmlformats.org/wordprocessingml/2006/main" xmlns:m="http://schemas.openxmlformats.org/officeDocument/2006/math" xmlns:r="http://schemas.openxmlformats.org/officeDocument/2006/relationships" xmlns:o="urn:schemas-microsoft-com:office:office" xmlns:v="urn:schemas-microsoft-com:vml" xmlns:w10="urn:schemas-microsoft-com:office:word" xmlns:a="http://schemas.openxmlformats.org/drawingml/2006/main" xmlns:pic="http://schemas.openxmlformats.org/drawingml/2006/picture" xmlns:wp="http://schemas.openxmlformats.org/drawingml/2006/wordprocessingDrawing">
+<w:document xmlns:m="http://schemas.openxmlformats.org/officeDocument/2006/math" xmlns:r="http://schemas.openxmlformats.org/officeDocument/2006/relationships" xmlns:w="http://schemas.openxmlformats.org/wordprocessingml/2006/main" xmlns:o="urn:schemas-microsoft-com:office:office" xmlns:v="urn:schemas-microsoft-com:vml" xmlns:w10="urn:schemas-microsoft-com:office:word" xmlns:a="http://schemas.openxmlformats.org/drawingml/2006/main" xmlns:pic="http://schemas.openxmlformats.org/drawingml/2006/picture" xmlns:wp="http://schemas.openxmlformats.org/drawingml/2006/wordprocessingDrawing">
   <w:body>
     <w:bookmarkStart w:id="27" w:name="巴伦-balun-电路"/>
     <w:p>
@@ -9,16 +9,19 @@
       </w:pPr>
       <w:r>
         <w:rPr>
-          <w:rFonts w:hint="eastAsia"/>
+          <w:rFonts w:hint="eastAsia" w:eastAsia="黑体"/>
         </w:rPr>
         <w:t xml:space="preserve">巴伦</w:t>
       </w:r>
       <w:r>
+        <w:rPr>
+          <w:rFonts w:eastAsia="黑体"/>
+        </w:rPr>
         <w:t xml:space="preserve"> Balun </w:t>
       </w:r>
       <w:r>
         <w:rPr>
-          <w:rFonts w:hint="eastAsia"/>
+          <w:rFonts w:hint="eastAsia" w:eastAsia="黑体"/>
         </w:rPr>
         <w:t xml:space="preserve">电路</w:t>
       </w:r>
@@ -30,7 +33,7 @@
       </w:pPr>
       <w:r>
         <w:rPr>
-          <w:rFonts w:hint="eastAsia"/>
+          <w:rFonts w:hint="eastAsia" w:eastAsia="黑体"/>
         </w:rPr>
         <w:t xml:space="preserve">拓扑描述</w:t>
       </w:r>
@@ -41,16 +44,19 @@
       </w:pPr>
       <w:r>
         <w:rPr>
-          <w:rFonts w:hint="eastAsia"/>
+          <w:rFonts w:hint="eastAsia" w:eastAsia="黑体"/>
         </w:rPr>
         <w:t xml:space="preserve">巴伦（balun）由</w:t>
       </w:r>
       <w:r>
+        <w:rPr>
+          <w:rFonts w:eastAsia="黑体"/>
+        </w:rPr>
         <w:t xml:space="preserve"> </w:t>
       </w:r>
       <w:r>
         <w:rPr>
-          <w:rFonts w:hint="eastAsia"/>
+          <w:rFonts w:hint="eastAsia" w:eastAsia="黑体"/>
           <w:b/>
           <w:bCs/>
         </w:rPr>
@@ -58,6 +64,7 @@
       </w:r>
       <w:r>
         <w:rPr>
+          <w:rFonts w:eastAsia="黑体"/>
           <w:b/>
           <w:bCs/>
         </w:rPr>
@@ -65,7 +72,7 @@
       </w:r>
       <w:r>
         <w:rPr>
-          <w:rFonts w:hint="eastAsia"/>
+          <w:rFonts w:hint="eastAsia" w:eastAsia="黑体"/>
           <w:b/>
           <w:bCs/>
         </w:rPr>
@@ -73,15 +80,19 @@
       </w:r>
       <w:r>
         <w:rPr>
-          <w:rFonts w:hint="eastAsia"/>
+          <w:rFonts w:hint="eastAsia" w:eastAsia="黑体"/>
         </w:rPr>
         <w:t xml:space="preserve">、或</w:t>
       </w:r>
       <w:r>
+        <w:rPr>
+          <w:rFonts w:eastAsia="黑体"/>
+        </w:rPr>
         <w:t xml:space="preserve"> </w:t>
       </w:r>
       <w:r>
         <w:rPr>
+          <w:rFonts w:eastAsia="黑体"/>
           <w:b/>
           <w:bCs/>
         </w:rPr>
@@ -89,7 +100,7 @@
       </w:r>
       <w:r>
         <w:rPr>
-          <w:rFonts w:hint="eastAsia"/>
+          <w:rFonts w:hint="eastAsia" w:eastAsia="黑体"/>
           <w:b/>
           <w:bCs/>
         </w:rPr>
@@ -97,36 +108,45 @@
       </w:r>
       <w:r>
         <w:rPr>
-          <w:rFonts w:hint="eastAsia"/>
+          <w:rFonts w:hint="eastAsia" w:eastAsia="黑体"/>
         </w:rPr>
         <w:t xml:space="preserve">、或</w:t>
       </w:r>
       <w:r>
+        <w:rPr>
+          <w:rFonts w:eastAsia="黑体"/>
+        </w:rPr>
         <w:t xml:space="preserve"> </w:t>
       </w:r>
       <w:r>
         <w:rPr>
-          <w:rFonts w:hint="eastAsia"/>
+          <w:rFonts w:hint="eastAsia" w:eastAsia="黑体"/>
           <w:b/>
           <w:bCs/>
         </w:rPr>
         <w:t xml:space="preserve">集总元件</w:t>
       </w:r>
       <w:r>
+        <w:rPr>
+          <w:rFonts w:eastAsia="黑体"/>
+        </w:rPr>
         <w:t xml:space="preserve"> </w:t>
       </w:r>
       <w:r>
         <w:rPr>
-          <w:rFonts w:hint="eastAsia"/>
+          <w:rFonts w:hint="eastAsia" w:eastAsia="黑体"/>
         </w:rPr>
         <w:t xml:space="preserve">构成，实现</w:t>
       </w:r>
       <w:r>
+        <w:rPr>
+          <w:rFonts w:eastAsia="黑体"/>
+        </w:rPr>
         <w:t xml:space="preserve"> </w:t>
       </w:r>
       <w:r>
         <w:rPr>
-          <w:rFonts w:hint="eastAsia"/>
+          <w:rFonts w:hint="eastAsia" w:eastAsia="黑体"/>
           <w:b/>
           <w:bCs/>
         </w:rPr>
@@ -134,22 +154,25 @@
       </w:r>
       <w:r>
         <w:rPr>
-          <w:rFonts w:hint="eastAsia"/>
+          <w:rFonts w:hint="eastAsia" w:eastAsia="黑体"/>
         </w:rPr>
         <w:t xml:space="preserve">。电路共有</w:t>
       </w:r>
       <w:r>
+        <w:rPr>
+          <w:rFonts w:eastAsia="黑体"/>
+        </w:rPr>
         <w:t xml:space="preserve"> 6 </w:t>
       </w:r>
       <w:r>
         <w:rPr>
-          <w:rFonts w:hint="eastAsia"/>
+          <w:rFonts w:hint="eastAsia" w:eastAsia="黑体"/>
         </w:rPr>
         <w:t xml:space="preserve">个关键节点：</w:t>
       </w:r>
       <w:r>
         <w:rPr>
-          <w:rFonts w:hint="eastAsia"/>
+          <w:rFonts w:hint="eastAsia" w:eastAsia="黑体"/>
           <w:b/>
           <w:bCs/>
         </w:rPr>
@@ -157,6 +180,7 @@
       </w:r>
       <w:r>
         <w:rPr>
+          <w:rFonts w:eastAsia="黑体"/>
           <w:b/>
           <w:bCs/>
         </w:rPr>
@@ -164,7 +188,7 @@
       </w:r>
       <w:r>
         <w:rPr>
-          <w:rFonts w:hint="eastAsia"/>
+          <w:rFonts w:hint="eastAsia" w:eastAsia="黑体"/>
           <w:b/>
           <w:bCs/>
         </w:rPr>
@@ -172,13 +196,13 @@
       </w:r>
       <w:r>
         <w:rPr>
-          <w:rFonts w:hint="eastAsia"/>
+          <w:rFonts w:hint="eastAsia" w:eastAsia="黑体"/>
         </w:rPr>
         <w:t xml:space="preserve">；</w:t>
       </w:r>
       <w:r>
         <w:rPr>
-          <w:rFonts w:hint="eastAsia"/>
+          <w:rFonts w:hint="eastAsia" w:eastAsia="黑体"/>
           <w:b/>
           <w:bCs/>
         </w:rPr>
@@ -186,6 +210,7 @@
       </w:r>
       <w:r>
         <w:rPr>
+          <w:rFonts w:eastAsia="黑体"/>
           <w:b/>
           <w:bCs/>
         </w:rPr>
@@ -193,7 +218,7 @@
       </w:r>
       <w:r>
         <w:rPr>
-          <w:rFonts w:hint="eastAsia"/>
+          <w:rFonts w:hint="eastAsia" w:eastAsia="黑体"/>
           <w:b/>
           <w:bCs/>
         </w:rPr>
@@ -201,13 +226,13 @@
       </w:r>
       <w:r>
         <w:rPr>
-          <w:rFonts w:hint="eastAsia"/>
+          <w:rFonts w:hint="eastAsia" w:eastAsia="黑体"/>
         </w:rPr>
         <w:t xml:space="preserve">；</w:t>
       </w:r>
       <w:r>
         <w:rPr>
-          <w:rFonts w:hint="eastAsia"/>
+          <w:rFonts w:hint="eastAsia" w:eastAsia="黑体"/>
           <w:b/>
           <w:bCs/>
         </w:rPr>
@@ -215,6 +240,7 @@
       </w:r>
       <w:r>
         <w:rPr>
+          <w:rFonts w:eastAsia="黑体"/>
           <w:b/>
           <w:bCs/>
         </w:rPr>
@@ -222,7 +248,7 @@
       </w:r>
       <w:r>
         <w:rPr>
-          <w:rFonts w:hint="eastAsia"/>
+          <w:rFonts w:hint="eastAsia" w:eastAsia="黑体"/>
           <w:b/>
           <w:bCs/>
         </w:rPr>
@@ -230,6 +256,7 @@
       </w:r>
       <w:r>
         <w:rPr>
+          <w:rFonts w:eastAsia="黑体"/>
           <w:b/>
           <w:bCs/>
         </w:rPr>
@@ -245,7 +272,7 @@
       </m:oMath>
       <w:r>
         <w:rPr>
-          <w:rFonts w:hint="eastAsia"/>
+          <w:rFonts w:hint="eastAsia" w:eastAsia="黑体"/>
           <w:b/>
           <w:bCs/>
         </w:rPr>
@@ -253,13 +280,13 @@
       </w:r>
       <w:r>
         <w:rPr>
-          <w:rFonts w:hint="eastAsia"/>
+          <w:rFonts w:hint="eastAsia" w:eastAsia="黑体"/>
         </w:rPr>
         <w:t xml:space="preserve">；</w:t>
       </w:r>
       <w:r>
         <w:rPr>
-          <w:rFonts w:hint="eastAsia"/>
+          <w:rFonts w:hint="eastAsia" w:eastAsia="黑体"/>
           <w:b/>
           <w:bCs/>
         </w:rPr>
@@ -267,6 +294,7 @@
       </w:r>
       <w:r>
         <w:rPr>
+          <w:rFonts w:eastAsia="黑体"/>
           <w:b/>
           <w:bCs/>
         </w:rPr>
@@ -274,7 +302,7 @@
       </w:r>
       <w:r>
         <w:rPr>
-          <w:rFonts w:hint="eastAsia"/>
+          <w:rFonts w:hint="eastAsia" w:eastAsia="黑体"/>
           <w:b/>
           <w:bCs/>
         </w:rPr>
@@ -282,6 +310,7 @@
       </w:r>
       <w:r>
         <w:rPr>
+          <w:rFonts w:eastAsia="黑体"/>
           <w:b/>
           <w:bCs/>
         </w:rPr>
@@ -297,7 +326,7 @@
       </m:oMath>
       <w:r>
         <w:rPr>
-          <w:rFonts w:hint="eastAsia"/>
+          <w:rFonts w:hint="eastAsia" w:eastAsia="黑体"/>
           <w:b/>
           <w:bCs/>
         </w:rPr>
@@ -305,13 +334,13 @@
       </w:r>
       <w:r>
         <w:rPr>
-          <w:rFonts w:hint="eastAsia"/>
+          <w:rFonts w:hint="eastAsia" w:eastAsia="黑体"/>
         </w:rPr>
         <w:t xml:space="preserve">；</w:t>
       </w:r>
       <w:r>
         <w:rPr>
-          <w:rFonts w:hint="eastAsia"/>
+          <w:rFonts w:hint="eastAsia" w:eastAsia="黑体"/>
           <w:b/>
           <w:bCs/>
         </w:rPr>
@@ -319,6 +348,7 @@
       </w:r>
       <w:r>
         <w:rPr>
+          <w:rFonts w:eastAsia="黑体"/>
           <w:b/>
           <w:bCs/>
         </w:rPr>
@@ -326,7 +356,7 @@
       </w:r>
       <w:r>
         <w:rPr>
-          <w:rFonts w:hint="eastAsia"/>
+          <w:rFonts w:hint="eastAsia" w:eastAsia="黑体"/>
           <w:b/>
           <w:bCs/>
         </w:rPr>
@@ -334,13 +364,13 @@
       </w:r>
       <w:r>
         <w:rPr>
-          <w:rFonts w:hint="eastAsia"/>
+          <w:rFonts w:hint="eastAsia" w:eastAsia="黑体"/>
         </w:rPr>
         <w:t xml:space="preserve">；</w:t>
       </w:r>
       <w:r>
         <w:rPr>
-          <w:rFonts w:hint="eastAsia"/>
+          <w:rFonts w:hint="eastAsia" w:eastAsia="黑体"/>
           <w:b/>
           <w:bCs/>
         </w:rPr>
@@ -348,6 +378,7 @@
       </w:r>
       <w:r>
         <w:rPr>
+          <w:rFonts w:eastAsia="黑体"/>
           <w:b/>
           <w:bCs/>
         </w:rPr>
@@ -355,7 +386,7 @@
       </w:r>
       <w:r>
         <w:rPr>
-          <w:rFonts w:hint="eastAsia"/>
+          <w:rFonts w:hint="eastAsia" w:eastAsia="黑体"/>
           <w:b/>
           <w:bCs/>
         </w:rPr>
@@ -363,7 +394,7 @@
       </w:r>
       <w:r>
         <w:rPr>
-          <w:rFonts w:hint="eastAsia"/>
+          <w:rFonts w:hint="eastAsia" w:eastAsia="黑体"/>
         </w:rPr>
         <w:t xml:space="preserve">（GND）。</w:t>
       </w:r>
@@ -372,13 +403,13 @@
       <w:pPr/>
       <w:r>
         <w:rPr>
-          <w:rFonts w:hint="eastAsia"/>
+          <w:rFonts w:hint="eastAsia" w:eastAsia="黑体"/>
         </w:rPr>
         <w:t xml:space="preserve">各器件管脚连接：</w:t>
       </w:r>
       <w:r>
         <w:rPr>
-          <w:rFonts w:hint="eastAsia"/>
+          <w:rFonts w:hint="eastAsia" w:eastAsia="黑体"/>
           <w:b/>
           <w:bCs/>
         </w:rPr>
@@ -386,6 +417,7 @@
       </w:r>
       <w:r>
         <w:rPr>
+          <w:rFonts w:eastAsia="黑体"/>
           <w:b/>
           <w:bCs/>
         </w:rPr>
@@ -393,35 +425,41 @@
       </w:r>
       <w:r>
         <w:rPr>
-          <w:rFonts w:hint="eastAsia"/>
+          <w:rFonts w:hint="eastAsia" w:eastAsia="黑体"/>
           <w:b/>
           <w:bCs/>
         </w:rPr>
         <w:t xml:space="preserve">初级</w:t>
       </w:r>
       <w:r>
+        <w:rPr>
+          <w:rFonts w:eastAsia="黑体"/>
+        </w:rPr>
         <w:t xml:space="preserve"> </w:t>
       </w:r>
       <w:r>
         <w:rPr>
-          <w:rFonts w:hint="eastAsia"/>
+          <w:rFonts w:hint="eastAsia" w:eastAsia="黑体"/>
         </w:rPr>
         <w:t xml:space="preserve">一端接节点①（单端输入）、另一端接地（节点②/节点⑥）；</w:t>
       </w:r>
       <w:r>
         <w:rPr>
-          <w:rFonts w:hint="eastAsia"/>
+          <w:rFonts w:hint="eastAsia" w:eastAsia="黑体"/>
           <w:b/>
           <w:bCs/>
         </w:rPr>
         <w:t xml:space="preserve">次级</w:t>
       </w:r>
       <w:r>
+        <w:rPr>
+          <w:rFonts w:eastAsia="黑体"/>
+        </w:rPr>
         <w:t xml:space="preserve"> </w:t>
       </w:r>
       <w:r>
         <w:rPr>
-          <w:rFonts w:hint="eastAsia"/>
+          <w:rFonts w:hint="eastAsia" w:eastAsia="黑体"/>
         </w:rPr>
         <w:t xml:space="preserve">两端分别为节点③（</w:t>
       </w:r>
@@ -444,7 +482,7 @@
       </m:oMath>
       <w:r>
         <w:rPr>
-          <w:rFonts w:hint="eastAsia"/>
+          <w:rFonts w:hint="eastAsia" w:eastAsia="黑体"/>
         </w:rPr>
         <w:t xml:space="preserve">）与节点④（</w:t>
       </w:r>
@@ -467,7 +505,7 @@
       </m:oMath>
       <w:r>
         <w:rPr>
-          <w:rFonts w:hint="eastAsia"/>
+          <w:rFonts w:hint="eastAsia" w:eastAsia="黑体"/>
         </w:rPr>
         <w:t xml:space="preserve">），中心抽头节点⑤（若引出）接偏置或地，其绕组对称使两输出幅度相等、相位反相（</w:t>
       </w:r>
@@ -517,11 +555,14 @@
       </m:oMath>
       <w:r>
         <w:rPr>
-          <w:rFonts w:hint="eastAsia"/>
+          <w:rFonts w:hint="eastAsia" w:eastAsia="黑体"/>
         </w:rPr>
         <w:t xml:space="preserve">）；初级与次级匝比为</w:t>
       </w:r>
       <w:r>
+        <w:rPr>
+          <w:rFonts w:eastAsia="黑体"/>
+        </w:rPr>
         <w:t xml:space="preserve"> </w:t>
       </w:r>
       <m:oMath>
@@ -558,11 +599,14 @@
       </m:oMath>
       <w:r>
         <w:rPr>
-          <w:rFonts w:hint="eastAsia"/>
+          <w:rFonts w:hint="eastAsia" w:eastAsia="黑体"/>
         </w:rPr>
         <w:t xml:space="preserve">，实现</w:t>
       </w:r>
       <w:r>
+        <w:rPr>
+          <w:rFonts w:eastAsia="黑体"/>
+        </w:rPr>
         <w:t xml:space="preserve"> </w:t>
       </w:r>
       <m:oMath>
@@ -668,15 +712,21 @@
         </m:sSup>
       </m:oMath>
       <w:r>
+        <w:rPr>
+          <w:rFonts w:eastAsia="黑体"/>
+        </w:rPr>
         <w:t xml:space="preserve"> </w:t>
       </w:r>
       <w:r>
         <w:rPr>
-          <w:rFonts w:hint="eastAsia"/>
+          <w:rFonts w:hint="eastAsia" w:eastAsia="黑体"/>
         </w:rPr>
         <w:t xml:space="preserve">的阻抗变换。若为传输线型巴伦，用</w:t>
       </w:r>
       <w:r>
+        <w:rPr>
+          <w:rFonts w:eastAsia="黑体"/>
+        </w:rPr>
         <w:t xml:space="preserve"> </w:t>
       </w:r>
       <m:oMath>
@@ -744,38 +794,50 @@
         </m:f>
       </m:oMath>
       <w:r>
+        <w:rPr>
+          <w:rFonts w:eastAsia="黑体"/>
+        </w:rPr>
         <w:t xml:space="preserve"> </w:t>
       </w:r>
       <w:r>
         <w:rPr>
-          <w:rFonts w:hint="eastAsia"/>
+          <w:rFonts w:hint="eastAsia" w:eastAsia="黑体"/>
         </w:rPr>
         <w:t xml:space="preserve">的同轴/带状线电长度实现</w:t>
       </w:r>
       <w:r>
+        <w:rPr>
+          <w:rFonts w:eastAsia="黑体"/>
+        </w:rPr>
         <w:t xml:space="preserve"> 180° </w:t>
       </w:r>
       <w:r>
         <w:rPr>
-          <w:rFonts w:hint="eastAsia"/>
+          <w:rFonts w:hint="eastAsia" w:eastAsia="黑体"/>
         </w:rPr>
         <w:t xml:space="preserve">反相；LC</w:t>
       </w:r>
       <w:r>
+        <w:rPr>
+          <w:rFonts w:eastAsia="黑体"/>
+        </w:rPr>
         <w:t xml:space="preserve"> </w:t>
       </w:r>
       <w:r>
         <w:rPr>
-          <w:rFonts w:hint="eastAsia"/>
+          <w:rFonts w:hint="eastAsia" w:eastAsia="黑体"/>
         </w:rPr>
         <w:t xml:space="preserve">型则由相位网络产生两个幅度相等、相位相差</w:t>
       </w:r>
       <w:r>
+        <w:rPr>
+          <w:rFonts w:eastAsia="黑体"/>
+        </w:rPr>
         <w:t xml:space="preserve"> 180° </w:t>
       </w:r>
       <w:r>
         <w:rPr>
-          <w:rFonts w:hint="eastAsia"/>
+          <w:rFonts w:hint="eastAsia" w:eastAsia="黑体"/>
         </w:rPr>
         <w:t xml:space="preserve">的平衡输出。</w:t>
       </w:r>
@@ -784,25 +846,31 @@
       <w:pPr/>
       <w:r>
         <w:rPr>
-          <w:rFonts w:hint="eastAsia"/>
+          <w:rFonts w:hint="eastAsia" w:eastAsia="黑体"/>
         </w:rPr>
         <w:t xml:space="preserve">由此构成”单端信号经变压器/传输线分离为两个幅度相等、相位相差</w:t>
       </w:r>
       <w:r>
+        <w:rPr>
+          <w:rFonts w:eastAsia="黑体"/>
+        </w:rPr>
         <w:t xml:space="preserve"> 180° </w:t>
       </w:r>
       <w:r>
         <w:rPr>
-          <w:rFonts w:hint="eastAsia"/>
+          <w:rFonts w:hint="eastAsia" w:eastAsia="黑体"/>
         </w:rPr>
         <w:t xml:space="preserve">的平衡信号（或反向把差分合成单端）“的巴伦变换组态，完成单端↔差分转换，并同时实现阻抗变换与共模抑制，广泛用于天线馈电、混频器与</w:t>
       </w:r>
       <w:r>
+        <w:rPr>
+          <w:rFonts w:eastAsia="黑体"/>
+        </w:rPr>
         <w:t xml:space="preserve"> ADC </w:t>
       </w:r>
       <w:r>
         <w:rPr>
-          <w:rFonts w:hint="eastAsia"/>
+          <w:rFonts w:hint="eastAsia" w:eastAsia="黑体"/>
         </w:rPr>
         <w:t xml:space="preserve">前端。</w:t>
       </w:r>
@@ -815,7 +883,7 @@
       </w:pPr>
       <w:r>
         <w:rPr>
-          <w:rFonts w:hint="eastAsia"/>
+          <w:rFonts w:hint="eastAsia" w:eastAsia="黑体"/>
         </w:rPr>
         <w:t xml:space="preserve">工作原理</w:t>
       </w:r>
@@ -826,25 +894,31 @@
       </w:pPr>
       <w:r>
         <w:rPr>
-          <w:rFonts w:hint="eastAsia"/>
+          <w:rFonts w:hint="eastAsia" w:eastAsia="黑体"/>
         </w:rPr>
         <w:t xml:space="preserve">通过电磁耦合（变压器型）或相位网络（LC</w:t>
       </w:r>
       <w:r>
+        <w:rPr>
+          <w:rFonts w:eastAsia="黑体"/>
+        </w:rPr>
         <w:t xml:space="preserve"> </w:t>
       </w:r>
       <w:r>
         <w:rPr>
-          <w:rFonts w:hint="eastAsia"/>
+          <w:rFonts w:hint="eastAsia" w:eastAsia="黑体"/>
         </w:rPr>
         <w:t xml:space="preserve">型），巴伦把单端信号一分为两个幅度相等、相位相差</w:t>
       </w:r>
       <w:r>
+        <w:rPr>
+          <w:rFonts w:eastAsia="黑体"/>
+        </w:rPr>
         <w:t xml:space="preserve"> 180° </w:t>
       </w:r>
       <w:r>
         <w:rPr>
-          <w:rFonts w:hint="eastAsia"/>
+          <w:rFonts w:hint="eastAsia" w:eastAsia="黑体"/>
         </w:rPr>
         <w:t xml:space="preserve">的信号，或在反向完成差分到单端的合并，同时完成阻抗变换与共模抑制。磁耦合型通过不同绕法实现平衡输出。</w:t>
       </w:r>
@@ -857,7 +931,7 @@
       </w:pPr>
       <w:r>
         <w:rPr>
-          <w:rFonts w:hint="eastAsia"/>
+          <w:rFonts w:hint="eastAsia" w:eastAsia="黑体"/>
         </w:rPr>
         <w:t xml:space="preserve">关键计算公式</w:t>
       </w:r>
@@ -871,7 +945,7 @@
       </w:pPr>
       <w:r>
         <w:rPr>
-          <w:rFonts w:hint="eastAsia"/>
+          <w:rFonts w:hint="eastAsia" w:eastAsia="黑体"/>
         </w:rPr>
         <w:t xml:space="preserve">理想变压器阻抗变换：</w:t>
       </w:r>
@@ -998,7 +1072,7 @@
       </w:pPr>
       <w:r>
         <w:rPr>
-          <w:rFonts w:hint="eastAsia"/>
+          <w:rFonts w:hint="eastAsia" w:eastAsia="黑体"/>
         </w:rPr>
         <w:t xml:space="preserve">平衡输出幅度与相位：</w:t>
       </w:r>
@@ -1158,7 +1232,7 @@
       </w:pPr>
       <w:r>
         <w:rPr>
-          <w:rFonts w:hint="eastAsia"/>
+          <w:rFonts w:hint="eastAsia" w:eastAsia="黑体"/>
         </w:rPr>
         <w:t xml:space="preserve">共模抑制比（理想无穷大，实际取决于对称性）。</w:t>
       </w:r>
@@ -1172,7 +1246,7 @@
       </w:pPr>
       <w:r>
         <w:rPr>
-          <w:rFonts w:hint="eastAsia"/>
+          <w:rFonts w:hint="eastAsia" w:eastAsia="黑体"/>
         </w:rPr>
         <w:t xml:space="preserve">传输线型巴伦（半波）长度：</w:t>
       </w:r>
@@ -1283,7 +1357,7 @@
             </w:pPr>
             <w:r>
               <w:rPr>
-                <w:rFonts w:hint="eastAsia"/>
+                <w:rFonts w:hint="eastAsia" w:eastAsia="黑体"/>
               </w:rPr>
               <w:t xml:space="preserve">符号</w:t>
             </w:r>
@@ -1297,7 +1371,7 @@
             </w:pPr>
             <w:r>
               <w:rPr>
-                <w:rFonts w:hint="eastAsia"/>
+                <w:rFonts w:hint="eastAsia" w:eastAsia="黑体"/>
               </w:rPr>
               <w:t xml:space="preserve">含义</w:t>
             </w:r>
@@ -1311,7 +1385,7 @@
             </w:pPr>
             <w:r>
               <w:rPr>
-                <w:rFonts w:hint="eastAsia"/>
+                <w:rFonts w:hint="eastAsia" w:eastAsia="黑体"/>
               </w:rPr>
               <w:t xml:space="preserve">单位</w:t>
             </w:r>
@@ -1358,6 +1432,9 @@
               </m:sSub>
             </m:oMath>
             <w:r>
+              <w:rPr>
+                <w:rFonts w:eastAsia="黑体"/>
+              </w:rPr>
               <w:t xml:space="preserve">​</w:t>
             </w:r>
           </w:p>
@@ -1370,7 +1447,7 @@
             </w:pPr>
             <w:r>
               <w:rPr>
-                <w:rFonts w:hint="eastAsia"/>
+                <w:rFonts w:hint="eastAsia" w:eastAsia="黑体"/>
               </w:rPr>
               <w:t xml:space="preserve">初/次级匝数</w:t>
             </w:r>
@@ -1383,6 +1460,9 @@
               <w:pStyle w:val="Compact"/>
             </w:pPr>
             <w:r>
+              <w:rPr>
+                <w:rFonts w:eastAsia="黑体"/>
+              </w:rPr>
               <w:t xml:space="preserve">—</w:t>
             </w:r>
           </w:p>
@@ -1437,6 +1517,9 @@
               </m:sSub>
             </m:oMath>
             <w:r>
+              <w:rPr>
+                <w:rFonts w:eastAsia="黑体"/>
+              </w:rPr>
               <w:t xml:space="preserve">​</w:t>
             </w:r>
           </w:p>
@@ -1449,7 +1532,7 @@
             </w:pPr>
             <w:r>
               <w:rPr>
-                <w:rFonts w:hint="eastAsia"/>
+                <w:rFonts w:hint="eastAsia" w:eastAsia="黑体"/>
               </w:rPr>
               <w:t xml:space="preserve">输入/输出阻抗</w:t>
             </w:r>
@@ -1462,6 +1545,9 @@
               <w:pStyle w:val="Compact"/>
             </w:pPr>
             <w:r>
+              <w:rPr>
+                <w:rFonts w:eastAsia="黑体"/>
+              </w:rPr>
               <w:t xml:space="preserve">Ω</w:t>
             </w:r>
           </w:p>
@@ -1480,6 +1566,9 @@
               </m:r>
             </m:oMath>
             <w:r>
+              <w:rPr>
+                <w:rFonts w:eastAsia="黑体"/>
+              </w:rPr>
               <w:t xml:space="preserve">​</w:t>
             </w:r>
           </w:p>
@@ -1492,7 +1581,7 @@
             </w:pPr>
             <w:r>
               <w:rPr>
-                <w:rFonts w:hint="eastAsia"/>
+                <w:rFonts w:hint="eastAsia" w:eastAsia="黑体"/>
               </w:rPr>
               <w:t xml:space="preserve">波长</w:t>
             </w:r>
@@ -1505,6 +1594,9 @@
               <w:pStyle w:val="Compact"/>
             </w:pPr>
             <w:r>
+              <w:rPr>
+                <w:rFonts w:eastAsia="黑体"/>
+              </w:rPr>
               <w:t xml:space="preserve">m</w:t>
             </w:r>
           </w:p>
@@ -1523,6 +1615,9 @@
               </m:r>
             </m:oMath>
             <w:r>
+              <w:rPr>
+                <w:rFonts w:eastAsia="黑体"/>
+              </w:rPr>
               <w:t xml:space="preserve">​</w:t>
             </w:r>
           </w:p>
@@ -1535,7 +1630,7 @@
             </w:pPr>
             <w:r>
               <w:rPr>
-                <w:rFonts w:hint="eastAsia"/>
+                <w:rFonts w:hint="eastAsia" w:eastAsia="黑体"/>
               </w:rPr>
               <w:t xml:space="preserve">传输线长</w:t>
             </w:r>
@@ -1548,6 +1643,9 @@
               <w:pStyle w:val="Compact"/>
             </w:pPr>
             <w:r>
+              <w:rPr>
+                <w:rFonts w:eastAsia="黑体"/>
+              </w:rPr>
               <w:t xml:space="preserve">m</w:t>
             </w:r>
           </w:p>
@@ -1562,7 +1660,7 @@
       </w:pPr>
       <w:r>
         <w:rPr>
-          <w:rFonts w:hint="eastAsia"/>
+          <w:rFonts w:hint="eastAsia" w:eastAsia="黑体"/>
         </w:rPr>
         <w:t xml:space="preserve">元件调整影响</w:t>
       </w:r>
@@ -1577,7 +1675,7 @@
       </w:pPr>
       <w:r>
         <w:rPr>
-          <w:rFonts w:hint="eastAsia"/>
+          <w:rFonts w:hint="eastAsia" w:eastAsia="黑体"/>
           <w:b/>
           <w:bCs/>
         </w:rPr>
@@ -1585,20 +1683,27 @@
       </w:r>
       <w:r>
         <w:rPr>
+          <w:rFonts w:eastAsia="黑体"/>
           <w:b/>
           <w:bCs/>
         </w:rPr>
         <w:t xml:space="preserve"> N_p/N_s ↑</w:t>
       </w:r>
       <w:r>
+        <w:rPr>
+          <w:rFonts w:eastAsia="黑体"/>
+        </w:rPr>
         <w:t xml:space="preserve"> </w:t>
       </w:r>
       <w:r>
+        <w:rPr>
+          <w:rFonts w:eastAsia="黑体"/>
+        </w:rPr>
         <w:t xml:space="preserve">→ </w:t>
       </w:r>
       <w:r>
         <w:rPr>
-          <w:rFonts w:hint="eastAsia"/>
+          <w:rFonts w:hint="eastAsia" w:eastAsia="黑体"/>
         </w:rPr>
         <w:t xml:space="preserve">阻抗变换比按平方关系增大，可抬高/降低阻抗。</w:t>
       </w:r>
@@ -1613,21 +1718,27 @@
       </w:pPr>
       <w:r>
         <w:rPr>
-          <w:rFonts w:hint="eastAsia"/>
+          <w:rFonts w:hint="eastAsia" w:eastAsia="黑体"/>
           <w:b/>
           <w:bCs/>
         </w:rPr>
         <w:t xml:space="preserve">中心抽头不准确或绕组不对称</w:t>
       </w:r>
       <w:r>
+        <w:rPr>
+          <w:rFonts w:eastAsia="黑体"/>
+        </w:rPr>
         <w:t xml:space="preserve"> </w:t>
       </w:r>
       <w:r>
+        <w:rPr>
+          <w:rFonts w:eastAsia="黑体"/>
+        </w:rPr>
         <w:t xml:space="preserve">→ </w:t>
       </w:r>
       <w:r>
         <w:rPr>
-          <w:rFonts w:hint="eastAsia"/>
+          <w:rFonts w:hint="eastAsia" w:eastAsia="黑体"/>
         </w:rPr>
         <w:t xml:space="preserve">幅度不平衡与相不平衡增大，共模抑制变差。</w:t>
       </w:r>
@@ -1642,21 +1753,27 @@
       </w:pPr>
       <w:r>
         <w:rPr>
-          <w:rFonts w:hint="eastAsia"/>
+          <w:rFonts w:hint="eastAsia" w:eastAsia="黑体"/>
           <w:b/>
           <w:bCs/>
         </w:rPr>
         <w:t xml:space="preserve">磁芯材料/尺寸</w:t>
       </w:r>
       <w:r>
+        <w:rPr>
+          <w:rFonts w:eastAsia="黑体"/>
+        </w:rPr>
         <w:t xml:space="preserve"> </w:t>
       </w:r>
       <w:r>
+        <w:rPr>
+          <w:rFonts w:eastAsia="黑体"/>
+        </w:rPr>
         <w:t xml:space="preserve">→ </w:t>
       </w:r>
       <w:r>
         <w:rPr>
-          <w:rFonts w:hint="eastAsia"/>
+          <w:rFonts w:hint="eastAsia" w:eastAsia="黑体"/>
         </w:rPr>
         <w:t xml:space="preserve">决定工作频段、插入损耗与功率容量。</w:t>
       </w:r>
@@ -1671,6 +1788,7 @@
       </w:pPr>
       <w:r>
         <w:rPr>
+          <w:rFonts w:eastAsia="黑体"/>
           <w:b/>
           <w:bCs/>
         </w:rPr>
@@ -1678,30 +1796,39 @@
       </w:r>
       <w:r>
         <w:rPr>
-          <w:rFonts w:hint="eastAsia"/>
+          <w:rFonts w:hint="eastAsia" w:eastAsia="黑体"/>
           <w:b/>
           <w:bCs/>
         </w:rPr>
         <w:t xml:space="preserve">型元件偏差</w:t>
       </w:r>
       <w:r>
+        <w:rPr>
+          <w:rFonts w:eastAsia="黑体"/>
+        </w:rPr>
         <w:t xml:space="preserve"> </w:t>
       </w:r>
       <w:r>
+        <w:rPr>
+          <w:rFonts w:eastAsia="黑体"/>
+        </w:rPr>
         <w:t xml:space="preserve">→ </w:t>
       </w:r>
       <w:r>
         <w:rPr>
-          <w:rFonts w:hint="eastAsia"/>
+          <w:rFonts w:hint="eastAsia" w:eastAsia="黑体"/>
         </w:rPr>
         <w:t xml:space="preserve">相位偏离</w:t>
       </w:r>
       <w:r>
+        <w:rPr>
+          <w:rFonts w:eastAsia="黑体"/>
+        </w:rPr>
         <w:t xml:space="preserve"> </w:t>
       </w:r>
       <w:r>
         <w:rPr>
-          <w:rFonts w:hint="eastAsia"/>
+          <w:rFonts w:hint="eastAsia" w:eastAsia="黑体"/>
         </w:rPr>
         <w:t xml:space="preserve">180°，平衡度下降。</w:t>
       </w:r>
@@ -1714,7 +1841,7 @@
       </w:pPr>
       <w:r>
         <w:rPr>
-          <w:rFonts w:hint="eastAsia"/>
+          <w:rFonts w:hint="eastAsia" w:eastAsia="黑体"/>
         </w:rPr>
         <w:t xml:space="preserve">典型参数示例</w:t>
       </w:r>
@@ -1729,11 +1856,14 @@
       </w:pPr>
       <w:r>
         <w:rPr>
-          <w:rFonts w:hint="eastAsia"/>
+          <w:rFonts w:hint="eastAsia" w:eastAsia="黑体"/>
         </w:rPr>
         <w:t xml:space="preserve">取匝比</w:t>
       </w:r>
       <w:r>
+        <w:rPr>
+          <w:rFonts w:eastAsia="黑体"/>
+        </w:rPr>
         <w:t xml:space="preserve"> </w:t>
       </w:r>
       <m:oMath>
@@ -1788,7 +1918,7 @@
       </m:oMath>
       <w:r>
         <w:rPr>
-          <w:rFonts w:hint="eastAsia"/>
+          <w:rFonts w:hint="eastAsia" w:eastAsia="黑体"/>
         </w:rPr>
         <w:t xml:space="preserve">：</w:t>
       </w:r>
@@ -1899,43 +2029,55 @@
       </m:oMath>
       <w:r>
         <w:rPr>
-          <w:rFonts w:hint="eastAsia"/>
+          <w:rFonts w:hint="eastAsia" w:eastAsia="黑体"/>
         </w:rPr>
         <w:t xml:space="preserve">，即</w:t>
       </w:r>
       <w:r>
+        <w:rPr>
+          <w:rFonts w:eastAsia="黑体"/>
+        </w:rPr>
         <w:t xml:space="preserve"> 200 Ω ↔ 50 Ω </w:t>
       </w:r>
       <w:r>
         <w:rPr>
-          <w:rFonts w:hint="eastAsia"/>
+          <w:rFonts w:hint="eastAsia" w:eastAsia="黑体"/>
         </w:rPr>
         <w:t xml:space="preserve">变换（1:2</w:t>
       </w:r>
       <w:r>
+        <w:rPr>
+          <w:rFonts w:eastAsia="黑体"/>
+        </w:rPr>
         <w:t xml:space="preserve"> </w:t>
       </w:r>
       <w:r>
         <w:rPr>
-          <w:rFonts w:hint="eastAsia"/>
+          <w:rFonts w:hint="eastAsia" w:eastAsia="黑体"/>
         </w:rPr>
         <w:t xml:space="preserve">提供</w:t>
       </w:r>
       <w:r>
+        <w:rPr>
+          <w:rFonts w:eastAsia="黑体"/>
+        </w:rPr>
         <w:t xml:space="preserve"> 4 </w:t>
       </w:r>
       <w:r>
         <w:rPr>
-          <w:rFonts w:hint="eastAsia"/>
+          <w:rFonts w:hint="eastAsia" w:eastAsia="黑体"/>
         </w:rPr>
         <w:t xml:space="preserve">倍阻抗变换典型用于</w:t>
       </w:r>
       <w:r>
+        <w:rPr>
+          <w:rFonts w:eastAsia="黑体"/>
+        </w:rPr>
         <w:t xml:space="preserve"> 50↔200 </w:t>
       </w:r>
       <w:r>
         <w:rPr>
-          <w:rFonts w:hint="eastAsia"/>
+          <w:rFonts w:hint="eastAsia" w:eastAsia="黑体"/>
         </w:rPr>
         <w:t xml:space="preserve">Ω）。</w:t>
       </w:r>
@@ -1950,11 +2092,14 @@
       </w:pPr>
       <w:r>
         <w:rPr>
-          <w:rFonts w:hint="eastAsia"/>
+          <w:rFonts w:hint="eastAsia" w:eastAsia="黑体"/>
         </w:rPr>
         <w:t xml:space="preserve">传输线巴伦常用</w:t>
       </w:r>
       <w:r>
+        <w:rPr>
+          <w:rFonts w:eastAsia="黑体"/>
+        </w:rPr>
         <w:t xml:space="preserve"> </w:t>
       </w:r>
       <m:oMath>
@@ -1972,20 +2117,26 @@
         </m:r>
       </m:oMath>
       <w:r>
+        <w:rPr>
+          <w:rFonts w:eastAsia="黑体"/>
+        </w:rPr>
         <w:t xml:space="preserve"> </w:t>
       </w:r>
       <w:r>
         <w:rPr>
-          <w:rFonts w:hint="eastAsia"/>
+          <w:rFonts w:hint="eastAsia" w:eastAsia="黑体"/>
         </w:rPr>
         <w:t xml:space="preserve">电长度实现</w:t>
       </w:r>
       <w:r>
+        <w:rPr>
+          <w:rFonts w:eastAsia="黑体"/>
+        </w:rPr>
         <w:t xml:space="preserve"> 180° </w:t>
       </w:r>
       <w:r>
         <w:rPr>
-          <w:rFonts w:hint="eastAsia"/>
+          <w:rFonts w:hint="eastAsia" w:eastAsia="黑体"/>
         </w:rPr>
         <w:t xml:space="preserve">反相。</w:t>
       </w:r>
@@ -1998,7 +2149,7 @@
       </w:pPr>
       <w:r>
         <w:rPr>
-          <w:rFonts w:hint="eastAsia"/>
+          <w:rFonts w:hint="eastAsia" w:eastAsia="黑体"/>
         </w:rPr>
         <w:t xml:space="preserve">常见器件型号</w:t>
       </w:r>
@@ -2013,25 +2164,31 @@
       </w:pPr>
       <w:r>
         <w:rPr>
-          <w:rFonts w:hint="eastAsia"/>
+          <w:rFonts w:hint="eastAsia" w:eastAsia="黑体"/>
         </w:rPr>
         <w:t xml:space="preserve">常用：按需选型（如</w:t>
       </w:r>
       <w:r>
+        <w:rPr>
+          <w:rFonts w:eastAsia="黑体"/>
+        </w:rPr>
         <w:t xml:space="preserve"> Mini-Circuits TC1/TCM </w:t>
       </w:r>
       <w:r>
         <w:rPr>
-          <w:rFonts w:hint="eastAsia"/>
+          <w:rFonts w:hint="eastAsia" w:eastAsia="黑体"/>
         </w:rPr>
         <w:t xml:space="preserve">系列、ADT1-1WT、Balun</w:t>
       </w:r>
       <w:r>
+        <w:rPr>
+          <w:rFonts w:eastAsia="黑体"/>
+        </w:rPr>
         <w:t xml:space="preserve"> </w:t>
       </w:r>
       <w:r>
         <w:rPr>
-          <w:rFonts w:hint="eastAsia"/>
+          <w:rFonts w:hint="eastAsia" w:eastAsia="黑体"/>
         </w:rPr>
         <w:t xml:space="preserve">芯片）。</w:t>
       </w:r>
@@ -2044,7 +2201,7 @@
       </w:pPr>
       <w:r>
         <w:rPr>
-          <w:rFonts w:hint="eastAsia"/>
+          <w:rFonts w:hint="eastAsia" w:eastAsia="黑体"/>
         </w:rPr>
         <w:t xml:space="preserve">注意事项</w:t>
       </w:r>
@@ -2059,7 +2216,7 @@
       </w:pPr>
       <w:r>
         <w:rPr>
-          <w:rFonts w:hint="eastAsia"/>
+          <w:rFonts w:hint="eastAsia" w:eastAsia="黑体"/>
         </w:rPr>
         <w:t xml:space="preserve">选择巴伦需匹配工作频段、阻抗比与功率容量。</w:t>
       </w:r>
@@ -2074,7 +2231,7 @@
       </w:pPr>
       <w:r>
         <w:rPr>
-          <w:rFonts w:hint="eastAsia"/>
+          <w:rFonts w:hint="eastAsia" w:eastAsia="黑体"/>
         </w:rPr>
         <w:t xml:space="preserve">变压器型的平衡度（幅度/相位误差）是首要指标，直接决定共模抑制与二次谐波。</w:t>
       </w:r>
@@ -2089,7 +2246,7 @@
       </w:pPr>
       <w:r>
         <w:rPr>
-          <w:rFonts w:hint="eastAsia"/>
+          <w:rFonts w:hint="eastAsia" w:eastAsia="黑体"/>
         </w:rPr>
         <w:t xml:space="preserve">磁芯巴伦有直流偏置饱和问题，大量流场合避免。</w:t>
       </w:r>
@@ -2104,7 +2261,7 @@
       </w:pPr>
       <w:r>
         <w:rPr>
-          <w:rFonts w:hint="eastAsia"/>
+          <w:rFonts w:hint="eastAsia" w:eastAsia="黑体"/>
         </w:rPr>
         <w:t xml:space="preserve">高频巴伦布线要对称等长，减少额外不平衡。</w:t>
       </w:r>
@@ -2117,7 +2274,7 @@
       </w:pPr>
       <w:r>
         <w:rPr>
-          <w:rFonts w:hint="eastAsia"/>
+          <w:rFonts w:hint="eastAsia" w:eastAsia="黑体"/>
         </w:rPr>
         <w:t xml:space="preserve">参考资料</w:t>
       </w:r>
@@ -2131,6 +2288,9 @@
         </w:numPr>
       </w:pPr>
       <w:r>
+        <w:rPr>
+          <w:rFonts w:eastAsia="黑体"/>
+        </w:rPr>
         <w:t xml:space="preserve">Wikipedia: Balun。</w:t>
       </w:r>
     </w:p>
@@ -2143,11 +2303,14 @@
         </w:numPr>
       </w:pPr>
       <w:r>
+        <w:rPr>
+          <w:rFonts w:eastAsia="黑体"/>
+        </w:rPr>
         <w:t xml:space="preserve">Mini-Circuits </w:t>
       </w:r>
       <w:r>
         <w:rPr>
-          <w:rFonts w:hint="eastAsia"/>
+          <w:rFonts w:hint="eastAsia" w:eastAsia="黑体"/>
         </w:rPr>
         <w:t xml:space="preserve">巴伦应用说明。</w:t>
       </w:r>
@@ -2162,7 +2325,7 @@
       </w:pPr>
       <w:r>
         <w:rPr>
-          <w:rFonts w:hint="eastAsia"/>
+          <w:rFonts w:hint="eastAsia" w:eastAsia="黑体"/>
         </w:rPr>
         <w:t xml:space="preserve">《射频电路设计——理论与应用》。</w:t>
       </w:r>
@@ -2176,11 +2339,11 @@
       </w:pPr>
       <w:r>
         <w:rPr>
-          <w:rFonts w:ascii="Times New Roman" w:hAnsi="Times New Roman"/>
+          <w:rFonts w:ascii="Times New Roman" w:hAnsi="Times New Roman" w:eastAsia="黑体"/>
           <w:color w:val="555555"/>
           <w:sz w:val="21"/>
         </w:rPr>
-        <w:t>材料收集者：杜文杰</w:t>
+        <w:t>材料收集者：杜文杰，WX手机：19519196569，QQ:3478827729</w:t>
       </w:r>
     </w:p>
     <w:sectPr>
@@ -2200,7 +2363,7 @@
 </file>
 
 <file path=word/footer1.xml><?xml version="1.0" encoding="utf-8"?>
-<w:ftr xmlns:m="http://schemas.openxmlformats.org/officeDocument/2006/math" xmlns:mc="http://schemas.openxmlformats.org/markup-compatibility/2006" xmlns:mo="http://schemas.microsoft.com/office/mac/office/2008/main" xmlns:mv="urn:schemas-microsoft-com:mac:vml" xmlns:o="urn:schemas-microsoft-com:office:office" xmlns:r="http://schemas.openxmlformats.org/officeDocument/2006/relationships" xmlns:v="urn:schemas-microsoft-com:vml" xmlns:w10="urn:schemas-microsoft-com:office:word" xmlns:w14="http://schemas.microsoft.com/office/word/2010/wordml" xmlns:w="http://schemas.openxmlformats.org/wordprocessingml/2006/main" xmlns:wne="http://schemas.microsoft.com/office/word/2006/wordml" xmlns:wp14="http://schemas.microsoft.com/office/word/2010/wordprocessingDrawing" xmlns:wp="http://schemas.openxmlformats.org/drawingml/2006/wordprocessingDrawing" xmlns:wpc="http://schemas.microsoft.com/office/word/2010/wordprocessingCanvas" xmlns:wpg="http://schemas.microsoft.com/office/word/2010/wordprocessingGroup" xmlns:wpi="http://schemas.microsoft.com/office/word/2010/wordprocessingInk" xmlns:wps="http://schemas.microsoft.com/office/word/2010/wordprocessingShape" mc:Ignorable="w14 wp14">
+<w:ftr xmlns:mc="http://schemas.openxmlformats.org/markup-compatibility/2006" xmlns:w="http://schemas.openxmlformats.org/wordprocessingml/2006/main" xmlns:m="http://schemas.openxmlformats.org/officeDocument/2006/math" xmlns:mo="http://schemas.microsoft.com/office/mac/office/2008/main" xmlns:mv="urn:schemas-microsoft-com:mac:vml" xmlns:o="urn:schemas-microsoft-com:office:office" xmlns:r="http://schemas.openxmlformats.org/officeDocument/2006/relationships" xmlns:v="urn:schemas-microsoft-com:vml" xmlns:w10="urn:schemas-microsoft-com:office:word" xmlns:w14="http://schemas.microsoft.com/office/word/2010/wordml" xmlns:wne="http://schemas.microsoft.com/office/word/2006/wordml" xmlns:wp14="http://schemas.microsoft.com/office/word/2010/wordprocessingDrawing" xmlns:wp="http://schemas.openxmlformats.org/drawingml/2006/wordprocessingDrawing" xmlns:wpc="http://schemas.microsoft.com/office/word/2010/wordprocessingCanvas" xmlns:wpg="http://schemas.microsoft.com/office/word/2010/wordprocessingGroup" xmlns:wpi="http://schemas.microsoft.com/office/word/2010/wordprocessingInk" xmlns:wps="http://schemas.microsoft.com/office/word/2010/wordprocessingShape" mc:Ignorable="w14 wp14">
   <w:p>
     <w:pPr>
       <w:pStyle w:val="Footer"/>
@@ -2208,12 +2371,14 @@
     </w:pPr>
     <w:r>
       <w:rPr>
+        <w:rFonts w:eastAsia="黑体"/>
         <w:sz w:val="18"/>
       </w:rPr>
       <w:t xml:space="preserve">第 </w:t>
     </w:r>
     <w:r>
       <w:rPr>
+        <w:rFonts w:eastAsia="黑体"/>
         <w:sz w:val="18"/>
       </w:rPr>
       <w:fldChar w:fldCharType="begin"/>
@@ -2222,6 +2387,7 @@
     </w:r>
     <w:r>
       <w:rPr>
+        <w:rFonts w:eastAsia="黑体"/>
         <w:sz w:val="18"/>
       </w:rPr>
       <w:t xml:space="preserve"> 页</w:t>
@@ -2235,6 +2401,9 @@
   <w:footnote w:type="continuationSeparator" w:id="0">
     <w:p>
       <w:r>
+        <w:rPr>
+          <w:rFonts w:eastAsia="黑体"/>
+        </w:rPr>
         <w:continuationSeparator/>
       </w:r>
     </w:p>
@@ -2242,6 +2411,9 @@
   <w:footnote w:type="separator" w:id="-1">
     <w:p>
       <w:r>
+        <w:rPr>
+          <w:rFonts w:eastAsia="黑体"/>
+        </w:rPr>
         <w:separator/>
       </w:r>
     </w:p>
@@ -2250,7 +2422,7 @@
 </file>
 
 <file path=word/header1.xml><?xml version="1.0" encoding="utf-8"?>
-<w:hdr xmlns:m="http://schemas.openxmlformats.org/officeDocument/2006/math" xmlns:mc="http://schemas.openxmlformats.org/markup-compatibility/2006" xmlns:mo="http://schemas.microsoft.com/office/mac/office/2008/main" xmlns:mv="urn:schemas-microsoft-com:mac:vml" xmlns:o="urn:schemas-microsoft-com:office:office" xmlns:r="http://schemas.openxmlformats.org/officeDocument/2006/relationships" xmlns:v="urn:schemas-microsoft-com:vml" xmlns:w10="urn:schemas-microsoft-com:office:word" xmlns:w14="http://schemas.microsoft.com/office/word/2010/wordml" xmlns:w="http://schemas.openxmlformats.org/wordprocessingml/2006/main" xmlns:wne="http://schemas.microsoft.com/office/word/2006/wordml" xmlns:wp14="http://schemas.microsoft.com/office/word/2010/wordprocessingDrawing" xmlns:wp="http://schemas.openxmlformats.org/drawingml/2006/wordprocessingDrawing" xmlns:wpc="http://schemas.microsoft.com/office/word/2010/wordprocessingCanvas" xmlns:wpg="http://schemas.microsoft.com/office/word/2010/wordprocessingGroup" xmlns:wpi="http://schemas.microsoft.com/office/word/2010/wordprocessingInk" xmlns:wps="http://schemas.microsoft.com/office/word/2010/wordprocessingShape" mc:Ignorable="w14 wp14">
+<w:hdr xmlns:mc="http://schemas.openxmlformats.org/markup-compatibility/2006" xmlns:w="http://schemas.openxmlformats.org/wordprocessingml/2006/main" xmlns:m="http://schemas.openxmlformats.org/officeDocument/2006/math" xmlns:mo="http://schemas.microsoft.com/office/mac/office/2008/main" xmlns:mv="urn:schemas-microsoft-com:mac:vml" xmlns:o="urn:schemas-microsoft-com:office:office" xmlns:r="http://schemas.openxmlformats.org/officeDocument/2006/relationships" xmlns:v="urn:schemas-microsoft-com:vml" xmlns:w10="urn:schemas-microsoft-com:office:word" xmlns:w14="http://schemas.microsoft.com/office/word/2010/wordml" xmlns:wne="http://schemas.microsoft.com/office/word/2006/wordml" xmlns:wp14="http://schemas.microsoft.com/office/word/2010/wordprocessingDrawing" xmlns:wp="http://schemas.openxmlformats.org/drawingml/2006/wordprocessingDrawing" xmlns:wpc="http://schemas.microsoft.com/office/word/2010/wordprocessingCanvas" xmlns:wpg="http://schemas.microsoft.com/office/word/2010/wordprocessingGroup" xmlns:wpi="http://schemas.microsoft.com/office/word/2010/wordprocessingInk" xmlns:wps="http://schemas.microsoft.com/office/word/2010/wordprocessingShape" mc:Ignorable="w14 wp14">
   <w:p>
     <w:pPr>
       <w:pStyle w:val="Header"/>
@@ -2258,7 +2430,7 @@
     </w:pPr>
     <w:r>
       <w:rPr>
-        <w:rFonts w:ascii="Times New Roman" w:hAnsi="Times New Roman"/>
+        <w:rFonts w:ascii="Times New Roman" w:hAnsi="Times New Roman" w:eastAsia="黑体"/>
         <w:sz w:val="18"/>
         <w:rFonts w:eastAsia="黑体"/>
         <w:rFonts w:eastAsia="黑体"/>
@@ -2270,7 +2442,7 @@
 </file>
 
 <file path=word/numbering.xml><?xml version="1.0" encoding="utf-8"?>
-<w:numbering xmlns:m="http://schemas.openxmlformats.org/officeDocument/2006/math" xmlns:mc="http://schemas.openxmlformats.org/markup-compatibility/2006" xmlns:mo="http://schemas.microsoft.com/office/mac/office/2008/main" xmlns:mv="urn:schemas-microsoft-com:mac:vml" xmlns:o="urn:schemas-microsoft-com:office:office" xmlns:r="http://schemas.openxmlformats.org/officeDocument/2006/relationships" xmlns:v="urn:schemas-microsoft-com:vml" xmlns:w="http://schemas.openxmlformats.org/wordprocessingml/2006/main" xmlns:w10="urn:schemas-microsoft-com:office:word" xmlns:w14="http://schemas.microsoft.com/office/word/2010/wordml" xmlns:wne="http://schemas.microsoft.com/office/word/2006/wordml" xmlns:wp="http://schemas.openxmlformats.org/drawingml/2006/wordprocessingDrawing" xmlns:wp14="http://schemas.microsoft.com/office/word/2010/wordprocessingDrawing" xmlns:wpc="http://schemas.microsoft.com/office/word/2010/wordprocessingCanvas" xmlns:wpg="http://schemas.microsoft.com/office/word/2010/wordprocessingGroup" xmlns:wpi="http://schemas.microsoft.com/office/word/2010/wordprocessingInk" xmlns:wps="http://schemas.microsoft.com/office/word/2010/wordprocessingShape" mc:Ignorable="w14 wp14">
+<w:numbering xmlns:mc="http://schemas.openxmlformats.org/markup-compatibility/2006" xmlns:w="http://schemas.openxmlformats.org/wordprocessingml/2006/main" xmlns:m="http://schemas.openxmlformats.org/officeDocument/2006/math" xmlns:mo="http://schemas.microsoft.com/office/mac/office/2008/main" xmlns:mv="urn:schemas-microsoft-com:mac:vml" xmlns:o="urn:schemas-microsoft-com:office:office" xmlns:r="http://schemas.openxmlformats.org/officeDocument/2006/relationships" xmlns:v="urn:schemas-microsoft-com:vml" xmlns:w10="urn:schemas-microsoft-com:office:word" xmlns:w14="http://schemas.microsoft.com/office/word/2010/wordml" xmlns:wne="http://schemas.microsoft.com/office/word/2006/wordml" xmlns:wp="http://schemas.openxmlformats.org/drawingml/2006/wordprocessingDrawing" xmlns:wp14="http://schemas.microsoft.com/office/word/2010/wordprocessingDrawing" xmlns:wpc="http://schemas.microsoft.com/office/word/2010/wordprocessingCanvas" xmlns:wpg="http://schemas.microsoft.com/office/word/2010/wordprocessingGroup" xmlns:wpi="http://schemas.microsoft.com/office/word/2010/wordprocessingInk" xmlns:wps="http://schemas.microsoft.com/office/word/2010/wordprocessingShape" mc:Ignorable="w14 wp14">
   <w:abstractNum w:abstractNumId="0">
     <w:nsid w:val="FFFFFF7C"/>
     <w:multiLevelType w:val="singleLevel"/>
@@ -2357,7 +2529,7 @@
         <w:ind w:hanging="360" w:left="1440"/>
       </w:pPr>
       <w:rPr>
-        <w:rFonts w:ascii="Symbol" w:hAnsi="Symbol" w:hint="default"/>
+        <w:rFonts w:ascii="Symbol" w:hAnsi="Symbol" w:hint="default" w:eastAsia="黑体"/>
       </w:rPr>
     </w:lvl>
   </w:abstractNum>
@@ -2378,7 +2550,7 @@
         <w:ind w:hanging="360" w:left="1080"/>
       </w:pPr>
       <w:rPr>
-        <w:rFonts w:ascii="Symbol" w:hAnsi="Symbol" w:hint="default"/>
+        <w:rFonts w:ascii="Symbol" w:hAnsi="Symbol" w:hint="default" w:eastAsia="黑体"/>
       </w:rPr>
     </w:lvl>
   </w:abstractNum>
@@ -2399,7 +2571,7 @@
         <w:ind w:hanging="360" w:left="720"/>
       </w:pPr>
       <w:rPr>
-        <w:rFonts w:ascii="Symbol" w:hAnsi="Symbol" w:hint="default"/>
+        <w:rFonts w:ascii="Symbol" w:hAnsi="Symbol" w:hint="default" w:eastAsia="黑体"/>
       </w:rPr>
     </w:lvl>
   </w:abstractNum>
@@ -2438,7 +2610,7 @@
         <w:ind w:hanging="360" w:left="360"/>
       </w:pPr>
       <w:rPr>
-        <w:rFonts w:ascii="Symbol" w:hAnsi="Symbol" w:hint="default"/>
+        <w:rFonts w:ascii="Symbol" w:hAnsi="Symbol" w:hint="default" w:eastAsia="黑体"/>
       </w:rPr>
     </w:lvl>
   </w:abstractNum>
@@ -2529,7 +2701,7 @@
         <w:ind w:left="720" w:hanging="360"/>
       </w:pPr>
       <w:rPr>
-        <w:rFonts w:ascii="Symbol" w:hAnsi="Symbol" w:cs="Symbol" w:hint="default"/>
+        <w:rFonts w:ascii="Symbol" w:hAnsi="Symbol" w:cs="Symbol" w:hint="default" w:eastAsia="黑体"/>
       </w:rPr>
     </w:lvl>
     <w:lvl w:ilvl="1">
@@ -2540,7 +2712,7 @@
         <w:ind w:left="1440" w:hanging="360"/>
       </w:pPr>
       <w:rPr>
-        <w:rFonts w:ascii="Courier New" w:hAnsi="Courier New" w:cs="Courier New" w:hint="default"/>
+        <w:rFonts w:ascii="Courier New" w:hAnsi="Courier New" w:cs="Courier New" w:hint="default" w:eastAsia="黑体"/>
       </w:rPr>
     </w:lvl>
     <w:lvl w:ilvl="2">
@@ -2551,7 +2723,7 @@
         <w:ind w:left="2160" w:hanging="360"/>
       </w:pPr>
       <w:rPr>
-        <w:rFonts w:ascii="Wingdings" w:hAnsi="Wingdings" w:cs="Wingdings" w:hint="default"/>
+        <w:rFonts w:ascii="Wingdings" w:hAnsi="Wingdings" w:cs="Wingdings" w:hint="default" w:eastAsia="黑体"/>
       </w:rPr>
     </w:lvl>
     <w:lvl w:ilvl="3">
@@ -2562,7 +2734,7 @@
         <w:ind w:left="2880" w:hanging="360"/>
       </w:pPr>
       <w:rPr>
-        <w:rFonts w:ascii="Symbol" w:hAnsi="Symbol" w:cs="Symbol" w:hint="default"/>
+        <w:rFonts w:ascii="Symbol" w:hAnsi="Symbol" w:cs="Symbol" w:hint="default" w:eastAsia="黑体"/>
       </w:rPr>
     </w:lvl>
     <w:lvl w:ilvl="4">
@@ -2573,7 +2745,7 @@
         <w:ind w:left="3600" w:hanging="360"/>
       </w:pPr>
       <w:rPr>
-        <w:rFonts w:ascii="Courier New" w:hAnsi="Courier New" w:cs="Courier New" w:hint="default"/>
+        <w:rFonts w:ascii="Courier New" w:hAnsi="Courier New" w:cs="Courier New" w:hint="default" w:eastAsia="黑体"/>
       </w:rPr>
     </w:lvl>
     <w:lvl w:ilvl="5">
@@ -2584,7 +2756,7 @@
         <w:ind w:left="4320" w:hanging="360"/>
       </w:pPr>
       <w:rPr>
-        <w:rFonts w:ascii="Wingdings" w:hAnsi="Wingdings" w:cs="Wingdings" w:hint="default"/>
+        <w:rFonts w:ascii="Wingdings" w:hAnsi="Wingdings" w:cs="Wingdings" w:hint="default" w:eastAsia="黑体"/>
       </w:rPr>
     </w:lvl>
     <w:lvl w:ilvl="6">
@@ -2595,7 +2767,7 @@
         <w:ind w:left="5040" w:hanging="360"/>
       </w:pPr>
       <w:rPr>
-        <w:rFonts w:ascii="Symbol" w:hAnsi="Symbol" w:cs="Symbol" w:hint="default"/>
+        <w:rFonts w:ascii="Symbol" w:hAnsi="Symbol" w:cs="Symbol" w:hint="default" w:eastAsia="黑体"/>
       </w:rPr>
     </w:lvl>
     <w:lvl w:ilvl="7">
@@ -2606,7 +2778,7 @@
         <w:ind w:left="5760" w:hanging="360"/>
       </w:pPr>
       <w:rPr>
-        <w:rFonts w:ascii="Courier New" w:hAnsi="Courier New" w:cs="Courier New" w:hint="default"/>
+        <w:rFonts w:ascii="Courier New" w:hAnsi="Courier New" w:cs="Courier New" w:hint="default" w:eastAsia="黑体"/>
       </w:rPr>
     </w:lvl>
     <w:lvl w:ilvl="8">
@@ -2617,7 +2789,7 @@
         <w:ind w:left="6480" w:hanging="360"/>
       </w:pPr>
       <w:rPr>
-        <w:rFonts w:ascii="Wingdings" w:hAnsi="Wingdings" w:cs="Wingdings" w:hint="default"/>
+        <w:rFonts w:ascii="Wingdings" w:hAnsi="Wingdings" w:cs="Wingdings" w:hint="default" w:eastAsia="黑体"/>
       </w:rPr>
     </w:lvl>
   </w:abstractNum>
@@ -2673,11 +2845,11 @@
 </file>
 
 <file path=word/styles.xml><?xml version="1.0" encoding="utf-8"?>
-<w:styles xmlns:mc="http://schemas.openxmlformats.org/markup-compatibility/2006" xmlns:r="http://schemas.openxmlformats.org/officeDocument/2006/relationships" xmlns:w="http://schemas.openxmlformats.org/wordprocessingml/2006/main" xmlns:w14="http://schemas.microsoft.com/office/word/2010/wordml" mc:Ignorable="w14">
+<w:styles xmlns:mc="http://schemas.openxmlformats.org/markup-compatibility/2006" xmlns:w="http://schemas.openxmlformats.org/wordprocessingml/2006/main" xmlns:r="http://schemas.openxmlformats.org/officeDocument/2006/relationships" xmlns:w14="http://schemas.microsoft.com/office/word/2010/wordml" mc:Ignorable="w14">
   <w:docDefaults>
     <w:rPrDefault>
       <w:rPr>
-        <w:rFonts w:asciiTheme="minorHAnsi" w:cstheme="minorBidi" w:eastAsiaTheme="minorEastAsia" w:hAnsiTheme="minorHAnsi"/>
+        <w:rFonts w:asciiTheme="minorHAnsi" w:cstheme="minorBidi" w:hAnsiTheme="minorHAnsi" w:eastAsia="黑体"/>
         <w:sz w:val="22"/>
         <w:szCs w:val="22"/>
         <w:lang w:bidi="ar-SA" w:eastAsia="en-US" w:val="en-US"/>
@@ -2899,7 +3071,7 @@
       <w:outlineLvl w:val="0"/>
     </w:pPr>
     <w:rPr>
-      <w:rFonts w:ascii="Times New Roman" w:asciiTheme="majorHAnsi" w:cstheme="majorBidi" w:eastAsia="黑体" w:eastAsiaTheme="majorEastAsia" w:hAnsi="Times New Roman" w:hAnsiTheme="majorHAnsi"/>
+      <w:rFonts w:ascii="Times New Roman" w:asciiTheme="majorHAnsi" w:cstheme="majorBidi" w:eastAsia="黑体" w:hAnsi="Times New Roman" w:hAnsiTheme="majorHAnsi"/>
       <w:b/>
       <w:bCs/>
       <w:color w:val="1F3864"/>
@@ -2923,7 +3095,7 @@
       <w:outlineLvl w:val="1"/>
     </w:pPr>
     <w:rPr>
-      <w:rFonts w:ascii="Times New Roman" w:asciiTheme="majorHAnsi" w:cstheme="majorBidi" w:eastAsia="黑体" w:eastAsiaTheme="majorEastAsia" w:hAnsi="Times New Roman" w:hAnsiTheme="majorHAnsi"/>
+      <w:rFonts w:ascii="Times New Roman" w:asciiTheme="majorHAnsi" w:cstheme="majorBidi" w:eastAsia="黑体" w:hAnsi="Times New Roman" w:hAnsiTheme="majorHAnsi"/>
       <w:b/>
       <w:bCs/>
       <w:color w:val="2E4E7E"/>
@@ -2947,7 +3119,7 @@
       <w:outlineLvl w:val="2"/>
     </w:pPr>
     <w:rPr>
-      <w:rFonts w:ascii="Times New Roman" w:asciiTheme="majorHAnsi" w:cstheme="majorBidi" w:eastAsia="黑体" w:eastAsiaTheme="majorEastAsia" w:hAnsi="Times New Roman" w:hAnsiTheme="majorHAnsi"/>
+      <w:rFonts w:ascii="Times New Roman" w:asciiTheme="majorHAnsi" w:cstheme="majorBidi" w:eastAsia="黑体" w:hAnsi="Times New Roman" w:hAnsiTheme="majorHAnsi"/>
       <w:b/>
       <w:bCs/>
       <w:color w:val="2E4E7E"/>
@@ -2971,7 +3143,7 @@
       <w:outlineLvl w:val="3"/>
     </w:pPr>
     <w:rPr>
-      <w:rFonts w:ascii="Times New Roman" w:asciiTheme="majorHAnsi" w:cstheme="majorBidi" w:eastAsia="黑体" w:eastAsiaTheme="majorEastAsia" w:hAnsi="Times New Roman" w:hAnsiTheme="majorHAnsi"/>
+      <w:rFonts w:ascii="Times New Roman" w:asciiTheme="majorHAnsi" w:cstheme="majorBidi" w:eastAsia="黑体" w:hAnsi="Times New Roman" w:hAnsiTheme="majorHAnsi"/>
       <w:b/>
       <w:bCs/>
       <w:i/>
@@ -2997,7 +3169,7 @@
       <w:outlineLvl w:val="4"/>
     </w:pPr>
     <w:rPr>
-      <w:rFonts w:ascii="Times New Roman" w:asciiTheme="majorHAnsi" w:cstheme="majorBidi" w:eastAsia="黑体" w:eastAsiaTheme="majorEastAsia" w:hAnsi="Times New Roman" w:hAnsiTheme="majorHAnsi"/>
+      <w:rFonts w:ascii="Times New Roman" w:asciiTheme="majorHAnsi" w:cstheme="majorBidi" w:eastAsia="黑体" w:hAnsi="Times New Roman" w:hAnsiTheme="majorHAnsi"/>
       <w:b/>
       <w:color w:val="333333"/>
       <w:sz w:val="22"/>
@@ -3020,7 +3192,7 @@
       <w:outlineLvl w:val="5"/>
     </w:pPr>
     <w:rPr>
-      <w:rFonts w:asciiTheme="majorHAnsi" w:cstheme="majorBidi" w:eastAsiaTheme="majorEastAsia" w:hAnsiTheme="majorHAnsi"/>
+      <w:rFonts w:asciiTheme="majorHAnsi" w:cstheme="majorBidi" w:hAnsiTheme="majorHAnsi" w:eastAsia="黑体"/>
       <w:i/>
       <w:iCs/>
       <w:color w:themeColor="accent1" w:themeShade="7F" w:val="243F60"/>
@@ -3043,7 +3215,7 @@
       <w:outlineLvl w:val="6"/>
     </w:pPr>
     <w:rPr>
-      <w:rFonts w:asciiTheme="majorHAnsi" w:cstheme="majorBidi" w:eastAsiaTheme="majorEastAsia" w:hAnsiTheme="majorHAnsi"/>
+      <w:rFonts w:asciiTheme="majorHAnsi" w:cstheme="majorBidi" w:hAnsiTheme="majorHAnsi" w:eastAsia="黑体"/>
       <w:i/>
       <w:iCs/>
       <w:color w:themeColor="text1" w:themeTint="BF" w:val="404040"/>
@@ -3066,7 +3238,7 @@
       <w:outlineLvl w:val="7"/>
     </w:pPr>
     <w:rPr>
-      <w:rFonts w:asciiTheme="majorHAnsi" w:cstheme="majorBidi" w:eastAsiaTheme="majorEastAsia" w:hAnsiTheme="majorHAnsi"/>
+      <w:rFonts w:asciiTheme="majorHAnsi" w:cstheme="majorBidi" w:hAnsiTheme="majorHAnsi" w:eastAsia="黑体"/>
       <w:color w:themeColor="accent1" w:val="4F81BD"/>
       <w:sz w:val="20"/>
       <w:szCs w:val="20"/>
@@ -3089,7 +3261,7 @@
       <w:outlineLvl w:val="8"/>
     </w:pPr>
     <w:rPr>
-      <w:rFonts w:asciiTheme="majorHAnsi" w:cstheme="majorBidi" w:eastAsiaTheme="majorEastAsia" w:hAnsiTheme="majorHAnsi"/>
+      <w:rFonts w:asciiTheme="majorHAnsi" w:cstheme="majorBidi" w:hAnsiTheme="majorHAnsi" w:eastAsia="黑体"/>
       <w:i/>
       <w:iCs/>
       <w:color w:themeColor="text1" w:themeTint="BF" w:val="404040"/>
@@ -3140,7 +3312,7 @@
     <w:uiPriority w:val="9"/>
     <w:rsid w:val="00FC693F"/>
     <w:rPr>
-      <w:rFonts w:asciiTheme="majorHAnsi" w:cstheme="majorBidi" w:eastAsiaTheme="majorEastAsia" w:hAnsiTheme="majorHAnsi"/>
+      <w:rFonts w:asciiTheme="majorHAnsi" w:cstheme="majorBidi" w:hAnsiTheme="majorHAnsi" w:eastAsia="黑体"/>
       <w:b/>
       <w:bCs/>
       <w:color w:themeColor="accent1" w:themeShade="BF" w:val="365F91"/>
@@ -3155,7 +3327,7 @@
     <w:uiPriority w:val="9"/>
     <w:rsid w:val="00FC693F"/>
     <w:rPr>
-      <w:rFonts w:asciiTheme="majorHAnsi" w:cstheme="majorBidi" w:eastAsiaTheme="majorEastAsia" w:hAnsiTheme="majorHAnsi"/>
+      <w:rFonts w:asciiTheme="majorHAnsi" w:cstheme="majorBidi" w:hAnsiTheme="majorHAnsi" w:eastAsia="黑体"/>
       <w:b/>
       <w:bCs/>
       <w:color w:themeColor="accent1" w:val="4F81BD"/>
@@ -3170,7 +3342,7 @@
     <w:uiPriority w:val="9"/>
     <w:rsid w:val="00FC693F"/>
     <w:rPr>
-      <w:rFonts w:asciiTheme="majorHAnsi" w:cstheme="majorBidi" w:eastAsiaTheme="majorEastAsia" w:hAnsiTheme="majorHAnsi"/>
+      <w:rFonts w:asciiTheme="majorHAnsi" w:cstheme="majorBidi" w:hAnsiTheme="majorHAnsi" w:eastAsia="黑体"/>
       <w:b/>
       <w:bCs/>
       <w:color w:themeColor="accent1" w:val="4F81BD"/>
@@ -3193,7 +3365,7 @@
       <w:contextualSpacing/>
     </w:pPr>
     <w:rPr>
-      <w:rFonts w:ascii="Times New Roman" w:asciiTheme="majorHAnsi" w:cstheme="majorBidi" w:eastAsia="黑体" w:eastAsiaTheme="majorEastAsia" w:hAnsi="Times New Roman" w:hAnsiTheme="majorHAnsi"/>
+      <w:rFonts w:ascii="Times New Roman" w:asciiTheme="majorHAnsi" w:cstheme="majorBidi" w:eastAsia="黑体" w:hAnsi="Times New Roman" w:hAnsiTheme="majorHAnsi"/>
       <w:b/>
       <w:color w:val="1F3864"/>
       <w:spacing w:val="5"/>
@@ -3209,7 +3381,7 @@
     <w:uiPriority w:val="10"/>
     <w:rsid w:val="00FC693F"/>
     <w:rPr>
-      <w:rFonts w:asciiTheme="majorHAnsi" w:cstheme="majorBidi" w:eastAsiaTheme="majorEastAsia" w:hAnsiTheme="majorHAnsi"/>
+      <w:rFonts w:asciiTheme="majorHAnsi" w:cstheme="majorBidi" w:hAnsiTheme="majorHAnsi" w:eastAsia="黑体"/>
       <w:color w:themeColor="text2" w:themeShade="BF" w:val="17365D"/>
       <w:spacing w:val="5"/>
       <w:kern w:val="28"/>
@@ -3231,7 +3403,7 @@
       </w:numPr>
     </w:pPr>
     <w:rPr>
-      <w:rFonts w:asciiTheme="majorHAnsi" w:cstheme="majorBidi" w:eastAsiaTheme="majorEastAsia" w:hAnsiTheme="majorHAnsi"/>
+      <w:rFonts w:asciiTheme="majorHAnsi" w:cstheme="majorBidi" w:hAnsiTheme="majorHAnsi" w:eastAsia="黑体"/>
       <w:i/>
       <w:iCs/>
       <w:color w:themeColor="accent1" w:val="4F81BD"/>
@@ -3247,7 +3419,7 @@
     <w:uiPriority w:val="11"/>
     <w:rsid w:val="00FC693F"/>
     <w:rPr>
-      <w:rFonts w:asciiTheme="majorHAnsi" w:cstheme="majorBidi" w:eastAsiaTheme="majorEastAsia" w:hAnsiTheme="majorHAnsi"/>
+      <w:rFonts w:asciiTheme="majorHAnsi" w:cstheme="majorBidi" w:hAnsiTheme="majorHAnsi" w:eastAsia="黑体"/>
       <w:i/>
       <w:iCs/>
       <w:color w:themeColor="accent1" w:val="4F81BD"/>
@@ -3314,6 +3486,7 @@
       <w:spacing w:after="120"/>
     </w:pPr>
     <w:rPr>
+      <w:rFonts w:eastAsia="黑体"/>
       <w:sz w:val="16"/>
       <w:szCs w:val="16"/>
     </w:rPr>
@@ -3325,6 +3498,7 @@
     <w:uiPriority w:val="99"/>
     <w:rsid w:val="00AA1D8D"/>
     <w:rPr>
+      <w:rFonts w:eastAsia="黑体"/>
       <w:sz w:val="16"/>
       <w:szCs w:val="16"/>
     </w:rPr>
@@ -3494,7 +3668,7 @@
       </w:tabs>
     </w:pPr>
     <w:rPr>
-      <w:rFonts w:ascii="Courier" w:hAnsi="Courier"/>
+      <w:rFonts w:ascii="Courier" w:hAnsi="Courier" w:eastAsia="黑体"/>
       <w:sz w:val="20"/>
       <w:szCs w:val="20"/>
     </w:rPr>
@@ -3506,7 +3680,7 @@
     <w:uiPriority w:val="99"/>
     <w:rsid w:val="0029639D"/>
     <w:rPr>
-      <w:rFonts w:ascii="Courier" w:hAnsi="Courier"/>
+      <w:rFonts w:ascii="Courier" w:hAnsi="Courier" w:eastAsia="黑体"/>
       <w:sz w:val="20"/>
       <w:szCs w:val="20"/>
     </w:rPr>
@@ -3542,6 +3716,7 @@
     <w:uiPriority w:val="29"/>
     <w:rsid w:val="00FC693F"/>
     <w:rPr>
+      <w:rFonts w:eastAsia="黑体"/>
       <w:i/>
       <w:iCs/>
       <w:color w:themeColor="text1" w:val="000000"/>
@@ -3555,7 +3730,7 @@
     <w:semiHidden/>
     <w:rsid w:val="00FC693F"/>
     <w:rPr>
-      <w:rFonts w:asciiTheme="majorHAnsi" w:cstheme="majorBidi" w:eastAsiaTheme="majorEastAsia" w:hAnsiTheme="majorHAnsi"/>
+      <w:rFonts w:asciiTheme="majorHAnsi" w:cstheme="majorBidi" w:hAnsiTheme="majorHAnsi" w:eastAsia="黑体"/>
       <w:b/>
       <w:bCs/>
       <w:i/>
@@ -3571,7 +3746,7 @@
     <w:semiHidden/>
     <w:rsid w:val="00FC693F"/>
     <w:rPr>
-      <w:rFonts w:asciiTheme="majorHAnsi" w:cstheme="majorBidi" w:eastAsiaTheme="majorEastAsia" w:hAnsiTheme="majorHAnsi"/>
+      <w:rFonts w:asciiTheme="majorHAnsi" w:cstheme="majorBidi" w:hAnsiTheme="majorHAnsi" w:eastAsia="黑体"/>
       <w:color w:themeColor="accent1" w:themeShade="7F" w:val="243F60"/>
     </w:rPr>
   </w:style>
@@ -3583,7 +3758,7 @@
     <w:semiHidden/>
     <w:rsid w:val="00FC693F"/>
     <w:rPr>
-      <w:rFonts w:asciiTheme="majorHAnsi" w:cstheme="majorBidi" w:eastAsiaTheme="majorEastAsia" w:hAnsiTheme="majorHAnsi"/>
+      <w:rFonts w:asciiTheme="majorHAnsi" w:cstheme="majorBidi" w:hAnsiTheme="majorHAnsi" w:eastAsia="黑体"/>
       <w:i/>
       <w:iCs/>
       <w:color w:themeColor="accent1" w:themeShade="7F" w:val="243F60"/>
@@ -3597,7 +3772,7 @@
     <w:semiHidden/>
     <w:rsid w:val="00FC693F"/>
     <w:rPr>
-      <w:rFonts w:asciiTheme="majorHAnsi" w:cstheme="majorBidi" w:eastAsiaTheme="majorEastAsia" w:hAnsiTheme="majorHAnsi"/>
+      <w:rFonts w:asciiTheme="majorHAnsi" w:cstheme="majorBidi" w:hAnsiTheme="majorHAnsi" w:eastAsia="黑体"/>
       <w:i/>
       <w:iCs/>
       <w:color w:themeColor="text1" w:themeTint="BF" w:val="404040"/>
@@ -3611,7 +3786,7 @@
     <w:semiHidden/>
     <w:rsid w:val="00FC693F"/>
     <w:rPr>
-      <w:rFonts w:asciiTheme="majorHAnsi" w:cstheme="majorBidi" w:eastAsiaTheme="majorEastAsia" w:hAnsiTheme="majorHAnsi"/>
+      <w:rFonts w:asciiTheme="majorHAnsi" w:cstheme="majorBidi" w:hAnsiTheme="majorHAnsi" w:eastAsia="黑体"/>
       <w:color w:themeColor="accent1" w:val="4F81BD"/>
       <w:sz w:val="20"/>
       <w:szCs w:val="20"/>
@@ -3625,7 +3800,7 @@
     <w:semiHidden/>
     <w:rsid w:val="00FC693F"/>
     <w:rPr>
-      <w:rFonts w:asciiTheme="majorHAnsi" w:cstheme="majorBidi" w:eastAsiaTheme="majorEastAsia" w:hAnsiTheme="majorHAnsi"/>
+      <w:rFonts w:asciiTheme="majorHAnsi" w:cstheme="majorBidi" w:hAnsiTheme="majorHAnsi" w:eastAsia="黑体"/>
       <w:i/>
       <w:iCs/>
       <w:color w:themeColor="text1" w:themeTint="BF" w:val="404040"/>
@@ -3646,6 +3821,7 @@
       <w:spacing w:line="240" w:lineRule="auto"/>
     </w:pPr>
     <w:rPr>
+      <w:rFonts w:eastAsia="黑体"/>
       <w:b/>
       <w:bCs/>
       <w:color w:themeColor="accent1" w:val="4F81BD"/>
@@ -3660,6 +3836,7 @@
     <w:qFormat/>
     <w:rsid w:val="00FC693F"/>
     <w:rPr>
+      <w:rFonts w:eastAsia="黑体"/>
       <w:b/>
       <w:bCs/>
     </w:rPr>
@@ -3671,6 +3848,7 @@
     <w:qFormat/>
     <w:rsid w:val="00FC693F"/>
     <w:rPr>
+      <w:rFonts w:eastAsia="黑体"/>
       <w:i/>
       <w:iCs/>
     </w:rPr>
@@ -3691,6 +3869,7 @@
       <w:ind w:left="936" w:right="936"/>
     </w:pPr>
     <w:rPr>
+      <w:rFonts w:eastAsia="黑体"/>
       <w:b/>
       <w:bCs/>
       <w:i/>
@@ -3705,6 +3884,7 @@
     <w:uiPriority w:val="30"/>
     <w:rsid w:val="00FC693F"/>
     <w:rPr>
+      <w:rFonts w:eastAsia="黑体"/>
       <w:b/>
       <w:bCs/>
       <w:i/>
@@ -3719,6 +3899,7 @@
     <w:qFormat/>
     <w:rsid w:val="00FC693F"/>
     <w:rPr>
+      <w:rFonts w:eastAsia="黑体"/>
       <w:i/>
       <w:iCs/>
       <w:color w:themeColor="text1" w:themeTint="7F" w:val="808080"/>
@@ -3731,6 +3912,7 @@
     <w:qFormat/>
     <w:rsid w:val="00FC693F"/>
     <w:rPr>
+      <w:rFonts w:eastAsia="黑体"/>
       <w:b/>
       <w:bCs/>
       <w:i/>
@@ -3745,6 +3927,7 @@
     <w:qFormat/>
     <w:rsid w:val="00FC693F"/>
     <w:rPr>
+      <w:rFonts w:eastAsia="黑体"/>
       <w:smallCaps/>
       <w:color w:themeColor="accent2" w:val="C0504D"/>
       <w:u w:val="single"/>
@@ -3757,6 +3940,7 @@
     <w:qFormat/>
     <w:rsid w:val="00FC693F"/>
     <w:rPr>
+      <w:rFonts w:eastAsia="黑体"/>
       <w:b/>
       <w:bCs/>
       <w:smallCaps/>
@@ -3772,6 +3956,7 @@
     <w:qFormat/>
     <w:rsid w:val="00FC693F"/>
     <w:rPr>
+      <w:rFonts w:eastAsia="黑体"/>
       <w:b/>
       <w:bCs/>
       <w:smallCaps/>
@@ -3826,6 +4011,7 @@
       <w:spacing w:after="0" w:line="240" w:lineRule="auto"/>
     </w:pPr>
     <w:rPr>
+      <w:rFonts w:eastAsia="黑体"/>
       <w:color w:themeColor="text1" w:themeShade="BF" w:val="000000"/>
     </w:rPr>
     <w:tblPr>
@@ -3848,6 +4034,7 @@
         <w:spacing w:after="0" w:before="0" w:line="240" w:lineRule="auto"/>
       </w:pPr>
       <w:rPr>
+        <w:rFonts w:eastAsia="黑体"/>
         <w:b/>
         <w:bCs/>
       </w:rPr>
@@ -3868,6 +4055,7 @@
         <w:spacing w:after="0" w:before="0" w:line="240" w:lineRule="auto"/>
       </w:pPr>
       <w:rPr>
+        <w:rFonts w:eastAsia="黑体"/>
         <w:b/>
         <w:bCs/>
       </w:rPr>
@@ -3885,12 +4073,14 @@
     </w:tblStylePr>
     <w:tblStylePr w:type="firstCol">
       <w:rPr>
+        <w:rFonts w:eastAsia="黑体"/>
         <w:b/>
         <w:bCs/>
       </w:rPr>
     </w:tblStylePr>
     <w:tblStylePr w:type="lastCol">
       <w:rPr>
+        <w:rFonts w:eastAsia="黑体"/>
         <w:b/>
         <w:bCs/>
       </w:rPr>
@@ -3929,6 +4119,7 @@
       <w:spacing w:after="0" w:line="240" w:lineRule="auto"/>
     </w:pPr>
     <w:rPr>
+      <w:rFonts w:eastAsia="黑体"/>
       <w:color w:themeColor="accent1" w:themeShade="BF" w:val="365F91"/>
     </w:rPr>
     <w:tblPr>
@@ -3951,6 +4142,7 @@
         <w:spacing w:after="0" w:before="0" w:line="240" w:lineRule="auto"/>
       </w:pPr>
       <w:rPr>
+        <w:rFonts w:eastAsia="黑体"/>
         <w:b/>
         <w:bCs/>
       </w:rPr>
@@ -3971,6 +4163,7 @@
         <w:spacing w:after="0" w:before="0" w:line="240" w:lineRule="auto"/>
       </w:pPr>
       <w:rPr>
+        <w:rFonts w:eastAsia="黑体"/>
         <w:b/>
         <w:bCs/>
       </w:rPr>
@@ -3988,12 +4181,14 @@
     </w:tblStylePr>
     <w:tblStylePr w:type="firstCol">
       <w:rPr>
+        <w:rFonts w:eastAsia="黑体"/>
         <w:b/>
         <w:bCs/>
       </w:rPr>
     </w:tblStylePr>
     <w:tblStylePr w:type="lastCol">
       <w:rPr>
+        <w:rFonts w:eastAsia="黑体"/>
         <w:b/>
         <w:bCs/>
       </w:rPr>
@@ -4032,6 +4227,7 @@
       <w:spacing w:after="0" w:line="240" w:lineRule="auto"/>
     </w:pPr>
     <w:rPr>
+      <w:rFonts w:eastAsia="黑体"/>
       <w:color w:themeColor="accent2" w:themeShade="BF" w:val="943634"/>
     </w:rPr>
     <w:tblPr>
@@ -4054,6 +4250,7 @@
         <w:spacing w:after="0" w:before="0" w:line="240" w:lineRule="auto"/>
       </w:pPr>
       <w:rPr>
+        <w:rFonts w:eastAsia="黑体"/>
         <w:b/>
         <w:bCs/>
       </w:rPr>
@@ -4074,6 +4271,7 @@
         <w:spacing w:after="0" w:before="0" w:line="240" w:lineRule="auto"/>
       </w:pPr>
       <w:rPr>
+        <w:rFonts w:eastAsia="黑体"/>
         <w:b/>
         <w:bCs/>
       </w:rPr>
@@ -4091,12 +4289,14 @@
     </w:tblStylePr>
     <w:tblStylePr w:type="firstCol">
       <w:rPr>
+        <w:rFonts w:eastAsia="黑体"/>
         <w:b/>
         <w:bCs/>
       </w:rPr>
     </w:tblStylePr>
     <w:tblStylePr w:type="lastCol">
       <w:rPr>
+        <w:rFonts w:eastAsia="黑体"/>
         <w:b/>
         <w:bCs/>
       </w:rPr>
@@ -4135,6 +4335,7 @@
       <w:spacing w:after="0" w:line="240" w:lineRule="auto"/>
     </w:pPr>
     <w:rPr>
+      <w:rFonts w:eastAsia="黑体"/>
       <w:color w:themeColor="accent3" w:themeShade="BF" w:val="76923C"/>
     </w:rPr>
     <w:tblPr>
@@ -4157,6 +4358,7 @@
         <w:spacing w:after="0" w:before="0" w:line="240" w:lineRule="auto"/>
       </w:pPr>
       <w:rPr>
+        <w:rFonts w:eastAsia="黑体"/>
         <w:b/>
         <w:bCs/>
       </w:rPr>
@@ -4177,6 +4379,7 @@
         <w:spacing w:after="0" w:before="0" w:line="240" w:lineRule="auto"/>
       </w:pPr>
       <w:rPr>
+        <w:rFonts w:eastAsia="黑体"/>
         <w:b/>
         <w:bCs/>
       </w:rPr>
@@ -4194,12 +4397,14 @@
     </w:tblStylePr>
     <w:tblStylePr w:type="firstCol">
       <w:rPr>
+        <w:rFonts w:eastAsia="黑体"/>
         <w:b/>
         <w:bCs/>
       </w:rPr>
     </w:tblStylePr>
     <w:tblStylePr w:type="lastCol">
       <w:rPr>
+        <w:rFonts w:eastAsia="黑体"/>
         <w:b/>
         <w:bCs/>
       </w:rPr>
@@ -4238,6 +4443,7 @@
       <w:spacing w:after="0" w:line="240" w:lineRule="auto"/>
     </w:pPr>
     <w:rPr>
+      <w:rFonts w:eastAsia="黑体"/>
       <w:color w:themeColor="accent4" w:themeShade="BF" w:val="5F497A"/>
     </w:rPr>
     <w:tblPr>
@@ -4260,6 +4466,7 @@
         <w:spacing w:after="0" w:before="0" w:line="240" w:lineRule="auto"/>
       </w:pPr>
       <w:rPr>
+        <w:rFonts w:eastAsia="黑体"/>
         <w:b/>
         <w:bCs/>
       </w:rPr>
@@ -4280,6 +4487,7 @@
         <w:spacing w:after="0" w:before="0" w:line="240" w:lineRule="auto"/>
       </w:pPr>
       <w:rPr>
+        <w:rFonts w:eastAsia="黑体"/>
         <w:b/>
         <w:bCs/>
       </w:rPr>
@@ -4297,12 +4505,14 @@
     </w:tblStylePr>
     <w:tblStylePr w:type="firstCol">
       <w:rPr>
+        <w:rFonts w:eastAsia="黑体"/>
         <w:b/>
         <w:bCs/>
       </w:rPr>
     </w:tblStylePr>
     <w:tblStylePr w:type="lastCol">
       <w:rPr>
+        <w:rFonts w:eastAsia="黑体"/>
         <w:b/>
         <w:bCs/>
       </w:rPr>
@@ -4341,6 +4551,7 @@
       <w:spacing w:after="0" w:line="240" w:lineRule="auto"/>
     </w:pPr>
     <w:rPr>
+      <w:rFonts w:eastAsia="黑体"/>
       <w:color w:themeColor="accent5" w:themeShade="BF" w:val="31849B"/>
     </w:rPr>
     <w:tblPr>
@@ -4363,6 +4574,7 @@
         <w:spacing w:after="0" w:before="0" w:line="240" w:lineRule="auto"/>
       </w:pPr>
       <w:rPr>
+        <w:rFonts w:eastAsia="黑体"/>
         <w:b/>
         <w:bCs/>
       </w:rPr>
@@ -4383,6 +4595,7 @@
         <w:spacing w:after="0" w:before="0" w:line="240" w:lineRule="auto"/>
       </w:pPr>
       <w:rPr>
+        <w:rFonts w:eastAsia="黑体"/>
         <w:b/>
         <w:bCs/>
       </w:rPr>
@@ -4400,12 +4613,14 @@
     </w:tblStylePr>
     <w:tblStylePr w:type="firstCol">
       <w:rPr>
+        <w:rFonts w:eastAsia="黑体"/>
         <w:b/>
         <w:bCs/>
       </w:rPr>
     </w:tblStylePr>
     <w:tblStylePr w:type="lastCol">
       <w:rPr>
+        <w:rFonts w:eastAsia="黑体"/>
         <w:b/>
         <w:bCs/>
       </w:rPr>
@@ -4444,6 +4659,7 @@
       <w:spacing w:after="0" w:line="240" w:lineRule="auto"/>
     </w:pPr>
     <w:rPr>
+      <w:rFonts w:eastAsia="黑体"/>
       <w:color w:themeColor="accent6" w:themeShade="BF" w:val="E36C0A"/>
     </w:rPr>
     <w:tblPr>
@@ -4466,6 +4682,7 @@
         <w:spacing w:after="0" w:before="0" w:line="240" w:lineRule="auto"/>
       </w:pPr>
       <w:rPr>
+        <w:rFonts w:eastAsia="黑体"/>
         <w:b/>
         <w:bCs/>
       </w:rPr>
@@ -4486,6 +4703,7 @@
         <w:spacing w:after="0" w:before="0" w:line="240" w:lineRule="auto"/>
       </w:pPr>
       <w:rPr>
+        <w:rFonts w:eastAsia="黑体"/>
         <w:b/>
         <w:bCs/>
       </w:rPr>
@@ -4503,12 +4721,14 @@
     </w:tblStylePr>
     <w:tblStylePr w:type="firstCol">
       <w:rPr>
+        <w:rFonts w:eastAsia="黑体"/>
         <w:b/>
         <w:bCs/>
       </w:rPr>
     </w:tblStylePr>
     <w:tblStylePr w:type="lastCol">
       <w:rPr>
+        <w:rFonts w:eastAsia="黑体"/>
         <w:b/>
         <w:bCs/>
       </w:rPr>
@@ -4568,6 +4788,7 @@
         <w:spacing w:after="0" w:before="0" w:line="240" w:lineRule="auto"/>
       </w:pPr>
       <w:rPr>
+        <w:rFonts w:eastAsia="黑体"/>
         <w:b/>
         <w:bCs/>
         <w:color w:themeColor="background1" w:val="FFFFFF"/>
@@ -4582,6 +4803,7 @@
         <w:spacing w:after="0" w:before="0" w:line="240" w:lineRule="auto"/>
       </w:pPr>
       <w:rPr>
+        <w:rFonts w:eastAsia="黑体"/>
         <w:b/>
         <w:bCs/>
       </w:rPr>
@@ -4597,12 +4819,14 @@
     </w:tblStylePr>
     <w:tblStylePr w:type="firstCol">
       <w:rPr>
+        <w:rFonts w:eastAsia="黑体"/>
         <w:b/>
         <w:bCs/>
       </w:rPr>
     </w:tblStylePr>
     <w:tblStylePr w:type="lastCol">
       <w:rPr>
+        <w:rFonts w:eastAsia="黑体"/>
         <w:b/>
         <w:bCs/>
       </w:rPr>
@@ -4660,6 +4884,7 @@
         <w:spacing w:after="0" w:before="0" w:line="240" w:lineRule="auto"/>
       </w:pPr>
       <w:rPr>
+        <w:rFonts w:eastAsia="黑体"/>
         <w:b/>
         <w:bCs/>
         <w:color w:themeColor="background1" w:val="FFFFFF"/>
@@ -4674,6 +4899,7 @@
         <w:spacing w:after="0" w:before="0" w:line="240" w:lineRule="auto"/>
       </w:pPr>
       <w:rPr>
+        <w:rFonts w:eastAsia="黑体"/>
         <w:b/>
         <w:bCs/>
       </w:rPr>
@@ -4689,12 +4915,14 @@
     </w:tblStylePr>
     <w:tblStylePr w:type="firstCol">
       <w:rPr>
+        <w:rFonts w:eastAsia="黑体"/>
         <w:b/>
         <w:bCs/>
       </w:rPr>
     </w:tblStylePr>
     <w:tblStylePr w:type="lastCol">
       <w:rPr>
+        <w:rFonts w:eastAsia="黑体"/>
         <w:b/>
         <w:bCs/>
       </w:rPr>
@@ -4752,6 +4980,7 @@
         <w:spacing w:after="0" w:before="0" w:line="240" w:lineRule="auto"/>
       </w:pPr>
       <w:rPr>
+        <w:rFonts w:eastAsia="黑体"/>
         <w:b/>
         <w:bCs/>
         <w:color w:themeColor="background1" w:val="FFFFFF"/>
@@ -4766,6 +4995,7 @@
         <w:spacing w:after="0" w:before="0" w:line="240" w:lineRule="auto"/>
       </w:pPr>
       <w:rPr>
+        <w:rFonts w:eastAsia="黑体"/>
         <w:b/>
         <w:bCs/>
       </w:rPr>
@@ -4781,12 +5011,14 @@
     </w:tblStylePr>
     <w:tblStylePr w:type="firstCol">
       <w:rPr>
+        <w:rFonts w:eastAsia="黑体"/>
         <w:b/>
         <w:bCs/>
       </w:rPr>
     </w:tblStylePr>
     <w:tblStylePr w:type="lastCol">
       <w:rPr>
+        <w:rFonts w:eastAsia="黑体"/>
         <w:b/>
         <w:bCs/>
       </w:rPr>
@@ -4844,6 +5076,7 @@
         <w:spacing w:after="0" w:before="0" w:line="240" w:lineRule="auto"/>
       </w:pPr>
       <w:rPr>
+        <w:rFonts w:eastAsia="黑体"/>
         <w:b/>
         <w:bCs/>
         <w:color w:themeColor="background1" w:val="FFFFFF"/>
@@ -4858,6 +5091,7 @@
         <w:spacing w:after="0" w:before="0" w:line="240" w:lineRule="auto"/>
       </w:pPr>
       <w:rPr>
+        <w:rFonts w:eastAsia="黑体"/>
         <w:b/>
         <w:bCs/>
       </w:rPr>
@@ -4873,12 +5107,14 @@
     </w:tblStylePr>
     <w:tblStylePr w:type="firstCol">
       <w:rPr>
+        <w:rFonts w:eastAsia="黑体"/>
         <w:b/>
         <w:bCs/>
       </w:rPr>
     </w:tblStylePr>
     <w:tblStylePr w:type="lastCol">
       <w:rPr>
+        <w:rFonts w:eastAsia="黑体"/>
         <w:b/>
         <w:bCs/>
       </w:rPr>
@@ -4936,6 +5172,7 @@
         <w:spacing w:after="0" w:before="0" w:line="240" w:lineRule="auto"/>
       </w:pPr>
       <w:rPr>
+        <w:rFonts w:eastAsia="黑体"/>
         <w:b/>
         <w:bCs/>
         <w:color w:themeColor="background1" w:val="FFFFFF"/>
@@ -4950,6 +5187,7 @@
         <w:spacing w:after="0" w:before="0" w:line="240" w:lineRule="auto"/>
       </w:pPr>
       <w:rPr>
+        <w:rFonts w:eastAsia="黑体"/>
         <w:b/>
         <w:bCs/>
       </w:rPr>
@@ -4965,12 +5203,14 @@
     </w:tblStylePr>
     <w:tblStylePr w:type="firstCol">
       <w:rPr>
+        <w:rFonts w:eastAsia="黑体"/>
         <w:b/>
         <w:bCs/>
       </w:rPr>
     </w:tblStylePr>
     <w:tblStylePr w:type="lastCol">
       <w:rPr>
+        <w:rFonts w:eastAsia="黑体"/>
         <w:b/>
         <w:bCs/>
       </w:rPr>
@@ -5028,6 +5268,7 @@
         <w:spacing w:after="0" w:before="0" w:line="240" w:lineRule="auto"/>
       </w:pPr>
       <w:rPr>
+        <w:rFonts w:eastAsia="黑体"/>
         <w:b/>
         <w:bCs/>
         <w:color w:themeColor="background1" w:val="FFFFFF"/>
@@ -5042,6 +5283,7 @@
         <w:spacing w:after="0" w:before="0" w:line="240" w:lineRule="auto"/>
       </w:pPr>
       <w:rPr>
+        <w:rFonts w:eastAsia="黑体"/>
         <w:b/>
         <w:bCs/>
       </w:rPr>
@@ -5057,12 +5299,14 @@
     </w:tblStylePr>
     <w:tblStylePr w:type="firstCol">
       <w:rPr>
+        <w:rFonts w:eastAsia="黑体"/>
         <w:b/>
         <w:bCs/>
       </w:rPr>
     </w:tblStylePr>
     <w:tblStylePr w:type="lastCol">
       <w:rPr>
+        <w:rFonts w:eastAsia="黑体"/>
         <w:b/>
         <w:bCs/>
       </w:rPr>
@@ -5120,6 +5364,7 @@
         <w:spacing w:after="0" w:before="0" w:line="240" w:lineRule="auto"/>
       </w:pPr>
       <w:rPr>
+        <w:rFonts w:eastAsia="黑体"/>
         <w:b/>
         <w:bCs/>
         <w:color w:themeColor="background1" w:val="FFFFFF"/>
@@ -5134,6 +5379,7 @@
         <w:spacing w:after="0" w:before="0" w:line="240" w:lineRule="auto"/>
       </w:pPr>
       <w:rPr>
+        <w:rFonts w:eastAsia="黑体"/>
         <w:b/>
         <w:bCs/>
       </w:rPr>
@@ -5149,12 +5395,14 @@
     </w:tblStylePr>
     <w:tblStylePr w:type="firstCol">
       <w:rPr>
+        <w:rFonts w:eastAsia="黑体"/>
         <w:b/>
         <w:bCs/>
       </w:rPr>
     </w:tblStylePr>
     <w:tblStylePr w:type="lastCol">
       <w:rPr>
+        <w:rFonts w:eastAsia="黑体"/>
         <w:b/>
         <w:bCs/>
       </w:rPr>
@@ -5214,7 +5462,7 @@
         <w:spacing w:after="0" w:before="0" w:line="240" w:lineRule="auto"/>
       </w:pPr>
       <w:rPr>
-        <w:rFonts w:asciiTheme="majorHAnsi" w:cstheme="majorBidi" w:eastAsiaTheme="majorEastAsia" w:hAnsiTheme="majorHAnsi"/>
+        <w:rFonts w:asciiTheme="majorHAnsi" w:cstheme="majorBidi" w:hAnsiTheme="majorHAnsi" w:eastAsia="黑体"/>
         <w:b/>
         <w:bCs/>
       </w:rPr>
@@ -5235,7 +5483,7 @@
         <w:spacing w:after="0" w:before="0" w:line="240" w:lineRule="auto"/>
       </w:pPr>
       <w:rPr>
-        <w:rFonts w:asciiTheme="majorHAnsi" w:cstheme="majorBidi" w:eastAsiaTheme="majorEastAsia" w:hAnsiTheme="majorHAnsi"/>
+        <w:rFonts w:asciiTheme="majorHAnsi" w:cstheme="majorBidi" w:hAnsiTheme="majorHAnsi" w:eastAsia="黑体"/>
         <w:b/>
         <w:bCs/>
       </w:rPr>
@@ -5253,14 +5501,14 @@
     </w:tblStylePr>
     <w:tblStylePr w:type="firstCol">
       <w:rPr>
-        <w:rFonts w:asciiTheme="majorHAnsi" w:cstheme="majorBidi" w:eastAsiaTheme="majorEastAsia" w:hAnsiTheme="majorHAnsi"/>
+        <w:rFonts w:asciiTheme="majorHAnsi" w:cstheme="majorBidi" w:hAnsiTheme="majorHAnsi" w:eastAsia="黑体"/>
         <w:b/>
         <w:bCs/>
       </w:rPr>
     </w:tblStylePr>
     <w:tblStylePr w:type="lastCol">
       <w:rPr>
-        <w:rFonts w:asciiTheme="majorHAnsi" w:cstheme="majorBidi" w:eastAsiaTheme="majorEastAsia" w:hAnsiTheme="majorHAnsi"/>
+        <w:rFonts w:asciiTheme="majorHAnsi" w:cstheme="majorBidi" w:hAnsiTheme="majorHAnsi" w:eastAsia="黑体"/>
         <w:b/>
         <w:bCs/>
       </w:rPr>
@@ -5344,7 +5592,7 @@
         <w:spacing w:after="0" w:before="0" w:line="240" w:lineRule="auto"/>
       </w:pPr>
       <w:rPr>
-        <w:rFonts w:asciiTheme="majorHAnsi" w:cstheme="majorBidi" w:eastAsiaTheme="majorEastAsia" w:hAnsiTheme="majorHAnsi"/>
+        <w:rFonts w:asciiTheme="majorHAnsi" w:cstheme="majorBidi" w:hAnsiTheme="majorHAnsi" w:eastAsia="黑体"/>
         <w:b/>
         <w:bCs/>
       </w:rPr>
@@ -5365,7 +5613,7 @@
         <w:spacing w:after="0" w:before="0" w:line="240" w:lineRule="auto"/>
       </w:pPr>
       <w:rPr>
-        <w:rFonts w:asciiTheme="majorHAnsi" w:cstheme="majorBidi" w:eastAsiaTheme="majorEastAsia" w:hAnsiTheme="majorHAnsi"/>
+        <w:rFonts w:asciiTheme="majorHAnsi" w:cstheme="majorBidi" w:hAnsiTheme="majorHAnsi" w:eastAsia="黑体"/>
         <w:b/>
         <w:bCs/>
       </w:rPr>
@@ -5383,14 +5631,14 @@
     </w:tblStylePr>
     <w:tblStylePr w:type="firstCol">
       <w:rPr>
-        <w:rFonts w:asciiTheme="majorHAnsi" w:cstheme="majorBidi" w:eastAsiaTheme="majorEastAsia" w:hAnsiTheme="majorHAnsi"/>
+        <w:rFonts w:asciiTheme="majorHAnsi" w:cstheme="majorBidi" w:hAnsiTheme="majorHAnsi" w:eastAsia="黑体"/>
         <w:b/>
         <w:bCs/>
       </w:rPr>
     </w:tblStylePr>
     <w:tblStylePr w:type="lastCol">
       <w:rPr>
-        <w:rFonts w:asciiTheme="majorHAnsi" w:cstheme="majorBidi" w:eastAsiaTheme="majorEastAsia" w:hAnsiTheme="majorHAnsi"/>
+        <w:rFonts w:asciiTheme="majorHAnsi" w:cstheme="majorBidi" w:hAnsiTheme="majorHAnsi" w:eastAsia="黑体"/>
         <w:b/>
         <w:bCs/>
       </w:rPr>
@@ -5474,7 +5722,7 @@
         <w:spacing w:after="0" w:before="0" w:line="240" w:lineRule="auto"/>
       </w:pPr>
       <w:rPr>
-        <w:rFonts w:asciiTheme="majorHAnsi" w:cstheme="majorBidi" w:eastAsiaTheme="majorEastAsia" w:hAnsiTheme="majorHAnsi"/>
+        <w:rFonts w:asciiTheme="majorHAnsi" w:cstheme="majorBidi" w:hAnsiTheme="majorHAnsi" w:eastAsia="黑体"/>
         <w:b/>
         <w:bCs/>
       </w:rPr>
@@ -5495,7 +5743,7 @@
         <w:spacing w:after="0" w:before="0" w:line="240" w:lineRule="auto"/>
       </w:pPr>
       <w:rPr>
-        <w:rFonts w:asciiTheme="majorHAnsi" w:cstheme="majorBidi" w:eastAsiaTheme="majorEastAsia" w:hAnsiTheme="majorHAnsi"/>
+        <w:rFonts w:asciiTheme="majorHAnsi" w:cstheme="majorBidi" w:hAnsiTheme="majorHAnsi" w:eastAsia="黑体"/>
         <w:b/>
         <w:bCs/>
       </w:rPr>
@@ -5513,14 +5761,14 @@
     </w:tblStylePr>
     <w:tblStylePr w:type="firstCol">
       <w:rPr>
-        <w:rFonts w:asciiTheme="majorHAnsi" w:cstheme="majorBidi" w:eastAsiaTheme="majorEastAsia" w:hAnsiTheme="majorHAnsi"/>
+        <w:rFonts w:asciiTheme="majorHAnsi" w:cstheme="majorBidi" w:hAnsiTheme="majorHAnsi" w:eastAsia="黑体"/>
         <w:b/>
         <w:bCs/>
       </w:rPr>
     </w:tblStylePr>
     <w:tblStylePr w:type="lastCol">
       <w:rPr>
-        <w:rFonts w:asciiTheme="majorHAnsi" w:cstheme="majorBidi" w:eastAsiaTheme="majorEastAsia" w:hAnsiTheme="majorHAnsi"/>
+        <w:rFonts w:asciiTheme="majorHAnsi" w:cstheme="majorBidi" w:hAnsiTheme="majorHAnsi" w:eastAsia="黑体"/>
         <w:b/>
         <w:bCs/>
       </w:rPr>
@@ -5604,7 +5852,7 @@
         <w:spacing w:after="0" w:before="0" w:line="240" w:lineRule="auto"/>
       </w:pPr>
       <w:rPr>
-        <w:rFonts w:asciiTheme="majorHAnsi" w:cstheme="majorBidi" w:eastAsiaTheme="majorEastAsia" w:hAnsiTheme="majorHAnsi"/>
+        <w:rFonts w:asciiTheme="majorHAnsi" w:cstheme="majorBidi" w:hAnsiTheme="majorHAnsi" w:eastAsia="黑体"/>
         <w:b/>
         <w:bCs/>
       </w:rPr>
@@ -5625,7 +5873,7 @@
         <w:spacing w:after="0" w:before="0" w:line="240" w:lineRule="auto"/>
       </w:pPr>
       <w:rPr>
-        <w:rFonts w:asciiTheme="majorHAnsi" w:cstheme="majorBidi" w:eastAsiaTheme="majorEastAsia" w:hAnsiTheme="majorHAnsi"/>
+        <w:rFonts w:asciiTheme="majorHAnsi" w:cstheme="majorBidi" w:hAnsiTheme="majorHAnsi" w:eastAsia="黑体"/>
         <w:b/>
         <w:bCs/>
       </w:rPr>
@@ -5643,14 +5891,14 @@
     </w:tblStylePr>
     <w:tblStylePr w:type="firstCol">
       <w:rPr>
-        <w:rFonts w:asciiTheme="majorHAnsi" w:cstheme="majorBidi" w:eastAsiaTheme="majorEastAsia" w:hAnsiTheme="majorHAnsi"/>
+        <w:rFonts w:asciiTheme="majorHAnsi" w:cstheme="majorBidi" w:hAnsiTheme="majorHAnsi" w:eastAsia="黑体"/>
         <w:b/>
         <w:bCs/>
       </w:rPr>
     </w:tblStylePr>
     <w:tblStylePr w:type="lastCol">
       <w:rPr>
-        <w:rFonts w:asciiTheme="majorHAnsi" w:cstheme="majorBidi" w:eastAsiaTheme="majorEastAsia" w:hAnsiTheme="majorHAnsi"/>
+        <w:rFonts w:asciiTheme="majorHAnsi" w:cstheme="majorBidi" w:hAnsiTheme="majorHAnsi" w:eastAsia="黑体"/>
         <w:b/>
         <w:bCs/>
       </w:rPr>
@@ -5734,7 +5982,7 @@
         <w:spacing w:after="0" w:before="0" w:line="240" w:lineRule="auto"/>
       </w:pPr>
       <w:rPr>
-        <w:rFonts w:asciiTheme="majorHAnsi" w:cstheme="majorBidi" w:eastAsiaTheme="majorEastAsia" w:hAnsiTheme="majorHAnsi"/>
+        <w:rFonts w:asciiTheme="majorHAnsi" w:cstheme="majorBidi" w:hAnsiTheme="majorHAnsi" w:eastAsia="黑体"/>
         <w:b/>
         <w:bCs/>
       </w:rPr>
@@ -5755,7 +6003,7 @@
         <w:spacing w:after="0" w:before="0" w:line="240" w:lineRule="auto"/>
       </w:pPr>
       <w:rPr>
-        <w:rFonts w:asciiTheme="majorHAnsi" w:cstheme="majorBidi" w:eastAsiaTheme="majorEastAsia" w:hAnsiTheme="majorHAnsi"/>
+        <w:rFonts w:asciiTheme="majorHAnsi" w:cstheme="majorBidi" w:hAnsiTheme="majorHAnsi" w:eastAsia="黑体"/>
         <w:b/>
         <w:bCs/>
       </w:rPr>
@@ -5773,14 +6021,14 @@
     </w:tblStylePr>
     <w:tblStylePr w:type="firstCol">
       <w:rPr>
-        <w:rFonts w:asciiTheme="majorHAnsi" w:cstheme="majorBidi" w:eastAsiaTheme="majorEastAsia" w:hAnsiTheme="majorHAnsi"/>
+        <w:rFonts w:asciiTheme="majorHAnsi" w:cstheme="majorBidi" w:hAnsiTheme="majorHAnsi" w:eastAsia="黑体"/>
         <w:b/>
         <w:bCs/>
       </w:rPr>
     </w:tblStylePr>
     <w:tblStylePr w:type="lastCol">
       <w:rPr>
-        <w:rFonts w:asciiTheme="majorHAnsi" w:cstheme="majorBidi" w:eastAsiaTheme="majorEastAsia" w:hAnsiTheme="majorHAnsi"/>
+        <w:rFonts w:asciiTheme="majorHAnsi" w:cstheme="majorBidi" w:hAnsiTheme="majorHAnsi" w:eastAsia="黑体"/>
         <w:b/>
         <w:bCs/>
       </w:rPr>
@@ -5864,7 +6112,7 @@
         <w:spacing w:after="0" w:before="0" w:line="240" w:lineRule="auto"/>
       </w:pPr>
       <w:rPr>
-        <w:rFonts w:asciiTheme="majorHAnsi" w:cstheme="majorBidi" w:eastAsiaTheme="majorEastAsia" w:hAnsiTheme="majorHAnsi"/>
+        <w:rFonts w:asciiTheme="majorHAnsi" w:cstheme="majorBidi" w:hAnsiTheme="majorHAnsi" w:eastAsia="黑体"/>
         <w:b/>
         <w:bCs/>
       </w:rPr>
@@ -5885,7 +6133,7 @@
         <w:spacing w:after="0" w:before="0" w:line="240" w:lineRule="auto"/>
       </w:pPr>
       <w:rPr>
-        <w:rFonts w:asciiTheme="majorHAnsi" w:cstheme="majorBidi" w:eastAsiaTheme="majorEastAsia" w:hAnsiTheme="majorHAnsi"/>
+        <w:rFonts w:asciiTheme="majorHAnsi" w:cstheme="majorBidi" w:hAnsiTheme="majorHAnsi" w:eastAsia="黑体"/>
         <w:b/>
         <w:bCs/>
       </w:rPr>
@@ -5903,14 +6151,14 @@
     </w:tblStylePr>
     <w:tblStylePr w:type="firstCol">
       <w:rPr>
-        <w:rFonts w:asciiTheme="majorHAnsi" w:cstheme="majorBidi" w:eastAsiaTheme="majorEastAsia" w:hAnsiTheme="majorHAnsi"/>
+        <w:rFonts w:asciiTheme="majorHAnsi" w:cstheme="majorBidi" w:hAnsiTheme="majorHAnsi" w:eastAsia="黑体"/>
         <w:b/>
         <w:bCs/>
       </w:rPr>
     </w:tblStylePr>
     <w:tblStylePr w:type="lastCol">
       <w:rPr>
-        <w:rFonts w:asciiTheme="majorHAnsi" w:cstheme="majorBidi" w:eastAsiaTheme="majorEastAsia" w:hAnsiTheme="majorHAnsi"/>
+        <w:rFonts w:asciiTheme="majorHAnsi" w:cstheme="majorBidi" w:hAnsiTheme="majorHAnsi" w:eastAsia="黑体"/>
         <w:b/>
         <w:bCs/>
       </w:rPr>
@@ -5994,7 +6242,7 @@
         <w:spacing w:after="0" w:before="0" w:line="240" w:lineRule="auto"/>
       </w:pPr>
       <w:rPr>
-        <w:rFonts w:asciiTheme="majorHAnsi" w:cstheme="majorBidi" w:eastAsiaTheme="majorEastAsia" w:hAnsiTheme="majorHAnsi"/>
+        <w:rFonts w:asciiTheme="majorHAnsi" w:cstheme="majorBidi" w:hAnsiTheme="majorHAnsi" w:eastAsia="黑体"/>
         <w:b/>
         <w:bCs/>
       </w:rPr>
@@ -6015,7 +6263,7 @@
         <w:spacing w:after="0" w:before="0" w:line="240" w:lineRule="auto"/>
       </w:pPr>
       <w:rPr>
-        <w:rFonts w:asciiTheme="majorHAnsi" w:cstheme="majorBidi" w:eastAsiaTheme="majorEastAsia" w:hAnsiTheme="majorHAnsi"/>
+        <w:rFonts w:asciiTheme="majorHAnsi" w:cstheme="majorBidi" w:hAnsiTheme="majorHAnsi" w:eastAsia="黑体"/>
         <w:b/>
         <w:bCs/>
       </w:rPr>
@@ -6033,14 +6281,14 @@
     </w:tblStylePr>
     <w:tblStylePr w:type="firstCol">
       <w:rPr>
-        <w:rFonts w:asciiTheme="majorHAnsi" w:cstheme="majorBidi" w:eastAsiaTheme="majorEastAsia" w:hAnsiTheme="majorHAnsi"/>
+        <w:rFonts w:asciiTheme="majorHAnsi" w:cstheme="majorBidi" w:hAnsiTheme="majorHAnsi" w:eastAsia="黑体"/>
         <w:b/>
         <w:bCs/>
       </w:rPr>
     </w:tblStylePr>
     <w:tblStylePr w:type="lastCol">
       <w:rPr>
-        <w:rFonts w:asciiTheme="majorHAnsi" w:cstheme="majorBidi" w:eastAsiaTheme="majorEastAsia" w:hAnsiTheme="majorHAnsi"/>
+        <w:rFonts w:asciiTheme="majorHAnsi" w:cstheme="majorBidi" w:hAnsiTheme="majorHAnsi" w:eastAsia="黑体"/>
         <w:b/>
         <w:bCs/>
       </w:rPr>
@@ -6123,6 +6371,7 @@
         <w:spacing w:after="0" w:before="0" w:line="240" w:lineRule="auto"/>
       </w:pPr>
       <w:rPr>
+        <w:rFonts w:eastAsia="黑体"/>
         <w:b/>
         <w:bCs/>
         <w:color w:themeColor="background1" w:val="FFFFFF"/>
@@ -6145,6 +6394,7 @@
         <w:spacing w:after="0" w:before="0" w:line="240" w:lineRule="auto"/>
       </w:pPr>
       <w:rPr>
+        <w:rFonts w:eastAsia="黑体"/>
         <w:b/>
         <w:bCs/>
       </w:rPr>
@@ -6162,12 +6412,14 @@
     </w:tblStylePr>
     <w:tblStylePr w:type="firstCol">
       <w:rPr>
+        <w:rFonts w:eastAsia="黑体"/>
         <w:b/>
         <w:bCs/>
       </w:rPr>
     </w:tblStylePr>
     <w:tblStylePr w:type="lastCol">
       <w:rPr>
+        <w:rFonts w:eastAsia="黑体"/>
         <w:b/>
         <w:bCs/>
       </w:rPr>
@@ -6229,6 +6481,7 @@
         <w:spacing w:after="0" w:before="0" w:line="240" w:lineRule="auto"/>
       </w:pPr>
       <w:rPr>
+        <w:rFonts w:eastAsia="黑体"/>
         <w:b/>
         <w:bCs/>
         <w:color w:themeColor="background1" w:val="FFFFFF"/>
@@ -6251,6 +6504,7 @@
         <w:spacing w:after="0" w:before="0" w:line="240" w:lineRule="auto"/>
       </w:pPr>
       <w:rPr>
+        <w:rFonts w:eastAsia="黑体"/>
         <w:b/>
         <w:bCs/>
       </w:rPr>
@@ -6268,12 +6522,14 @@
     </w:tblStylePr>
     <w:tblStylePr w:type="firstCol">
       <w:rPr>
+        <w:rFonts w:eastAsia="黑体"/>
         <w:b/>
         <w:bCs/>
       </w:rPr>
     </w:tblStylePr>
     <w:tblStylePr w:type="lastCol">
       <w:rPr>
+        <w:rFonts w:eastAsia="黑体"/>
         <w:b/>
         <w:bCs/>
       </w:rPr>
@@ -6335,6 +6591,7 @@
         <w:spacing w:after="0" w:before="0" w:line="240" w:lineRule="auto"/>
       </w:pPr>
       <w:rPr>
+        <w:rFonts w:eastAsia="黑体"/>
         <w:b/>
         <w:bCs/>
         <w:color w:themeColor="background1" w:val="FFFFFF"/>
@@ -6357,6 +6614,7 @@
         <w:spacing w:after="0" w:before="0" w:line="240" w:lineRule="auto"/>
       </w:pPr>
       <w:rPr>
+        <w:rFonts w:eastAsia="黑体"/>
         <w:b/>
         <w:bCs/>
       </w:rPr>
@@ -6374,12 +6632,14 @@
     </w:tblStylePr>
     <w:tblStylePr w:type="firstCol">
       <w:rPr>
+        <w:rFonts w:eastAsia="黑体"/>
         <w:b/>
         <w:bCs/>
       </w:rPr>
     </w:tblStylePr>
     <w:tblStylePr w:type="lastCol">
       <w:rPr>
+        <w:rFonts w:eastAsia="黑体"/>
         <w:b/>
         <w:bCs/>
       </w:rPr>
@@ -6441,6 +6701,7 @@
         <w:spacing w:after="0" w:before="0" w:line="240" w:lineRule="auto"/>
       </w:pPr>
       <w:rPr>
+        <w:rFonts w:eastAsia="黑体"/>
         <w:b/>
         <w:bCs/>
         <w:color w:themeColor="background1" w:val="FFFFFF"/>
@@ -6463,6 +6724,7 @@
         <w:spacing w:after="0" w:before="0" w:line="240" w:lineRule="auto"/>
       </w:pPr>
       <w:rPr>
+        <w:rFonts w:eastAsia="黑体"/>
         <w:b/>
         <w:bCs/>
       </w:rPr>
@@ -6480,12 +6742,14 @@
     </w:tblStylePr>
     <w:tblStylePr w:type="firstCol">
       <w:rPr>
+        <w:rFonts w:eastAsia="黑体"/>
         <w:b/>
         <w:bCs/>
       </w:rPr>
     </w:tblStylePr>
     <w:tblStylePr w:type="lastCol">
       <w:rPr>
+        <w:rFonts w:eastAsia="黑体"/>
         <w:b/>
         <w:bCs/>
       </w:rPr>
@@ -6547,6 +6811,7 @@
         <w:spacing w:after="0" w:before="0" w:line="240" w:lineRule="auto"/>
       </w:pPr>
       <w:rPr>
+        <w:rFonts w:eastAsia="黑体"/>
         <w:b/>
         <w:bCs/>
         <w:color w:themeColor="background1" w:val="FFFFFF"/>
@@ -6569,6 +6834,7 @@
         <w:spacing w:after="0" w:before="0" w:line="240" w:lineRule="auto"/>
       </w:pPr>
       <w:rPr>
+        <w:rFonts w:eastAsia="黑体"/>
         <w:b/>
         <w:bCs/>
       </w:rPr>
@@ -6586,12 +6852,14 @@
     </w:tblStylePr>
     <w:tblStylePr w:type="firstCol">
       <w:rPr>
+        <w:rFonts w:eastAsia="黑体"/>
         <w:b/>
         <w:bCs/>
       </w:rPr>
     </w:tblStylePr>
     <w:tblStylePr w:type="lastCol">
       <w:rPr>
+        <w:rFonts w:eastAsia="黑体"/>
         <w:b/>
         <w:bCs/>
       </w:rPr>
@@ -6653,6 +6921,7 @@
         <w:spacing w:after="0" w:before="0" w:line="240" w:lineRule="auto"/>
       </w:pPr>
       <w:rPr>
+        <w:rFonts w:eastAsia="黑体"/>
         <w:b/>
         <w:bCs/>
         <w:color w:themeColor="background1" w:val="FFFFFF"/>
@@ -6675,6 +6944,7 @@
         <w:spacing w:after="0" w:before="0" w:line="240" w:lineRule="auto"/>
       </w:pPr>
       <w:rPr>
+        <w:rFonts w:eastAsia="黑体"/>
         <w:b/>
         <w:bCs/>
       </w:rPr>
@@ -6692,12 +6962,14 @@
     </w:tblStylePr>
     <w:tblStylePr w:type="firstCol">
       <w:rPr>
+        <w:rFonts w:eastAsia="黑体"/>
         <w:b/>
         <w:bCs/>
       </w:rPr>
     </w:tblStylePr>
     <w:tblStylePr w:type="lastCol">
       <w:rPr>
+        <w:rFonts w:eastAsia="黑体"/>
         <w:b/>
         <w:bCs/>
       </w:rPr>
@@ -6759,6 +7031,7 @@
         <w:spacing w:after="0" w:before="0" w:line="240" w:lineRule="auto"/>
       </w:pPr>
       <w:rPr>
+        <w:rFonts w:eastAsia="黑体"/>
         <w:b/>
         <w:bCs/>
         <w:color w:themeColor="background1" w:val="FFFFFF"/>
@@ -6781,6 +7054,7 @@
         <w:spacing w:after="0" w:before="0" w:line="240" w:lineRule="auto"/>
       </w:pPr>
       <w:rPr>
+        <w:rFonts w:eastAsia="黑体"/>
         <w:b/>
         <w:bCs/>
       </w:rPr>
@@ -6798,12 +7072,14 @@
     </w:tblStylePr>
     <w:tblStylePr w:type="firstCol">
       <w:rPr>
+        <w:rFonts w:eastAsia="黑体"/>
         <w:b/>
         <w:bCs/>
       </w:rPr>
     </w:tblStylePr>
     <w:tblStylePr w:type="lastCol">
       <w:rPr>
+        <w:rFonts w:eastAsia="黑体"/>
         <w:b/>
         <w:bCs/>
       </w:rPr>
@@ -6862,6 +7138,7 @@
         <w:spacing w:after="0" w:before="0" w:line="240" w:lineRule="auto"/>
       </w:pPr>
       <w:rPr>
+        <w:rFonts w:eastAsia="黑体"/>
         <w:b/>
         <w:bCs/>
         <w:color w:themeColor="background1" w:val="FFFFFF"/>
@@ -6884,6 +7161,7 @@
         <w:spacing w:after="0" w:before="0" w:line="240" w:lineRule="auto"/>
       </w:pPr>
       <w:rPr>
+        <w:rFonts w:eastAsia="黑体"/>
         <w:color w:val="auto"/>
       </w:rPr>
       <w:tblPr/>
@@ -6901,6 +7179,7 @@
     </w:tblStylePr>
     <w:tblStylePr w:type="firstCol">
       <w:rPr>
+        <w:rFonts w:eastAsia="黑体"/>
         <w:b/>
         <w:bCs/>
         <w:color w:themeColor="background1" w:val="FFFFFF"/>
@@ -6920,6 +7199,7 @@
     </w:tblStylePr>
     <w:tblStylePr w:type="lastCol">
       <w:rPr>
+        <w:rFonts w:eastAsia="黑体"/>
         <w:b/>
         <w:bCs/>
         <w:color w:themeColor="background1" w:val="FFFFFF"/>
@@ -6968,6 +7248,7 @@
     </w:tblStylePr>
     <w:tblStylePr w:type="nwCell">
       <w:rPr>
+        <w:rFonts w:eastAsia="黑体"/>
         <w:color w:themeColor="background1" w:val="FFFFFF"/>
       </w:rPr>
       <w:tblPr/>
@@ -7011,6 +7292,7 @@
         <w:spacing w:after="0" w:before="0" w:line="240" w:lineRule="auto"/>
       </w:pPr>
       <w:rPr>
+        <w:rFonts w:eastAsia="黑体"/>
         <w:b/>
         <w:bCs/>
         <w:color w:themeColor="background1" w:val="FFFFFF"/>
@@ -7033,6 +7315,7 @@
         <w:spacing w:after="0" w:before="0" w:line="240" w:lineRule="auto"/>
       </w:pPr>
       <w:rPr>
+        <w:rFonts w:eastAsia="黑体"/>
         <w:color w:val="auto"/>
       </w:rPr>
       <w:tblPr/>
@@ -7050,6 +7333,7 @@
     </w:tblStylePr>
     <w:tblStylePr w:type="firstCol">
       <w:rPr>
+        <w:rFonts w:eastAsia="黑体"/>
         <w:b/>
         <w:bCs/>
         <w:color w:themeColor="background1" w:val="FFFFFF"/>
@@ -7069,6 +7353,7 @@
     </w:tblStylePr>
     <w:tblStylePr w:type="lastCol">
       <w:rPr>
+        <w:rFonts w:eastAsia="黑体"/>
         <w:b/>
         <w:bCs/>
         <w:color w:themeColor="background1" w:val="FFFFFF"/>
@@ -7117,6 +7402,7 @@
     </w:tblStylePr>
     <w:tblStylePr w:type="nwCell">
       <w:rPr>
+        <w:rFonts w:eastAsia="黑体"/>
         <w:color w:themeColor="background1" w:val="FFFFFF"/>
       </w:rPr>
       <w:tblPr/>
@@ -7160,6 +7446,7 @@
         <w:spacing w:after="0" w:before="0" w:line="240" w:lineRule="auto"/>
       </w:pPr>
       <w:rPr>
+        <w:rFonts w:eastAsia="黑体"/>
         <w:b/>
         <w:bCs/>
         <w:color w:themeColor="background1" w:val="FFFFFF"/>
@@ -7182,6 +7469,7 @@
         <w:spacing w:after="0" w:before="0" w:line="240" w:lineRule="auto"/>
       </w:pPr>
       <w:rPr>
+        <w:rFonts w:eastAsia="黑体"/>
         <w:color w:val="auto"/>
       </w:rPr>
       <w:tblPr/>
@@ -7199,6 +7487,7 @@
     </w:tblStylePr>
     <w:tblStylePr w:type="firstCol">
       <w:rPr>
+        <w:rFonts w:eastAsia="黑体"/>
         <w:b/>
         <w:bCs/>
         <w:color w:themeColor="background1" w:val="FFFFFF"/>
@@ -7218,6 +7507,7 @@
     </w:tblStylePr>
     <w:tblStylePr w:type="lastCol">
       <w:rPr>
+        <w:rFonts w:eastAsia="黑体"/>
         <w:b/>
         <w:bCs/>
         <w:color w:themeColor="background1" w:val="FFFFFF"/>
@@ -7266,6 +7556,7 @@
     </w:tblStylePr>
     <w:tblStylePr w:type="nwCell">
       <w:rPr>
+        <w:rFonts w:eastAsia="黑体"/>
         <w:color w:themeColor="background1" w:val="FFFFFF"/>
       </w:rPr>
       <w:tblPr/>
@@ -7309,6 +7600,7 @@
         <w:spacing w:after="0" w:before="0" w:line="240" w:lineRule="auto"/>
       </w:pPr>
       <w:rPr>
+        <w:rFonts w:eastAsia="黑体"/>
         <w:b/>
         <w:bCs/>
         <w:color w:themeColor="background1" w:val="FFFFFF"/>
@@ -7331,6 +7623,7 @@
         <w:spacing w:after="0" w:before="0" w:line="240" w:lineRule="auto"/>
       </w:pPr>
       <w:rPr>
+        <w:rFonts w:eastAsia="黑体"/>
         <w:color w:val="auto"/>
       </w:rPr>
       <w:tblPr/>
@@ -7348,6 +7641,7 @@
     </w:tblStylePr>
     <w:tblStylePr w:type="firstCol">
       <w:rPr>
+        <w:rFonts w:eastAsia="黑体"/>
         <w:b/>
         <w:bCs/>
         <w:color w:themeColor="background1" w:val="FFFFFF"/>
@@ -7367,6 +7661,7 @@
     </w:tblStylePr>
     <w:tblStylePr w:type="lastCol">
       <w:rPr>
+        <w:rFonts w:eastAsia="黑体"/>
         <w:b/>
         <w:bCs/>
         <w:color w:themeColor="background1" w:val="FFFFFF"/>
@@ -7415,6 +7710,7 @@
     </w:tblStylePr>
     <w:tblStylePr w:type="nwCell">
       <w:rPr>
+        <w:rFonts w:eastAsia="黑体"/>
         <w:color w:themeColor="background1" w:val="FFFFFF"/>
       </w:rPr>
       <w:tblPr/>
@@ -7458,6 +7754,7 @@
         <w:spacing w:after="0" w:before="0" w:line="240" w:lineRule="auto"/>
       </w:pPr>
       <w:rPr>
+        <w:rFonts w:eastAsia="黑体"/>
         <w:b/>
         <w:bCs/>
         <w:color w:themeColor="background1" w:val="FFFFFF"/>
@@ -7480,6 +7777,7 @@
         <w:spacing w:after="0" w:before="0" w:line="240" w:lineRule="auto"/>
       </w:pPr>
       <w:rPr>
+        <w:rFonts w:eastAsia="黑体"/>
         <w:color w:val="auto"/>
       </w:rPr>
       <w:tblPr/>
@@ -7497,6 +7795,7 @@
     </w:tblStylePr>
     <w:tblStylePr w:type="firstCol">
       <w:rPr>
+        <w:rFonts w:eastAsia="黑体"/>
         <w:b/>
         <w:bCs/>
         <w:color w:themeColor="background1" w:val="FFFFFF"/>
@@ -7516,6 +7815,7 @@
     </w:tblStylePr>
     <w:tblStylePr w:type="lastCol">
       <w:rPr>
+        <w:rFonts w:eastAsia="黑体"/>
         <w:b/>
         <w:bCs/>
         <w:color w:themeColor="background1" w:val="FFFFFF"/>
@@ -7564,6 +7864,7 @@
     </w:tblStylePr>
     <w:tblStylePr w:type="nwCell">
       <w:rPr>
+        <w:rFonts w:eastAsia="黑体"/>
         <w:color w:themeColor="background1" w:val="FFFFFF"/>
       </w:rPr>
       <w:tblPr/>
@@ -7607,6 +7908,7 @@
         <w:spacing w:after="0" w:before="0" w:line="240" w:lineRule="auto"/>
       </w:pPr>
       <w:rPr>
+        <w:rFonts w:eastAsia="黑体"/>
         <w:b/>
         <w:bCs/>
         <w:color w:themeColor="background1" w:val="FFFFFF"/>
@@ -7629,6 +7931,7 @@
         <w:spacing w:after="0" w:before="0" w:line="240" w:lineRule="auto"/>
       </w:pPr>
       <w:rPr>
+        <w:rFonts w:eastAsia="黑体"/>
         <w:color w:val="auto"/>
       </w:rPr>
       <w:tblPr/>
@@ -7646,6 +7949,7 @@
     </w:tblStylePr>
     <w:tblStylePr w:type="firstCol">
       <w:rPr>
+        <w:rFonts w:eastAsia="黑体"/>
         <w:b/>
         <w:bCs/>
         <w:color w:themeColor="background1" w:val="FFFFFF"/>
@@ -7665,6 +7969,7 @@
     </w:tblStylePr>
     <w:tblStylePr w:type="lastCol">
       <w:rPr>
+        <w:rFonts w:eastAsia="黑体"/>
         <w:b/>
         <w:bCs/>
         <w:color w:themeColor="background1" w:val="FFFFFF"/>
@@ -7713,6 +8018,7 @@
     </w:tblStylePr>
     <w:tblStylePr w:type="nwCell">
       <w:rPr>
+        <w:rFonts w:eastAsia="黑体"/>
         <w:color w:themeColor="background1" w:val="FFFFFF"/>
       </w:rPr>
       <w:tblPr/>
@@ -7756,6 +8062,7 @@
         <w:spacing w:after="0" w:before="0" w:line="240" w:lineRule="auto"/>
       </w:pPr>
       <w:rPr>
+        <w:rFonts w:eastAsia="黑体"/>
         <w:b/>
         <w:bCs/>
         <w:color w:themeColor="background1" w:val="FFFFFF"/>
@@ -7778,6 +8085,7 @@
         <w:spacing w:after="0" w:before="0" w:line="240" w:lineRule="auto"/>
       </w:pPr>
       <w:rPr>
+        <w:rFonts w:eastAsia="黑体"/>
         <w:color w:val="auto"/>
       </w:rPr>
       <w:tblPr/>
@@ -7795,6 +8103,7 @@
     </w:tblStylePr>
     <w:tblStylePr w:type="firstCol">
       <w:rPr>
+        <w:rFonts w:eastAsia="黑体"/>
         <w:b/>
         <w:bCs/>
         <w:color w:themeColor="background1" w:val="FFFFFF"/>
@@ -7814,6 +8123,7 @@
     </w:tblStylePr>
     <w:tblStylePr w:type="lastCol">
       <w:rPr>
+        <w:rFonts w:eastAsia="黑体"/>
         <w:b/>
         <w:bCs/>
         <w:color w:themeColor="background1" w:val="FFFFFF"/>
@@ -7862,6 +8172,7 @@
     </w:tblStylePr>
     <w:tblStylePr w:type="nwCell">
       <w:rPr>
+        <w:rFonts w:eastAsia="黑体"/>
         <w:color w:themeColor="background1" w:val="FFFFFF"/>
       </w:rPr>
       <w:tblPr/>
@@ -7886,6 +8197,7 @@
       <w:spacing w:after="0" w:line="240" w:lineRule="auto"/>
     </w:pPr>
     <w:rPr>
+      <w:rFonts w:eastAsia="黑体"/>
       <w:color w:themeColor="text1" w:val="000000"/>
     </w:rPr>
     <w:tblPr>
@@ -7905,7 +8217,7 @@
     </w:tblPr>
     <w:tblStylePr w:type="firstRow">
       <w:rPr>
-        <w:rFonts w:asciiTheme="majorHAnsi" w:cstheme="majorBidi" w:eastAsiaTheme="majorEastAsia" w:hAnsiTheme="majorHAnsi"/>
+        <w:rFonts w:asciiTheme="majorHAnsi" w:cstheme="majorBidi" w:hAnsiTheme="majorHAnsi" w:eastAsia="黑体"/>
       </w:rPr>
       <w:tblPr/>
       <w:tcPr>
@@ -7917,6 +8229,7 @@
     </w:tblStylePr>
     <w:tblStylePr w:type="lastRow">
       <w:rPr>
+        <w:rFonts w:eastAsia="黑体"/>
         <w:b/>
         <w:bCs/>
         <w:color w:themeColor="text2" w:val="1F497D"/>
@@ -7931,12 +8244,14 @@
     </w:tblStylePr>
     <w:tblStylePr w:type="firstCol">
       <w:rPr>
+        <w:rFonts w:eastAsia="黑体"/>
         <w:b/>
         <w:bCs/>
       </w:rPr>
     </w:tblStylePr>
     <w:tblStylePr w:type="lastCol">
       <w:rPr>
+        <w:rFonts w:eastAsia="黑体"/>
         <w:b/>
         <w:bCs/>
       </w:rPr>
@@ -7970,6 +8285,7 @@
       <w:spacing w:after="0" w:line="240" w:lineRule="auto"/>
     </w:pPr>
     <w:rPr>
+      <w:rFonts w:eastAsia="黑体"/>
       <w:color w:themeColor="text1" w:val="000000"/>
     </w:rPr>
     <w:tblPr>
@@ -7989,7 +8305,7 @@
     </w:tblPr>
     <w:tblStylePr w:type="firstRow">
       <w:rPr>
-        <w:rFonts w:asciiTheme="majorHAnsi" w:cstheme="majorBidi" w:eastAsiaTheme="majorEastAsia" w:hAnsiTheme="majorHAnsi"/>
+        <w:rFonts w:asciiTheme="majorHAnsi" w:cstheme="majorBidi" w:hAnsiTheme="majorHAnsi" w:eastAsia="黑体"/>
       </w:rPr>
       <w:tblPr/>
       <w:tcPr>
@@ -8001,6 +8317,7 @@
     </w:tblStylePr>
     <w:tblStylePr w:type="lastRow">
       <w:rPr>
+        <w:rFonts w:eastAsia="黑体"/>
         <w:b/>
         <w:bCs/>
         <w:color w:themeColor="text2" w:val="1F497D"/>
@@ -8015,12 +8332,14 @@
     </w:tblStylePr>
     <w:tblStylePr w:type="firstCol">
       <w:rPr>
+        <w:rFonts w:eastAsia="黑体"/>
         <w:b/>
         <w:bCs/>
       </w:rPr>
     </w:tblStylePr>
     <w:tblStylePr w:type="lastCol">
       <w:rPr>
+        <w:rFonts w:eastAsia="黑体"/>
         <w:b/>
         <w:bCs/>
       </w:rPr>
@@ -8054,6 +8373,7 @@
       <w:spacing w:after="0" w:line="240" w:lineRule="auto"/>
     </w:pPr>
     <w:rPr>
+      <w:rFonts w:eastAsia="黑体"/>
       <w:color w:themeColor="text1" w:val="000000"/>
     </w:rPr>
     <w:tblPr>
@@ -8073,7 +8393,7 @@
     </w:tblPr>
     <w:tblStylePr w:type="firstRow">
       <w:rPr>
-        <w:rFonts w:asciiTheme="majorHAnsi" w:cstheme="majorBidi" w:eastAsiaTheme="majorEastAsia" w:hAnsiTheme="majorHAnsi"/>
+        <w:rFonts w:asciiTheme="majorHAnsi" w:cstheme="majorBidi" w:hAnsiTheme="majorHAnsi" w:eastAsia="黑体"/>
       </w:rPr>
       <w:tblPr/>
       <w:tcPr>
@@ -8085,6 +8405,7 @@
     </w:tblStylePr>
     <w:tblStylePr w:type="lastRow">
       <w:rPr>
+        <w:rFonts w:eastAsia="黑体"/>
         <w:b/>
         <w:bCs/>
         <w:color w:themeColor="text2" w:val="1F497D"/>
@@ -8099,12 +8420,14 @@
     </w:tblStylePr>
     <w:tblStylePr w:type="firstCol">
       <w:rPr>
+        <w:rFonts w:eastAsia="黑体"/>
         <w:b/>
         <w:bCs/>
       </w:rPr>
     </w:tblStylePr>
     <w:tblStylePr w:type="lastCol">
       <w:rPr>
+        <w:rFonts w:eastAsia="黑体"/>
         <w:b/>
         <w:bCs/>
       </w:rPr>
@@ -8138,6 +8461,7 @@
       <w:spacing w:after="0" w:line="240" w:lineRule="auto"/>
     </w:pPr>
     <w:rPr>
+      <w:rFonts w:eastAsia="黑体"/>
       <w:color w:themeColor="text1" w:val="000000"/>
     </w:rPr>
     <w:tblPr>
@@ -8157,7 +8481,7 @@
     </w:tblPr>
     <w:tblStylePr w:type="firstRow">
       <w:rPr>
-        <w:rFonts w:asciiTheme="majorHAnsi" w:cstheme="majorBidi" w:eastAsiaTheme="majorEastAsia" w:hAnsiTheme="majorHAnsi"/>
+        <w:rFonts w:asciiTheme="majorHAnsi" w:cstheme="majorBidi" w:hAnsiTheme="majorHAnsi" w:eastAsia="黑体"/>
       </w:rPr>
       <w:tblPr/>
       <w:tcPr>
@@ -8169,6 +8493,7 @@
     </w:tblStylePr>
     <w:tblStylePr w:type="lastRow">
       <w:rPr>
+        <w:rFonts w:eastAsia="黑体"/>
         <w:b/>
         <w:bCs/>
         <w:color w:themeColor="text2" w:val="1F497D"/>
@@ -8183,12 +8508,14 @@
     </w:tblStylePr>
     <w:tblStylePr w:type="firstCol">
       <w:rPr>
+        <w:rFonts w:eastAsia="黑体"/>
         <w:b/>
         <w:bCs/>
       </w:rPr>
     </w:tblStylePr>
     <w:tblStylePr w:type="lastCol">
       <w:rPr>
+        <w:rFonts w:eastAsia="黑体"/>
         <w:b/>
         <w:bCs/>
       </w:rPr>
@@ -8222,6 +8549,7 @@
       <w:spacing w:after="0" w:line="240" w:lineRule="auto"/>
     </w:pPr>
     <w:rPr>
+      <w:rFonts w:eastAsia="黑体"/>
       <w:color w:themeColor="text1" w:val="000000"/>
     </w:rPr>
     <w:tblPr>
@@ -8241,7 +8569,7 @@
     </w:tblPr>
     <w:tblStylePr w:type="firstRow">
       <w:rPr>
-        <w:rFonts w:asciiTheme="majorHAnsi" w:cstheme="majorBidi" w:eastAsiaTheme="majorEastAsia" w:hAnsiTheme="majorHAnsi"/>
+        <w:rFonts w:asciiTheme="majorHAnsi" w:cstheme="majorBidi" w:hAnsiTheme="majorHAnsi" w:eastAsia="黑体"/>
       </w:rPr>
       <w:tblPr/>
       <w:tcPr>
@@ -8253,6 +8581,7 @@
     </w:tblStylePr>
     <w:tblStylePr w:type="lastRow">
       <w:rPr>
+        <w:rFonts w:eastAsia="黑体"/>
         <w:b/>
         <w:bCs/>
         <w:color w:themeColor="text2" w:val="1F497D"/>
@@ -8267,12 +8596,14 @@
     </w:tblStylePr>
     <w:tblStylePr w:type="firstCol">
       <w:rPr>
+        <w:rFonts w:eastAsia="黑体"/>
         <w:b/>
         <w:bCs/>
       </w:rPr>
     </w:tblStylePr>
     <w:tblStylePr w:type="lastCol">
       <w:rPr>
+        <w:rFonts w:eastAsia="黑体"/>
         <w:b/>
         <w:bCs/>
       </w:rPr>
@@ -8306,6 +8637,7 @@
       <w:spacing w:after="0" w:line="240" w:lineRule="auto"/>
     </w:pPr>
     <w:rPr>
+      <w:rFonts w:eastAsia="黑体"/>
       <w:color w:themeColor="text1" w:val="000000"/>
     </w:rPr>
     <w:tblPr>
@@ -8325,7 +8657,7 @@
     </w:tblPr>
     <w:tblStylePr w:type="firstRow">
       <w:rPr>
-        <w:rFonts w:asciiTheme="majorHAnsi" w:cstheme="majorBidi" w:eastAsiaTheme="majorEastAsia" w:hAnsiTheme="majorHAnsi"/>
+        <w:rFonts w:asciiTheme="majorHAnsi" w:cstheme="majorBidi" w:hAnsiTheme="majorHAnsi" w:eastAsia="黑体"/>
       </w:rPr>
       <w:tblPr/>
       <w:tcPr>
@@ -8337,6 +8669,7 @@
     </w:tblStylePr>
     <w:tblStylePr w:type="lastRow">
       <w:rPr>
+        <w:rFonts w:eastAsia="黑体"/>
         <w:b/>
         <w:bCs/>
         <w:color w:themeColor="text2" w:val="1F497D"/>
@@ -8351,12 +8684,14 @@
     </w:tblStylePr>
     <w:tblStylePr w:type="firstCol">
       <w:rPr>
+        <w:rFonts w:eastAsia="黑体"/>
         <w:b/>
         <w:bCs/>
       </w:rPr>
     </w:tblStylePr>
     <w:tblStylePr w:type="lastCol">
       <w:rPr>
+        <w:rFonts w:eastAsia="黑体"/>
         <w:b/>
         <w:bCs/>
       </w:rPr>
@@ -8390,6 +8725,7 @@
       <w:spacing w:after="0" w:line="240" w:lineRule="auto"/>
     </w:pPr>
     <w:rPr>
+      <w:rFonts w:eastAsia="黑体"/>
       <w:color w:themeColor="text1" w:val="000000"/>
     </w:rPr>
     <w:tblPr>
@@ -8409,7 +8745,7 @@
     </w:tblPr>
     <w:tblStylePr w:type="firstRow">
       <w:rPr>
-        <w:rFonts w:asciiTheme="majorHAnsi" w:cstheme="majorBidi" w:eastAsiaTheme="majorEastAsia" w:hAnsiTheme="majorHAnsi"/>
+        <w:rFonts w:asciiTheme="majorHAnsi" w:cstheme="majorBidi" w:hAnsiTheme="majorHAnsi" w:eastAsia="黑体"/>
       </w:rPr>
       <w:tblPr/>
       <w:tcPr>
@@ -8421,6 +8757,7 @@
     </w:tblStylePr>
     <w:tblStylePr w:type="lastRow">
       <w:rPr>
+        <w:rFonts w:eastAsia="黑体"/>
         <w:b/>
         <w:bCs/>
         <w:color w:themeColor="text2" w:val="1F497D"/>
@@ -8435,12 +8772,14 @@
     </w:tblStylePr>
     <w:tblStylePr w:type="firstCol">
       <w:rPr>
+        <w:rFonts w:eastAsia="黑体"/>
         <w:b/>
         <w:bCs/>
       </w:rPr>
     </w:tblStylePr>
     <w:tblStylePr w:type="lastCol">
       <w:rPr>
+        <w:rFonts w:eastAsia="黑体"/>
         <w:b/>
         <w:bCs/>
       </w:rPr>
@@ -8474,7 +8813,7 @@
       <w:spacing w:after="0" w:line="240" w:lineRule="auto"/>
     </w:pPr>
     <w:rPr>
-      <w:rFonts w:asciiTheme="majorHAnsi" w:cstheme="majorBidi" w:eastAsiaTheme="majorEastAsia" w:hAnsiTheme="majorHAnsi"/>
+      <w:rFonts w:asciiTheme="majorHAnsi" w:cstheme="majorBidi" w:hAnsiTheme="majorHAnsi" w:eastAsia="黑体"/>
       <w:color w:themeColor="text1" w:val="000000"/>
     </w:rPr>
     <w:tblPr>
@@ -8496,6 +8835,7 @@
     </w:tblPr>
     <w:tblStylePr w:type="firstRow">
       <w:rPr>
+        <w:rFonts w:eastAsia="黑体"/>
         <w:sz w:val="24"/>
         <w:szCs w:val="24"/>
       </w:rPr>
@@ -8602,7 +8942,7 @@
       <w:spacing w:after="0" w:line="240" w:lineRule="auto"/>
     </w:pPr>
     <w:rPr>
-      <w:rFonts w:asciiTheme="majorHAnsi" w:cstheme="majorBidi" w:eastAsiaTheme="majorEastAsia" w:hAnsiTheme="majorHAnsi"/>
+      <w:rFonts w:asciiTheme="majorHAnsi" w:cstheme="majorBidi" w:hAnsiTheme="majorHAnsi" w:eastAsia="黑体"/>
       <w:color w:themeColor="text1" w:val="000000"/>
     </w:rPr>
     <w:tblPr>
@@ -8624,6 +8964,7 @@
     </w:tblPr>
     <w:tblStylePr w:type="firstRow">
       <w:rPr>
+        <w:rFonts w:eastAsia="黑体"/>
         <w:sz w:val="24"/>
         <w:szCs w:val="24"/>
       </w:rPr>
@@ -8730,7 +9071,7 @@
       <w:spacing w:after="0" w:line="240" w:lineRule="auto"/>
     </w:pPr>
     <w:rPr>
-      <w:rFonts w:asciiTheme="majorHAnsi" w:cstheme="majorBidi" w:eastAsiaTheme="majorEastAsia" w:hAnsiTheme="majorHAnsi"/>
+      <w:rFonts w:asciiTheme="majorHAnsi" w:cstheme="majorBidi" w:hAnsiTheme="majorHAnsi" w:eastAsia="黑体"/>
       <w:color w:themeColor="text1" w:val="000000"/>
     </w:rPr>
     <w:tblPr>
@@ -8752,6 +9093,7 @@
     </w:tblPr>
     <w:tblStylePr w:type="firstRow">
       <w:rPr>
+        <w:rFonts w:eastAsia="黑体"/>
         <w:sz w:val="24"/>
         <w:szCs w:val="24"/>
       </w:rPr>
@@ -8858,7 +9200,7 @@
       <w:spacing w:after="0" w:line="240" w:lineRule="auto"/>
     </w:pPr>
     <w:rPr>
-      <w:rFonts w:asciiTheme="majorHAnsi" w:cstheme="majorBidi" w:eastAsiaTheme="majorEastAsia" w:hAnsiTheme="majorHAnsi"/>
+      <w:rFonts w:asciiTheme="majorHAnsi" w:cstheme="majorBidi" w:hAnsiTheme="majorHAnsi" w:eastAsia="黑体"/>
       <w:color w:themeColor="text1" w:val="000000"/>
     </w:rPr>
     <w:tblPr>
@@ -8880,6 +9222,7 @@
     </w:tblPr>
     <w:tblStylePr w:type="firstRow">
       <w:rPr>
+        <w:rFonts w:eastAsia="黑体"/>
         <w:sz w:val="24"/>
         <w:szCs w:val="24"/>
       </w:rPr>
@@ -8986,7 +9329,7 @@
       <w:spacing w:after="0" w:line="240" w:lineRule="auto"/>
     </w:pPr>
     <w:rPr>
-      <w:rFonts w:asciiTheme="majorHAnsi" w:cstheme="majorBidi" w:eastAsiaTheme="majorEastAsia" w:hAnsiTheme="majorHAnsi"/>
+      <w:rFonts w:asciiTheme="majorHAnsi" w:cstheme="majorBidi" w:hAnsiTheme="majorHAnsi" w:eastAsia="黑体"/>
       <w:color w:themeColor="text1" w:val="000000"/>
     </w:rPr>
     <w:tblPr>
@@ -9008,6 +9351,7 @@
     </w:tblPr>
     <w:tblStylePr w:type="firstRow">
       <w:rPr>
+        <w:rFonts w:eastAsia="黑体"/>
         <w:sz w:val="24"/>
         <w:szCs w:val="24"/>
       </w:rPr>
@@ -9114,7 +9458,7 @@
       <w:spacing w:after="0" w:line="240" w:lineRule="auto"/>
     </w:pPr>
     <w:rPr>
-      <w:rFonts w:asciiTheme="majorHAnsi" w:cstheme="majorBidi" w:eastAsiaTheme="majorEastAsia" w:hAnsiTheme="majorHAnsi"/>
+      <w:rFonts w:asciiTheme="majorHAnsi" w:cstheme="majorBidi" w:hAnsiTheme="majorHAnsi" w:eastAsia="黑体"/>
       <w:color w:themeColor="text1" w:val="000000"/>
     </w:rPr>
     <w:tblPr>
@@ -9136,6 +9480,7 @@
     </w:tblPr>
     <w:tblStylePr w:type="firstRow">
       <w:rPr>
+        <w:rFonts w:eastAsia="黑体"/>
         <w:sz w:val="24"/>
         <w:szCs w:val="24"/>
       </w:rPr>
@@ -9242,7 +9587,7 @@
       <w:spacing w:after="0" w:line="240" w:lineRule="auto"/>
     </w:pPr>
     <w:rPr>
-      <w:rFonts w:asciiTheme="majorHAnsi" w:cstheme="majorBidi" w:eastAsiaTheme="majorEastAsia" w:hAnsiTheme="majorHAnsi"/>
+      <w:rFonts w:asciiTheme="majorHAnsi" w:cstheme="majorBidi" w:hAnsiTheme="majorHAnsi" w:eastAsia="黑体"/>
       <w:color w:themeColor="text1" w:val="000000"/>
     </w:rPr>
     <w:tblPr>
@@ -9264,6 +9609,7 @@
     </w:tblPr>
     <w:tblStylePr w:type="firstRow">
       <w:rPr>
+        <w:rFonts w:eastAsia="黑体"/>
         <w:sz w:val="24"/>
         <w:szCs w:val="24"/>
       </w:rPr>
@@ -9393,12 +9739,14 @@
     </w:tcPr>
     <w:tblStylePr w:type="firstRow">
       <w:rPr>
+        <w:rFonts w:eastAsia="黑体"/>
         <w:b/>
         <w:bCs/>
       </w:rPr>
     </w:tblStylePr>
     <w:tblStylePr w:type="lastRow">
       <w:rPr>
+        <w:rFonts w:eastAsia="黑体"/>
         <w:b/>
         <w:bCs/>
       </w:rPr>
@@ -9411,12 +9759,14 @@
     </w:tblStylePr>
     <w:tblStylePr w:type="firstCol">
       <w:rPr>
+        <w:rFonts w:eastAsia="黑体"/>
         <w:b/>
         <w:bCs/>
       </w:rPr>
     </w:tblStylePr>
     <w:tblStylePr w:type="lastCol">
       <w:rPr>
+        <w:rFonts w:eastAsia="黑体"/>
         <w:b/>
         <w:bCs/>
       </w:rPr>
@@ -9466,12 +9816,14 @@
     </w:tcPr>
     <w:tblStylePr w:type="firstRow">
       <w:rPr>
+        <w:rFonts w:eastAsia="黑体"/>
         <w:b/>
         <w:bCs/>
       </w:rPr>
     </w:tblStylePr>
     <w:tblStylePr w:type="lastRow">
       <w:rPr>
+        <w:rFonts w:eastAsia="黑体"/>
         <w:b/>
         <w:bCs/>
       </w:rPr>
@@ -9484,12 +9836,14 @@
     </w:tblStylePr>
     <w:tblStylePr w:type="firstCol">
       <w:rPr>
+        <w:rFonts w:eastAsia="黑体"/>
         <w:b/>
         <w:bCs/>
       </w:rPr>
     </w:tblStylePr>
     <w:tblStylePr w:type="lastCol">
       <w:rPr>
+        <w:rFonts w:eastAsia="黑体"/>
         <w:b/>
         <w:bCs/>
       </w:rPr>
@@ -9539,12 +9893,14 @@
     </w:tcPr>
     <w:tblStylePr w:type="firstRow">
       <w:rPr>
+        <w:rFonts w:eastAsia="黑体"/>
         <w:b/>
         <w:bCs/>
       </w:rPr>
     </w:tblStylePr>
     <w:tblStylePr w:type="lastRow">
       <w:rPr>
+        <w:rFonts w:eastAsia="黑体"/>
         <w:b/>
         <w:bCs/>
       </w:rPr>
@@ -9557,12 +9913,14 @@
     </w:tblStylePr>
     <w:tblStylePr w:type="firstCol">
       <w:rPr>
+        <w:rFonts w:eastAsia="黑体"/>
         <w:b/>
         <w:bCs/>
       </w:rPr>
     </w:tblStylePr>
     <w:tblStylePr w:type="lastCol">
       <w:rPr>
+        <w:rFonts w:eastAsia="黑体"/>
         <w:b/>
         <w:bCs/>
       </w:rPr>
@@ -9612,12 +9970,14 @@
     </w:tcPr>
     <w:tblStylePr w:type="firstRow">
       <w:rPr>
+        <w:rFonts w:eastAsia="黑体"/>
         <w:b/>
         <w:bCs/>
       </w:rPr>
     </w:tblStylePr>
     <w:tblStylePr w:type="lastRow">
       <w:rPr>
+        <w:rFonts w:eastAsia="黑体"/>
         <w:b/>
         <w:bCs/>
       </w:rPr>
@@ -9630,12 +9990,14 @@
     </w:tblStylePr>
     <w:tblStylePr w:type="firstCol">
       <w:rPr>
+        <w:rFonts w:eastAsia="黑体"/>
         <w:b/>
         <w:bCs/>
       </w:rPr>
     </w:tblStylePr>
     <w:tblStylePr w:type="lastCol">
       <w:rPr>
+        <w:rFonts w:eastAsia="黑体"/>
         <w:b/>
         <w:bCs/>
       </w:rPr>
@@ -9685,12 +10047,14 @@
     </w:tcPr>
     <w:tblStylePr w:type="firstRow">
       <w:rPr>
+        <w:rFonts w:eastAsia="黑体"/>
         <w:b/>
         <w:bCs/>
       </w:rPr>
     </w:tblStylePr>
     <w:tblStylePr w:type="lastRow">
       <w:rPr>
+        <w:rFonts w:eastAsia="黑体"/>
         <w:b/>
         <w:bCs/>
       </w:rPr>
@@ -9703,12 +10067,14 @@
     </w:tblStylePr>
     <w:tblStylePr w:type="firstCol">
       <w:rPr>
+        <w:rFonts w:eastAsia="黑体"/>
         <w:b/>
         <w:bCs/>
       </w:rPr>
     </w:tblStylePr>
     <w:tblStylePr w:type="lastCol">
       <w:rPr>
+        <w:rFonts w:eastAsia="黑体"/>
         <w:b/>
         <w:bCs/>
       </w:rPr>
@@ -9758,12 +10124,14 @@
     </w:tcPr>
     <w:tblStylePr w:type="firstRow">
       <w:rPr>
+        <w:rFonts w:eastAsia="黑体"/>
         <w:b/>
         <w:bCs/>
       </w:rPr>
     </w:tblStylePr>
     <w:tblStylePr w:type="lastRow">
       <w:rPr>
+        <w:rFonts w:eastAsia="黑体"/>
         <w:b/>
         <w:bCs/>
       </w:rPr>
@@ -9776,12 +10144,14 @@
     </w:tblStylePr>
     <w:tblStylePr w:type="firstCol">
       <w:rPr>
+        <w:rFonts w:eastAsia="黑体"/>
         <w:b/>
         <w:bCs/>
       </w:rPr>
     </w:tblStylePr>
     <w:tblStylePr w:type="lastCol">
       <w:rPr>
+        <w:rFonts w:eastAsia="黑体"/>
         <w:b/>
         <w:bCs/>
       </w:rPr>
@@ -9831,12 +10201,14 @@
     </w:tcPr>
     <w:tblStylePr w:type="firstRow">
       <w:rPr>
+        <w:rFonts w:eastAsia="黑体"/>
         <w:b/>
         <w:bCs/>
       </w:rPr>
     </w:tblStylePr>
     <w:tblStylePr w:type="lastRow">
       <w:rPr>
+        <w:rFonts w:eastAsia="黑体"/>
         <w:b/>
         <w:bCs/>
       </w:rPr>
@@ -9849,12 +10221,14 @@
     </w:tblStylePr>
     <w:tblStylePr w:type="firstCol">
       <w:rPr>
+        <w:rFonts w:eastAsia="黑体"/>
         <w:b/>
         <w:bCs/>
       </w:rPr>
     </w:tblStylePr>
     <w:tblStylePr w:type="lastCol">
       <w:rPr>
+        <w:rFonts w:eastAsia="黑体"/>
         <w:b/>
         <w:bCs/>
       </w:rPr>
@@ -9881,7 +10255,7 @@
       <w:spacing w:after="0" w:line="240" w:lineRule="auto"/>
     </w:pPr>
     <w:rPr>
-      <w:rFonts w:asciiTheme="majorHAnsi" w:cstheme="majorBidi" w:eastAsiaTheme="majorEastAsia" w:hAnsiTheme="majorHAnsi"/>
+      <w:rFonts w:asciiTheme="majorHAnsi" w:cstheme="majorBidi" w:hAnsiTheme="majorHAnsi" w:eastAsia="黑体"/>
       <w:color w:themeColor="text1" w:val="000000"/>
     </w:rPr>
     <w:tblPr>
@@ -9908,6 +10282,7 @@
     </w:tcPr>
     <w:tblStylePr w:type="firstRow">
       <w:rPr>
+        <w:rFonts w:eastAsia="黑体"/>
         <w:b/>
         <w:bCs/>
         <w:color w:themeColor="text1" w:val="000000"/>
@@ -9919,6 +10294,7 @@
     </w:tblStylePr>
     <w:tblStylePr w:type="lastRow">
       <w:rPr>
+        <w:rFonts w:eastAsia="黑体"/>
         <w:b/>
         <w:bCs/>
         <w:color w:themeColor="text1" w:val="000000"/>
@@ -9938,6 +10314,7 @@
     </w:tblStylePr>
     <w:tblStylePr w:type="firstCol">
       <w:rPr>
+        <w:rFonts w:eastAsia="黑体"/>
         <w:b/>
         <w:bCs/>
         <w:color w:themeColor="text1" w:val="000000"/>
@@ -9957,6 +10334,7 @@
     </w:tblStylePr>
     <w:tblStylePr w:type="lastCol">
       <w:rPr>
+        <w:rFonts w:eastAsia="黑体"/>
         <w:b w:val="0"/>
         <w:bCs w:val="0"/>
         <w:color w:themeColor="text1" w:val="000000"/>
@@ -10006,7 +10384,7 @@
       <w:spacing w:after="0" w:line="240" w:lineRule="auto"/>
     </w:pPr>
     <w:rPr>
-      <w:rFonts w:asciiTheme="majorHAnsi" w:cstheme="majorBidi" w:eastAsiaTheme="majorEastAsia" w:hAnsiTheme="majorHAnsi"/>
+      <w:rFonts w:asciiTheme="majorHAnsi" w:cstheme="majorBidi" w:hAnsiTheme="majorHAnsi" w:eastAsia="黑体"/>
       <w:color w:themeColor="text1" w:val="000000"/>
     </w:rPr>
     <w:tblPr>
@@ -10033,6 +10411,7 @@
     </w:tcPr>
     <w:tblStylePr w:type="firstRow">
       <w:rPr>
+        <w:rFonts w:eastAsia="黑体"/>
         <w:b/>
         <w:bCs/>
         <w:color w:themeColor="text1" w:val="000000"/>
@@ -10044,6 +10423,7 @@
     </w:tblStylePr>
     <w:tblStylePr w:type="lastRow">
       <w:rPr>
+        <w:rFonts w:eastAsia="黑体"/>
         <w:b/>
         <w:bCs/>
         <w:color w:themeColor="text1" w:val="000000"/>
@@ -10063,6 +10443,7 @@
     </w:tblStylePr>
     <w:tblStylePr w:type="firstCol">
       <w:rPr>
+        <w:rFonts w:eastAsia="黑体"/>
         <w:b/>
         <w:bCs/>
         <w:color w:themeColor="text1" w:val="000000"/>
@@ -10082,6 +10463,7 @@
     </w:tblStylePr>
     <w:tblStylePr w:type="lastCol">
       <w:rPr>
+        <w:rFonts w:eastAsia="黑体"/>
         <w:b w:val="0"/>
         <w:bCs w:val="0"/>
         <w:color w:themeColor="text1" w:val="000000"/>
@@ -10131,7 +10513,7 @@
       <w:spacing w:after="0" w:line="240" w:lineRule="auto"/>
     </w:pPr>
     <w:rPr>
-      <w:rFonts w:asciiTheme="majorHAnsi" w:cstheme="majorBidi" w:eastAsiaTheme="majorEastAsia" w:hAnsiTheme="majorHAnsi"/>
+      <w:rFonts w:asciiTheme="majorHAnsi" w:cstheme="majorBidi" w:hAnsiTheme="majorHAnsi" w:eastAsia="黑体"/>
       <w:color w:themeColor="text1" w:val="000000"/>
     </w:rPr>
     <w:tblPr>
@@ -10158,6 +10540,7 @@
     </w:tcPr>
     <w:tblStylePr w:type="firstRow">
       <w:rPr>
+        <w:rFonts w:eastAsia="黑体"/>
         <w:b/>
         <w:bCs/>
         <w:color w:themeColor="text1" w:val="000000"/>
@@ -10169,6 +10552,7 @@
     </w:tblStylePr>
     <w:tblStylePr w:type="lastRow">
       <w:rPr>
+        <w:rFonts w:eastAsia="黑体"/>
         <w:b/>
         <w:bCs/>
         <w:color w:themeColor="text1" w:val="000000"/>
@@ -10188,6 +10572,7 @@
     </w:tblStylePr>
     <w:tblStylePr w:type="firstCol">
       <w:rPr>
+        <w:rFonts w:eastAsia="黑体"/>
         <w:b/>
         <w:bCs/>
         <w:color w:themeColor="text1" w:val="000000"/>
@@ -10207,6 +10592,7 @@
     </w:tblStylePr>
     <w:tblStylePr w:type="lastCol">
       <w:rPr>
+        <w:rFonts w:eastAsia="黑体"/>
         <w:b w:val="0"/>
         <w:bCs w:val="0"/>
         <w:color w:themeColor="text1" w:val="000000"/>
@@ -10256,7 +10642,7 @@
       <w:spacing w:after="0" w:line="240" w:lineRule="auto"/>
     </w:pPr>
     <w:rPr>
-      <w:rFonts w:asciiTheme="majorHAnsi" w:cstheme="majorBidi" w:eastAsiaTheme="majorEastAsia" w:hAnsiTheme="majorHAnsi"/>
+      <w:rFonts w:asciiTheme="majorHAnsi" w:cstheme="majorBidi" w:hAnsiTheme="majorHAnsi" w:eastAsia="黑体"/>
       <w:color w:themeColor="text1" w:val="000000"/>
     </w:rPr>
     <w:tblPr>
@@ -10283,6 +10669,7 @@
     </w:tcPr>
     <w:tblStylePr w:type="firstRow">
       <w:rPr>
+        <w:rFonts w:eastAsia="黑体"/>
         <w:b/>
         <w:bCs/>
         <w:color w:themeColor="text1" w:val="000000"/>
@@ -10294,6 +10681,7 @@
     </w:tblStylePr>
     <w:tblStylePr w:type="lastRow">
       <w:rPr>
+        <w:rFonts w:eastAsia="黑体"/>
         <w:b/>
         <w:bCs/>
         <w:color w:themeColor="text1" w:val="000000"/>
@@ -10313,6 +10701,7 @@
     </w:tblStylePr>
     <w:tblStylePr w:type="firstCol">
       <w:rPr>
+        <w:rFonts w:eastAsia="黑体"/>
         <w:b/>
         <w:bCs/>
         <w:color w:themeColor="text1" w:val="000000"/>
@@ -10332,6 +10721,7 @@
     </w:tblStylePr>
     <w:tblStylePr w:type="lastCol">
       <w:rPr>
+        <w:rFonts w:eastAsia="黑体"/>
         <w:b w:val="0"/>
         <w:bCs w:val="0"/>
         <w:color w:themeColor="text1" w:val="000000"/>
@@ -10381,7 +10771,7 @@
       <w:spacing w:after="0" w:line="240" w:lineRule="auto"/>
     </w:pPr>
     <w:rPr>
-      <w:rFonts w:asciiTheme="majorHAnsi" w:cstheme="majorBidi" w:eastAsiaTheme="majorEastAsia" w:hAnsiTheme="majorHAnsi"/>
+      <w:rFonts w:asciiTheme="majorHAnsi" w:cstheme="majorBidi" w:hAnsiTheme="majorHAnsi" w:eastAsia="黑体"/>
       <w:color w:themeColor="text1" w:val="000000"/>
     </w:rPr>
     <w:tblPr>
@@ -10408,6 +10798,7 @@
     </w:tcPr>
     <w:tblStylePr w:type="firstRow">
       <w:rPr>
+        <w:rFonts w:eastAsia="黑体"/>
         <w:b/>
         <w:bCs/>
         <w:color w:themeColor="text1" w:val="000000"/>
@@ -10419,6 +10810,7 @@
     </w:tblStylePr>
     <w:tblStylePr w:type="lastRow">
       <w:rPr>
+        <w:rFonts w:eastAsia="黑体"/>
         <w:b/>
         <w:bCs/>
         <w:color w:themeColor="text1" w:val="000000"/>
@@ -10438,6 +10830,7 @@
     </w:tblStylePr>
     <w:tblStylePr w:type="firstCol">
       <w:rPr>
+        <w:rFonts w:eastAsia="黑体"/>
         <w:b/>
         <w:bCs/>
         <w:color w:themeColor="text1" w:val="000000"/>
@@ -10457,6 +10850,7 @@
     </w:tblStylePr>
     <w:tblStylePr w:type="lastCol">
       <w:rPr>
+        <w:rFonts w:eastAsia="黑体"/>
         <w:b w:val="0"/>
         <w:bCs w:val="0"/>
         <w:color w:themeColor="text1" w:val="000000"/>
@@ -10506,7 +10900,7 @@
       <w:spacing w:after="0" w:line="240" w:lineRule="auto"/>
     </w:pPr>
     <w:rPr>
-      <w:rFonts w:asciiTheme="majorHAnsi" w:cstheme="majorBidi" w:eastAsiaTheme="majorEastAsia" w:hAnsiTheme="majorHAnsi"/>
+      <w:rFonts w:asciiTheme="majorHAnsi" w:cstheme="majorBidi" w:hAnsiTheme="majorHAnsi" w:eastAsia="黑体"/>
       <w:color w:themeColor="text1" w:val="000000"/>
     </w:rPr>
     <w:tblPr>
@@ -10533,6 +10927,7 @@
     </w:tcPr>
     <w:tblStylePr w:type="firstRow">
       <w:rPr>
+        <w:rFonts w:eastAsia="黑体"/>
         <w:b/>
         <w:bCs/>
         <w:color w:themeColor="text1" w:val="000000"/>
@@ -10544,6 +10939,7 @@
     </w:tblStylePr>
     <w:tblStylePr w:type="lastRow">
       <w:rPr>
+        <w:rFonts w:eastAsia="黑体"/>
         <w:b/>
         <w:bCs/>
         <w:color w:themeColor="text1" w:val="000000"/>
@@ -10563,6 +10959,7 @@
     </w:tblStylePr>
     <w:tblStylePr w:type="firstCol">
       <w:rPr>
+        <w:rFonts w:eastAsia="黑体"/>
         <w:b/>
         <w:bCs/>
         <w:color w:themeColor="text1" w:val="000000"/>
@@ -10582,6 +10979,7 @@
     </w:tblStylePr>
     <w:tblStylePr w:type="lastCol">
       <w:rPr>
+        <w:rFonts w:eastAsia="黑体"/>
         <w:b w:val="0"/>
         <w:bCs w:val="0"/>
         <w:color w:themeColor="text1" w:val="000000"/>
@@ -10631,7 +11029,7 @@
       <w:spacing w:after="0" w:line="240" w:lineRule="auto"/>
     </w:pPr>
     <w:rPr>
-      <w:rFonts w:asciiTheme="majorHAnsi" w:cstheme="majorBidi" w:eastAsiaTheme="majorEastAsia" w:hAnsiTheme="majorHAnsi"/>
+      <w:rFonts w:asciiTheme="majorHAnsi" w:cstheme="majorBidi" w:hAnsiTheme="majorHAnsi" w:eastAsia="黑体"/>
       <w:color w:themeColor="text1" w:val="000000"/>
     </w:rPr>
     <w:tblPr>
@@ -10658,6 +11056,7 @@
     </w:tcPr>
     <w:tblStylePr w:type="firstRow">
       <w:rPr>
+        <w:rFonts w:eastAsia="黑体"/>
         <w:b/>
         <w:bCs/>
         <w:color w:themeColor="text1" w:val="000000"/>
@@ -10669,6 +11068,7 @@
     </w:tblStylePr>
     <w:tblStylePr w:type="lastRow">
       <w:rPr>
+        <w:rFonts w:eastAsia="黑体"/>
         <w:b/>
         <w:bCs/>
         <w:color w:themeColor="text1" w:val="000000"/>
@@ -10688,6 +11088,7 @@
     </w:tblStylePr>
     <w:tblStylePr w:type="firstCol">
       <w:rPr>
+        <w:rFonts w:eastAsia="黑体"/>
         <w:b/>
         <w:bCs/>
         <w:color w:themeColor="text1" w:val="000000"/>
@@ -10707,6 +11108,7 @@
     </w:tblStylePr>
     <w:tblStylePr w:type="lastCol">
       <w:rPr>
+        <w:rFonts w:eastAsia="黑体"/>
         <w:b w:val="0"/>
         <w:bCs w:val="0"/>
         <w:color w:themeColor="text1" w:val="000000"/>
@@ -10779,6 +11181,7 @@
     </w:tcPr>
     <w:tblStylePr w:type="firstRow">
       <w:rPr>
+        <w:rFonts w:eastAsia="黑体"/>
         <w:b/>
         <w:bCs/>
         <w:i w:val="0"/>
@@ -10800,6 +11203,7 @@
     </w:tblStylePr>
     <w:tblStylePr w:type="lastRow">
       <w:rPr>
+        <w:rFonts w:eastAsia="黑体"/>
         <w:b/>
         <w:bCs/>
         <w:i w:val="0"/>
@@ -10821,6 +11225,7 @@
     </w:tblStylePr>
     <w:tblStylePr w:type="firstCol">
       <w:rPr>
+        <w:rFonts w:eastAsia="黑体"/>
         <w:b/>
         <w:bCs/>
         <w:i w:val="0"/>
@@ -10840,6 +11245,7 @@
     </w:tblStylePr>
     <w:tblStylePr w:type="lastCol">
       <w:rPr>
+        <w:rFonts w:eastAsia="黑体"/>
         <w:b/>
         <w:bCs/>
         <w:i w:val="0"/>
@@ -10920,6 +11326,7 @@
     </w:tcPr>
     <w:tblStylePr w:type="firstRow">
       <w:rPr>
+        <w:rFonts w:eastAsia="黑体"/>
         <w:b/>
         <w:bCs/>
         <w:i w:val="0"/>
@@ -10941,6 +11348,7 @@
     </w:tblStylePr>
     <w:tblStylePr w:type="lastRow">
       <w:rPr>
+        <w:rFonts w:eastAsia="黑体"/>
         <w:b/>
         <w:bCs/>
         <w:i w:val="0"/>
@@ -10962,6 +11370,7 @@
     </w:tblStylePr>
     <w:tblStylePr w:type="firstCol">
       <w:rPr>
+        <w:rFonts w:eastAsia="黑体"/>
         <w:b/>
         <w:bCs/>
         <w:i w:val="0"/>
@@ -10981,6 +11390,7 @@
     </w:tblStylePr>
     <w:tblStylePr w:type="lastCol">
       <w:rPr>
+        <w:rFonts w:eastAsia="黑体"/>
         <w:b/>
         <w:bCs/>
         <w:i w:val="0"/>
@@ -11061,6 +11471,7 @@
     </w:tcPr>
     <w:tblStylePr w:type="firstRow">
       <w:rPr>
+        <w:rFonts w:eastAsia="黑体"/>
         <w:b/>
         <w:bCs/>
         <w:i w:val="0"/>
@@ -11082,6 +11493,7 @@
     </w:tblStylePr>
     <w:tblStylePr w:type="lastRow">
       <w:rPr>
+        <w:rFonts w:eastAsia="黑体"/>
         <w:b/>
         <w:bCs/>
         <w:i w:val="0"/>
@@ -11103,6 +11515,7 @@
     </w:tblStylePr>
     <w:tblStylePr w:type="firstCol">
       <w:rPr>
+        <w:rFonts w:eastAsia="黑体"/>
         <w:b/>
         <w:bCs/>
         <w:i w:val="0"/>
@@ -11122,6 +11535,7 @@
     </w:tblStylePr>
     <w:tblStylePr w:type="lastCol">
       <w:rPr>
+        <w:rFonts w:eastAsia="黑体"/>
         <w:b/>
         <w:bCs/>
         <w:i w:val="0"/>
@@ -11202,6 +11616,7 @@
     </w:tcPr>
     <w:tblStylePr w:type="firstRow">
       <w:rPr>
+        <w:rFonts w:eastAsia="黑体"/>
         <w:b/>
         <w:bCs/>
         <w:i w:val="0"/>
@@ -11223,6 +11638,7 @@
     </w:tblStylePr>
     <w:tblStylePr w:type="lastRow">
       <w:rPr>
+        <w:rFonts w:eastAsia="黑体"/>
         <w:b/>
         <w:bCs/>
         <w:i w:val="0"/>
@@ -11244,6 +11660,7 @@
     </w:tblStylePr>
     <w:tblStylePr w:type="firstCol">
       <w:rPr>
+        <w:rFonts w:eastAsia="黑体"/>
         <w:b/>
         <w:bCs/>
         <w:i w:val="0"/>
@@ -11263,6 +11680,7 @@
     </w:tblStylePr>
     <w:tblStylePr w:type="lastCol">
       <w:rPr>
+        <w:rFonts w:eastAsia="黑体"/>
         <w:b/>
         <w:bCs/>
         <w:i w:val="0"/>
@@ -11343,6 +11761,7 @@
     </w:tcPr>
     <w:tblStylePr w:type="firstRow">
       <w:rPr>
+        <w:rFonts w:eastAsia="黑体"/>
         <w:b/>
         <w:bCs/>
         <w:i w:val="0"/>
@@ -11364,6 +11783,7 @@
     </w:tblStylePr>
     <w:tblStylePr w:type="lastRow">
       <w:rPr>
+        <w:rFonts w:eastAsia="黑体"/>
         <w:b/>
         <w:bCs/>
         <w:i w:val="0"/>
@@ -11385,6 +11805,7 @@
     </w:tblStylePr>
     <w:tblStylePr w:type="firstCol">
       <w:rPr>
+        <w:rFonts w:eastAsia="黑体"/>
         <w:b/>
         <w:bCs/>
         <w:i w:val="0"/>
@@ -11404,6 +11825,7 @@
     </w:tblStylePr>
     <w:tblStylePr w:type="lastCol">
       <w:rPr>
+        <w:rFonts w:eastAsia="黑体"/>
         <w:b/>
         <w:bCs/>
         <w:i w:val="0"/>
@@ -11484,6 +11906,7 @@
     </w:tcPr>
     <w:tblStylePr w:type="firstRow">
       <w:rPr>
+        <w:rFonts w:eastAsia="黑体"/>
         <w:b/>
         <w:bCs/>
         <w:i w:val="0"/>
@@ -11505,6 +11928,7 @@
     </w:tblStylePr>
     <w:tblStylePr w:type="lastRow">
       <w:rPr>
+        <w:rFonts w:eastAsia="黑体"/>
         <w:b/>
         <w:bCs/>
         <w:i w:val="0"/>
@@ -11526,6 +11950,7 @@
     </w:tblStylePr>
     <w:tblStylePr w:type="firstCol">
       <w:rPr>
+        <w:rFonts w:eastAsia="黑体"/>
         <w:b/>
         <w:bCs/>
         <w:i w:val="0"/>
@@ -11545,6 +11970,7 @@
     </w:tblStylePr>
     <w:tblStylePr w:type="lastCol">
       <w:rPr>
+        <w:rFonts w:eastAsia="黑体"/>
         <w:b/>
         <w:bCs/>
         <w:i w:val="0"/>
@@ -11625,6 +12051,7 @@
     </w:tcPr>
     <w:tblStylePr w:type="firstRow">
       <w:rPr>
+        <w:rFonts w:eastAsia="黑体"/>
         <w:b/>
         <w:bCs/>
         <w:i w:val="0"/>
@@ -11646,6 +12073,7 @@
     </w:tblStylePr>
     <w:tblStylePr w:type="lastRow">
       <w:rPr>
+        <w:rFonts w:eastAsia="黑体"/>
         <w:b/>
         <w:bCs/>
         <w:i w:val="0"/>
@@ -11667,6 +12095,7 @@
     </w:tblStylePr>
     <w:tblStylePr w:type="firstCol">
       <w:rPr>
+        <w:rFonts w:eastAsia="黑体"/>
         <w:b/>
         <w:bCs/>
         <w:i w:val="0"/>
@@ -11686,6 +12115,7 @@
     </w:tblStylePr>
     <w:tblStylePr w:type="lastCol">
       <w:rPr>
+        <w:rFonts w:eastAsia="黑体"/>
         <w:b/>
         <w:bCs/>
         <w:i w:val="0"/>
@@ -11743,6 +12173,7 @@
       <w:spacing w:after="0" w:line="240" w:lineRule="auto"/>
     </w:pPr>
     <w:rPr>
+      <w:rFonts w:eastAsia="黑体"/>
       <w:color w:themeColor="background1" w:val="FFFFFF"/>
     </w:rPr>
     <w:tblPr>
@@ -11761,6 +12192,7 @@
     </w:tcPr>
     <w:tblStylePr w:type="firstRow">
       <w:rPr>
+        <w:rFonts w:eastAsia="黑体"/>
         <w:b/>
         <w:bCs/>
       </w:rPr>
@@ -11857,6 +12289,7 @@
       <w:spacing w:after="0" w:line="240" w:lineRule="auto"/>
     </w:pPr>
     <w:rPr>
+      <w:rFonts w:eastAsia="黑体"/>
       <w:color w:themeColor="background1" w:val="FFFFFF"/>
     </w:rPr>
     <w:tblPr>
@@ -11875,6 +12308,7 @@
     </w:tcPr>
     <w:tblStylePr w:type="firstRow">
       <w:rPr>
+        <w:rFonts w:eastAsia="黑体"/>
         <w:b/>
         <w:bCs/>
       </w:rPr>
@@ -11971,6 +12405,7 @@
       <w:spacing w:after="0" w:line="240" w:lineRule="auto"/>
     </w:pPr>
     <w:rPr>
+      <w:rFonts w:eastAsia="黑体"/>
       <w:color w:themeColor="background1" w:val="FFFFFF"/>
     </w:rPr>
     <w:tblPr>
@@ -11989,6 +12424,7 @@
     </w:tcPr>
     <w:tblStylePr w:type="firstRow">
       <w:rPr>
+        <w:rFonts w:eastAsia="黑体"/>
         <w:b/>
         <w:bCs/>
       </w:rPr>
@@ -12085,6 +12521,7 @@
       <w:spacing w:after="0" w:line="240" w:lineRule="auto"/>
     </w:pPr>
     <w:rPr>
+      <w:rFonts w:eastAsia="黑体"/>
       <w:color w:themeColor="background1" w:val="FFFFFF"/>
     </w:rPr>
     <w:tblPr>
@@ -12103,6 +12540,7 @@
     </w:tcPr>
     <w:tblStylePr w:type="firstRow">
       <w:rPr>
+        <w:rFonts w:eastAsia="黑体"/>
         <w:b/>
         <w:bCs/>
       </w:rPr>
@@ -12199,6 +12637,7 @@
       <w:spacing w:after="0" w:line="240" w:lineRule="auto"/>
     </w:pPr>
     <w:rPr>
+      <w:rFonts w:eastAsia="黑体"/>
       <w:color w:themeColor="background1" w:val="FFFFFF"/>
     </w:rPr>
     <w:tblPr>
@@ -12217,6 +12656,7 @@
     </w:tcPr>
     <w:tblStylePr w:type="firstRow">
       <w:rPr>
+        <w:rFonts w:eastAsia="黑体"/>
         <w:b/>
         <w:bCs/>
       </w:rPr>
@@ -12313,6 +12753,7 @@
       <w:spacing w:after="0" w:line="240" w:lineRule="auto"/>
     </w:pPr>
     <w:rPr>
+      <w:rFonts w:eastAsia="黑体"/>
       <w:color w:themeColor="background1" w:val="FFFFFF"/>
     </w:rPr>
     <w:tblPr>
@@ -12331,6 +12772,7 @@
     </w:tcPr>
     <w:tblStylePr w:type="firstRow">
       <w:rPr>
+        <w:rFonts w:eastAsia="黑体"/>
         <w:b/>
         <w:bCs/>
       </w:rPr>
@@ -12427,6 +12869,7 @@
       <w:spacing w:after="0" w:line="240" w:lineRule="auto"/>
     </w:pPr>
     <w:rPr>
+      <w:rFonts w:eastAsia="黑体"/>
       <w:color w:themeColor="background1" w:val="FFFFFF"/>
     </w:rPr>
     <w:tblPr>
@@ -12445,6 +12888,7 @@
     </w:tcPr>
     <w:tblStylePr w:type="firstRow">
       <w:rPr>
+        <w:rFonts w:eastAsia="黑体"/>
         <w:b/>
         <w:bCs/>
       </w:rPr>
@@ -12541,6 +12985,7 @@
       <w:spacing w:after="0" w:line="240" w:lineRule="auto"/>
     </w:pPr>
     <w:rPr>
+      <w:rFonts w:eastAsia="黑体"/>
       <w:color w:themeColor="text1" w:val="000000"/>
     </w:rPr>
     <w:tblPr>
@@ -12567,6 +13012,7 @@
     </w:tcPr>
     <w:tblStylePr w:type="firstRow">
       <w:rPr>
+        <w:rFonts w:eastAsia="黑体"/>
         <w:b/>
         <w:bCs/>
       </w:rPr>
@@ -12585,6 +13031,7 @@
     </w:tblStylePr>
     <w:tblStylePr w:type="lastRow">
       <w:rPr>
+        <w:rFonts w:eastAsia="黑体"/>
         <w:b/>
         <w:bCs/>
         <w:color w:themeColor="background1" w:val="FFFFFF"/>
@@ -12599,6 +13046,7 @@
     </w:tblStylePr>
     <w:tblStylePr w:type="firstCol">
       <w:rPr>
+        <w:rFonts w:eastAsia="黑体"/>
         <w:color w:themeColor="background1" w:val="FFFFFF"/>
       </w:rPr>
       <w:tblPr/>
@@ -12616,6 +13064,7 @@
     </w:tblStylePr>
     <w:tblStylePr w:type="lastCol">
       <w:rPr>
+        <w:rFonts w:eastAsia="黑体"/>
         <w:color w:themeColor="background1" w:val="FFFFFF"/>
       </w:rPr>
       <w:tblPr/>
@@ -12645,11 +13094,13 @@
     </w:tblStylePr>
     <w:tblStylePr w:type="neCell">
       <w:rPr>
+        <w:rFonts w:eastAsia="黑体"/>
         <w:color w:themeColor="text1" w:val="000000"/>
       </w:rPr>
     </w:tblStylePr>
     <w:tblStylePr w:type="nwCell">
       <w:rPr>
+        <w:rFonts w:eastAsia="黑体"/>
         <w:color w:themeColor="text1" w:val="000000"/>
       </w:rPr>
     </w:tblStylePr>
@@ -12663,6 +13114,7 @@
       <w:spacing w:after="0" w:line="240" w:lineRule="auto"/>
     </w:pPr>
     <w:rPr>
+      <w:rFonts w:eastAsia="黑体"/>
       <w:color w:themeColor="text1" w:val="000000"/>
     </w:rPr>
     <w:tblPr>
@@ -12689,6 +13141,7 @@
     </w:tcPr>
     <w:tblStylePr w:type="firstRow">
       <w:rPr>
+        <w:rFonts w:eastAsia="黑体"/>
         <w:b/>
         <w:bCs/>
       </w:rPr>
@@ -12707,6 +13160,7 @@
     </w:tblStylePr>
     <w:tblStylePr w:type="lastRow">
       <w:rPr>
+        <w:rFonts w:eastAsia="黑体"/>
         <w:b/>
         <w:bCs/>
         <w:color w:themeColor="background1" w:val="FFFFFF"/>
@@ -12721,6 +13175,7 @@
     </w:tblStylePr>
     <w:tblStylePr w:type="firstCol">
       <w:rPr>
+        <w:rFonts w:eastAsia="黑体"/>
         <w:color w:themeColor="background1" w:val="FFFFFF"/>
       </w:rPr>
       <w:tblPr/>
@@ -12738,6 +13193,7 @@
     </w:tblStylePr>
     <w:tblStylePr w:type="lastCol">
       <w:rPr>
+        <w:rFonts w:eastAsia="黑体"/>
         <w:color w:themeColor="background1" w:val="FFFFFF"/>
       </w:rPr>
       <w:tblPr/>
@@ -12767,11 +13223,13 @@
     </w:tblStylePr>
     <w:tblStylePr w:type="neCell">
       <w:rPr>
+        <w:rFonts w:eastAsia="黑体"/>
         <w:color w:themeColor="text1" w:val="000000"/>
       </w:rPr>
     </w:tblStylePr>
     <w:tblStylePr w:type="nwCell">
       <w:rPr>
+        <w:rFonts w:eastAsia="黑体"/>
         <w:color w:themeColor="text1" w:val="000000"/>
       </w:rPr>
     </w:tblStylePr>
@@ -12785,6 +13243,7 @@
       <w:spacing w:after="0" w:line="240" w:lineRule="auto"/>
     </w:pPr>
     <w:rPr>
+      <w:rFonts w:eastAsia="黑体"/>
       <w:color w:themeColor="text1" w:val="000000"/>
     </w:rPr>
     <w:tblPr>
@@ -12811,6 +13270,7 @@
     </w:tcPr>
     <w:tblStylePr w:type="firstRow">
       <w:rPr>
+        <w:rFonts w:eastAsia="黑体"/>
         <w:b/>
         <w:bCs/>
       </w:rPr>
@@ -12829,6 +13289,7 @@
     </w:tblStylePr>
     <w:tblStylePr w:type="lastRow">
       <w:rPr>
+        <w:rFonts w:eastAsia="黑体"/>
         <w:b/>
         <w:bCs/>
         <w:color w:themeColor="background1" w:val="FFFFFF"/>
@@ -12843,6 +13304,7 @@
     </w:tblStylePr>
     <w:tblStylePr w:type="firstCol">
       <w:rPr>
+        <w:rFonts w:eastAsia="黑体"/>
         <w:color w:themeColor="background1" w:val="FFFFFF"/>
       </w:rPr>
       <w:tblPr/>
@@ -12860,6 +13322,7 @@
     </w:tblStylePr>
     <w:tblStylePr w:type="lastCol">
       <w:rPr>
+        <w:rFonts w:eastAsia="黑体"/>
         <w:color w:themeColor="background1" w:val="FFFFFF"/>
       </w:rPr>
       <w:tblPr/>
@@ -12889,11 +13352,13 @@
     </w:tblStylePr>
     <w:tblStylePr w:type="neCell">
       <w:rPr>
+        <w:rFonts w:eastAsia="黑体"/>
         <w:color w:themeColor="text1" w:val="000000"/>
       </w:rPr>
     </w:tblStylePr>
     <w:tblStylePr w:type="nwCell">
       <w:rPr>
+        <w:rFonts w:eastAsia="黑体"/>
         <w:color w:themeColor="text1" w:val="000000"/>
       </w:rPr>
     </w:tblStylePr>
@@ -12907,6 +13372,7 @@
       <w:spacing w:after="0" w:line="240" w:lineRule="auto"/>
     </w:pPr>
     <w:rPr>
+      <w:rFonts w:eastAsia="黑体"/>
       <w:color w:themeColor="text1" w:val="000000"/>
     </w:rPr>
     <w:tblPr>
@@ -12933,6 +13399,7 @@
     </w:tcPr>
     <w:tblStylePr w:type="firstRow">
       <w:rPr>
+        <w:rFonts w:eastAsia="黑体"/>
         <w:b/>
         <w:bCs/>
       </w:rPr>
@@ -12951,6 +13418,7 @@
     </w:tblStylePr>
     <w:tblStylePr w:type="lastRow">
       <w:rPr>
+        <w:rFonts w:eastAsia="黑体"/>
         <w:b/>
         <w:bCs/>
         <w:color w:themeColor="background1" w:val="FFFFFF"/>
@@ -12965,6 +13433,7 @@
     </w:tblStylePr>
     <w:tblStylePr w:type="firstCol">
       <w:rPr>
+        <w:rFonts w:eastAsia="黑体"/>
         <w:color w:themeColor="background1" w:val="FFFFFF"/>
       </w:rPr>
       <w:tblPr/>
@@ -12982,6 +13451,7 @@
     </w:tblStylePr>
     <w:tblStylePr w:type="lastCol">
       <w:rPr>
+        <w:rFonts w:eastAsia="黑体"/>
         <w:color w:themeColor="background1" w:val="FFFFFF"/>
       </w:rPr>
       <w:tblPr/>
@@ -13019,6 +13489,7 @@
       <w:spacing w:after="0" w:line="240" w:lineRule="auto"/>
     </w:pPr>
     <w:rPr>
+      <w:rFonts w:eastAsia="黑体"/>
       <w:color w:themeColor="text1" w:val="000000"/>
     </w:rPr>
     <w:tblPr>
@@ -13045,6 +13516,7 @@
     </w:tcPr>
     <w:tblStylePr w:type="firstRow">
       <w:rPr>
+        <w:rFonts w:eastAsia="黑体"/>
         <w:b/>
         <w:bCs/>
       </w:rPr>
@@ -13063,6 +13535,7 @@
     </w:tblStylePr>
     <w:tblStylePr w:type="lastRow">
       <w:rPr>
+        <w:rFonts w:eastAsia="黑体"/>
         <w:b/>
         <w:bCs/>
         <w:color w:themeColor="background1" w:val="FFFFFF"/>
@@ -13077,6 +13550,7 @@
     </w:tblStylePr>
     <w:tblStylePr w:type="firstCol">
       <w:rPr>
+        <w:rFonts w:eastAsia="黑体"/>
         <w:color w:themeColor="background1" w:val="FFFFFF"/>
       </w:rPr>
       <w:tblPr/>
@@ -13094,6 +13568,7 @@
     </w:tblStylePr>
     <w:tblStylePr w:type="lastCol">
       <w:rPr>
+        <w:rFonts w:eastAsia="黑体"/>
         <w:color w:themeColor="background1" w:val="FFFFFF"/>
       </w:rPr>
       <w:tblPr/>
@@ -13123,11 +13598,13 @@
     </w:tblStylePr>
     <w:tblStylePr w:type="neCell">
       <w:rPr>
+        <w:rFonts w:eastAsia="黑体"/>
         <w:color w:themeColor="text1" w:val="000000"/>
       </w:rPr>
     </w:tblStylePr>
     <w:tblStylePr w:type="nwCell">
       <w:rPr>
+        <w:rFonts w:eastAsia="黑体"/>
         <w:color w:themeColor="text1" w:val="000000"/>
       </w:rPr>
     </w:tblStylePr>
@@ -13141,6 +13618,7 @@
       <w:spacing w:after="0" w:line="240" w:lineRule="auto"/>
     </w:pPr>
     <w:rPr>
+      <w:rFonts w:eastAsia="黑体"/>
       <w:color w:themeColor="text1" w:val="000000"/>
     </w:rPr>
     <w:tblPr>
@@ -13167,6 +13645,7 @@
     </w:tcPr>
     <w:tblStylePr w:type="firstRow">
       <w:rPr>
+        <w:rFonts w:eastAsia="黑体"/>
         <w:b/>
         <w:bCs/>
       </w:rPr>
@@ -13185,6 +13664,7 @@
     </w:tblStylePr>
     <w:tblStylePr w:type="lastRow">
       <w:rPr>
+        <w:rFonts w:eastAsia="黑体"/>
         <w:b/>
         <w:bCs/>
         <w:color w:themeColor="background1" w:val="FFFFFF"/>
@@ -13199,6 +13679,7 @@
     </w:tblStylePr>
     <w:tblStylePr w:type="firstCol">
       <w:rPr>
+        <w:rFonts w:eastAsia="黑体"/>
         <w:color w:themeColor="background1" w:val="FFFFFF"/>
       </w:rPr>
       <w:tblPr/>
@@ -13216,6 +13697,7 @@
     </w:tblStylePr>
     <w:tblStylePr w:type="lastCol">
       <w:rPr>
+        <w:rFonts w:eastAsia="黑体"/>
         <w:color w:themeColor="background1" w:val="FFFFFF"/>
       </w:rPr>
       <w:tblPr/>
@@ -13245,11 +13727,13 @@
     </w:tblStylePr>
     <w:tblStylePr w:type="neCell">
       <w:rPr>
+        <w:rFonts w:eastAsia="黑体"/>
         <w:color w:themeColor="text1" w:val="000000"/>
       </w:rPr>
     </w:tblStylePr>
     <w:tblStylePr w:type="nwCell">
       <w:rPr>
+        <w:rFonts w:eastAsia="黑体"/>
         <w:color w:themeColor="text1" w:val="000000"/>
       </w:rPr>
     </w:tblStylePr>
@@ -13263,6 +13747,7 @@
       <w:spacing w:after="0" w:line="240" w:lineRule="auto"/>
     </w:pPr>
     <w:rPr>
+      <w:rFonts w:eastAsia="黑体"/>
       <w:color w:themeColor="text1" w:val="000000"/>
     </w:rPr>
     <w:tblPr>
@@ -13289,6 +13774,7 @@
     </w:tcPr>
     <w:tblStylePr w:type="firstRow">
       <w:rPr>
+        <w:rFonts w:eastAsia="黑体"/>
         <w:b/>
         <w:bCs/>
       </w:rPr>
@@ -13307,6 +13793,7 @@
     </w:tblStylePr>
     <w:tblStylePr w:type="lastRow">
       <w:rPr>
+        <w:rFonts w:eastAsia="黑体"/>
         <w:b/>
         <w:bCs/>
         <w:color w:themeColor="background1" w:val="FFFFFF"/>
@@ -13321,6 +13808,7 @@
     </w:tblStylePr>
     <w:tblStylePr w:type="firstCol">
       <w:rPr>
+        <w:rFonts w:eastAsia="黑体"/>
         <w:color w:themeColor="background1" w:val="FFFFFF"/>
       </w:rPr>
       <w:tblPr/>
@@ -13338,6 +13826,7 @@
     </w:tblStylePr>
     <w:tblStylePr w:type="lastCol">
       <w:rPr>
+        <w:rFonts w:eastAsia="黑体"/>
         <w:color w:themeColor="background1" w:val="FFFFFF"/>
       </w:rPr>
       <w:tblPr/>
@@ -13367,11 +13856,13 @@
     </w:tblStylePr>
     <w:tblStylePr w:type="neCell">
       <w:rPr>
+        <w:rFonts w:eastAsia="黑体"/>
         <w:color w:themeColor="text1" w:val="000000"/>
       </w:rPr>
     </w:tblStylePr>
     <w:tblStylePr w:type="nwCell">
       <w:rPr>
+        <w:rFonts w:eastAsia="黑体"/>
         <w:color w:themeColor="text1" w:val="000000"/>
       </w:rPr>
     </w:tblStylePr>
@@ -13385,6 +13876,7 @@
       <w:spacing w:after="0" w:line="240" w:lineRule="auto"/>
     </w:pPr>
     <w:rPr>
+      <w:rFonts w:eastAsia="黑体"/>
       <w:color w:themeColor="text1" w:val="000000"/>
     </w:rPr>
     <w:tblPr>
@@ -13403,6 +13895,7 @@
     </w:tcPr>
     <w:tblStylePr w:type="firstRow">
       <w:rPr>
+        <w:rFonts w:eastAsia="黑体"/>
         <w:b/>
         <w:bCs/>
         <w:color w:themeColor="background1" w:val="FFFFFF"/>
@@ -13417,6 +13910,7 @@
     </w:tblStylePr>
     <w:tblStylePr w:type="lastRow">
       <w:rPr>
+        <w:rFonts w:eastAsia="黑体"/>
         <w:b/>
         <w:bCs/>
         <w:color w:themeColor="accent2" w:themeShade="CC" w:val="9E3A38"/>
@@ -13431,12 +13925,14 @@
     </w:tblStylePr>
     <w:tblStylePr w:type="firstCol">
       <w:rPr>
+        <w:rFonts w:eastAsia="黑体"/>
         <w:b/>
         <w:bCs/>
       </w:rPr>
     </w:tblStylePr>
     <w:tblStylePr w:type="lastCol">
       <w:rPr>
+        <w:rFonts w:eastAsia="黑体"/>
         <w:b/>
         <w:bCs/>
       </w:rPr>
@@ -13471,6 +13967,7 @@
       <w:spacing w:after="0" w:line="240" w:lineRule="auto"/>
     </w:pPr>
     <w:rPr>
+      <w:rFonts w:eastAsia="黑体"/>
       <w:color w:themeColor="text1" w:val="000000"/>
     </w:rPr>
     <w:tblPr>
@@ -13489,6 +13986,7 @@
     </w:tcPr>
     <w:tblStylePr w:type="firstRow">
       <w:rPr>
+        <w:rFonts w:eastAsia="黑体"/>
         <w:b/>
         <w:bCs/>
         <w:color w:themeColor="background1" w:val="FFFFFF"/>
@@ -13503,6 +14001,7 @@
     </w:tblStylePr>
     <w:tblStylePr w:type="lastRow">
       <w:rPr>
+        <w:rFonts w:eastAsia="黑体"/>
         <w:b/>
         <w:bCs/>
         <w:color w:themeColor="accent2" w:themeShade="CC" w:val="9E3A38"/>
@@ -13517,12 +14016,14 @@
     </w:tblStylePr>
     <w:tblStylePr w:type="firstCol">
       <w:rPr>
+        <w:rFonts w:eastAsia="黑体"/>
         <w:b/>
         <w:bCs/>
       </w:rPr>
     </w:tblStylePr>
     <w:tblStylePr w:type="lastCol">
       <w:rPr>
+        <w:rFonts w:eastAsia="黑体"/>
         <w:b/>
         <w:bCs/>
       </w:rPr>
@@ -13557,6 +14058,7 @@
       <w:spacing w:after="0" w:line="240" w:lineRule="auto"/>
     </w:pPr>
     <w:rPr>
+      <w:rFonts w:eastAsia="黑体"/>
       <w:color w:themeColor="text1" w:val="000000"/>
     </w:rPr>
     <w:tblPr>
@@ -13575,6 +14077,7 @@
     </w:tcPr>
     <w:tblStylePr w:type="firstRow">
       <w:rPr>
+        <w:rFonts w:eastAsia="黑体"/>
         <w:b/>
         <w:bCs/>
         <w:color w:themeColor="background1" w:val="FFFFFF"/>
@@ -13589,6 +14092,7 @@
     </w:tblStylePr>
     <w:tblStylePr w:type="lastRow">
       <w:rPr>
+        <w:rFonts w:eastAsia="黑体"/>
         <w:b/>
         <w:bCs/>
         <w:color w:themeColor="accent2" w:themeShade="CC" w:val="9E3A38"/>
@@ -13603,12 +14107,14 @@
     </w:tblStylePr>
     <w:tblStylePr w:type="firstCol">
       <w:rPr>
+        <w:rFonts w:eastAsia="黑体"/>
         <w:b/>
         <w:bCs/>
       </w:rPr>
     </w:tblStylePr>
     <w:tblStylePr w:type="lastCol">
       <w:rPr>
+        <w:rFonts w:eastAsia="黑体"/>
         <w:b/>
         <w:bCs/>
       </w:rPr>
@@ -13643,6 +14149,7 @@
       <w:spacing w:after="0" w:line="240" w:lineRule="auto"/>
     </w:pPr>
     <w:rPr>
+      <w:rFonts w:eastAsia="黑体"/>
       <w:color w:themeColor="text1" w:val="000000"/>
     </w:rPr>
     <w:tblPr>
@@ -13661,6 +14168,7 @@
     </w:tcPr>
     <w:tblStylePr w:type="firstRow">
       <w:rPr>
+        <w:rFonts w:eastAsia="黑体"/>
         <w:b/>
         <w:bCs/>
         <w:color w:themeColor="background1" w:val="FFFFFF"/>
@@ -13675,6 +14183,7 @@
     </w:tblStylePr>
     <w:tblStylePr w:type="lastRow">
       <w:rPr>
+        <w:rFonts w:eastAsia="黑体"/>
         <w:b/>
         <w:bCs/>
         <w:color w:themeColor="accent4" w:themeShade="CC" w:val="664E82"/>
@@ -13689,12 +14198,14 @@
     </w:tblStylePr>
     <w:tblStylePr w:type="firstCol">
       <w:rPr>
+        <w:rFonts w:eastAsia="黑体"/>
         <w:b/>
         <w:bCs/>
       </w:rPr>
     </w:tblStylePr>
     <w:tblStylePr w:type="lastCol">
       <w:rPr>
+        <w:rFonts w:eastAsia="黑体"/>
         <w:b/>
         <w:bCs/>
       </w:rPr>
@@ -13729,6 +14240,7 @@
       <w:spacing w:after="0" w:line="240" w:lineRule="auto"/>
     </w:pPr>
     <w:rPr>
+      <w:rFonts w:eastAsia="黑体"/>
       <w:color w:themeColor="text1" w:val="000000"/>
     </w:rPr>
     <w:tblPr>
@@ -13747,6 +14259,7 @@
     </w:tcPr>
     <w:tblStylePr w:type="firstRow">
       <w:rPr>
+        <w:rFonts w:eastAsia="黑体"/>
         <w:b/>
         <w:bCs/>
         <w:color w:themeColor="background1" w:val="FFFFFF"/>
@@ -13761,6 +14274,7 @@
     </w:tblStylePr>
     <w:tblStylePr w:type="lastRow">
       <w:rPr>
+        <w:rFonts w:eastAsia="黑体"/>
         <w:b/>
         <w:bCs/>
         <w:color w:themeColor="accent3" w:themeShade="CC" w:val="7E9C40"/>
@@ -13775,12 +14289,14 @@
     </w:tblStylePr>
     <w:tblStylePr w:type="firstCol">
       <w:rPr>
+        <w:rFonts w:eastAsia="黑体"/>
         <w:b/>
         <w:bCs/>
       </w:rPr>
     </w:tblStylePr>
     <w:tblStylePr w:type="lastCol">
       <w:rPr>
+        <w:rFonts w:eastAsia="黑体"/>
         <w:b/>
         <w:bCs/>
       </w:rPr>
@@ -13815,6 +14331,7 @@
       <w:spacing w:after="0" w:line="240" w:lineRule="auto"/>
     </w:pPr>
     <w:rPr>
+      <w:rFonts w:eastAsia="黑体"/>
       <w:color w:themeColor="text1" w:val="000000"/>
     </w:rPr>
     <w:tblPr>
@@ -13833,6 +14350,7 @@
     </w:tcPr>
     <w:tblStylePr w:type="firstRow">
       <w:rPr>
+        <w:rFonts w:eastAsia="黑体"/>
         <w:b/>
         <w:bCs/>
         <w:color w:themeColor="background1" w:val="FFFFFF"/>
@@ -13847,6 +14365,7 @@
     </w:tblStylePr>
     <w:tblStylePr w:type="lastRow">
       <w:rPr>
+        <w:rFonts w:eastAsia="黑体"/>
         <w:b/>
         <w:bCs/>
         <w:color w:themeColor="accent6" w:themeShade="CC" w:val="F2730A"/>
@@ -13861,12 +14380,14 @@
     </w:tblStylePr>
     <w:tblStylePr w:type="firstCol">
       <w:rPr>
+        <w:rFonts w:eastAsia="黑体"/>
         <w:b/>
         <w:bCs/>
       </w:rPr>
     </w:tblStylePr>
     <w:tblStylePr w:type="lastCol">
       <w:rPr>
+        <w:rFonts w:eastAsia="黑体"/>
         <w:b/>
         <w:bCs/>
       </w:rPr>
@@ -13901,6 +14422,7 @@
       <w:spacing w:after="0" w:line="240" w:lineRule="auto"/>
     </w:pPr>
     <w:rPr>
+      <w:rFonts w:eastAsia="黑体"/>
       <w:color w:themeColor="text1" w:val="000000"/>
     </w:rPr>
     <w:tblPr>
@@ -13919,6 +14441,7 @@
     </w:tcPr>
     <w:tblStylePr w:type="firstRow">
       <w:rPr>
+        <w:rFonts w:eastAsia="黑体"/>
         <w:b/>
         <w:bCs/>
         <w:color w:themeColor="background1" w:val="FFFFFF"/>
@@ -13933,6 +14456,7 @@
     </w:tblStylePr>
     <w:tblStylePr w:type="lastRow">
       <w:rPr>
+        <w:rFonts w:eastAsia="黑体"/>
         <w:b/>
         <w:bCs/>
         <w:color w:themeColor="accent5" w:themeShade="CC" w:val="348DA5"/>
@@ -13947,12 +14471,14 @@
     </w:tblStylePr>
     <w:tblStylePr w:type="firstCol">
       <w:rPr>
+        <w:rFonts w:eastAsia="黑体"/>
         <w:b/>
         <w:bCs/>
       </w:rPr>
     </w:tblStylePr>
     <w:tblStylePr w:type="lastCol">
       <w:rPr>
+        <w:rFonts w:eastAsia="黑体"/>
         <w:b/>
         <w:bCs/>
       </w:rPr>
@@ -13987,6 +14513,7 @@
       <w:spacing w:after="0" w:line="240" w:lineRule="auto"/>
     </w:pPr>
     <w:rPr>
+      <w:rFonts w:eastAsia="黑体"/>
       <w:color w:themeColor="text1" w:val="000000"/>
     </w:rPr>
     <w:tblPr>
@@ -14008,6 +14535,7 @@
     </w:tcPr>
     <w:tblStylePr w:type="firstRow">
       <w:rPr>
+        <w:rFonts w:eastAsia="黑体"/>
         <w:b/>
         <w:bCs/>
       </w:rPr>
@@ -14018,6 +14546,7 @@
     </w:tblStylePr>
     <w:tblStylePr w:type="lastRow">
       <w:rPr>
+        <w:rFonts w:eastAsia="黑体"/>
         <w:b/>
         <w:bCs/>
         <w:color w:themeColor="text1" w:val="000000"/>
@@ -14029,6 +14558,7 @@
     </w:tblStylePr>
     <w:tblStylePr w:type="firstCol">
       <w:rPr>
+        <w:rFonts w:eastAsia="黑体"/>
         <w:color w:themeColor="background1" w:val="FFFFFF"/>
       </w:rPr>
       <w:tblPr/>
@@ -14038,6 +14568,7 @@
     </w:tblStylePr>
     <w:tblStylePr w:type="lastCol">
       <w:rPr>
+        <w:rFonts w:eastAsia="黑体"/>
         <w:color w:themeColor="background1" w:val="FFFFFF"/>
       </w:rPr>
       <w:tblPr/>
@@ -14067,6 +14598,7 @@
       <w:spacing w:after="0" w:line="240" w:lineRule="auto"/>
     </w:pPr>
     <w:rPr>
+      <w:rFonts w:eastAsia="黑体"/>
       <w:color w:themeColor="text1" w:val="000000"/>
     </w:rPr>
     <w:tblPr>
@@ -14088,6 +14620,7 @@
     </w:tcPr>
     <w:tblStylePr w:type="firstRow">
       <w:rPr>
+        <w:rFonts w:eastAsia="黑体"/>
         <w:b/>
         <w:bCs/>
       </w:rPr>
@@ -14098,6 +14631,7 @@
     </w:tblStylePr>
     <w:tblStylePr w:type="lastRow">
       <w:rPr>
+        <w:rFonts w:eastAsia="黑体"/>
         <w:b/>
         <w:bCs/>
         <w:color w:themeColor="text1" w:val="000000"/>
@@ -14109,6 +14643,7 @@
     </w:tblStylePr>
     <w:tblStylePr w:type="firstCol">
       <w:rPr>
+        <w:rFonts w:eastAsia="黑体"/>
         <w:color w:themeColor="background1" w:val="FFFFFF"/>
       </w:rPr>
       <w:tblPr/>
@@ -14118,6 +14653,7 @@
     </w:tblStylePr>
     <w:tblStylePr w:type="lastCol">
       <w:rPr>
+        <w:rFonts w:eastAsia="黑体"/>
         <w:color w:themeColor="background1" w:val="FFFFFF"/>
       </w:rPr>
       <w:tblPr/>
@@ -14147,6 +14683,7 @@
       <w:spacing w:after="0" w:line="240" w:lineRule="auto"/>
     </w:pPr>
     <w:rPr>
+      <w:rFonts w:eastAsia="黑体"/>
       <w:color w:themeColor="text1" w:val="000000"/>
     </w:rPr>
     <w:tblPr>
@@ -14168,6 +14705,7 @@
     </w:tcPr>
     <w:tblStylePr w:type="firstRow">
       <w:rPr>
+        <w:rFonts w:eastAsia="黑体"/>
         <w:b/>
         <w:bCs/>
       </w:rPr>
@@ -14178,6 +14716,7 @@
     </w:tblStylePr>
     <w:tblStylePr w:type="lastRow">
       <w:rPr>
+        <w:rFonts w:eastAsia="黑体"/>
         <w:b/>
         <w:bCs/>
         <w:color w:themeColor="text1" w:val="000000"/>
@@ -14189,6 +14728,7 @@
     </w:tblStylePr>
     <w:tblStylePr w:type="firstCol">
       <w:rPr>
+        <w:rFonts w:eastAsia="黑体"/>
         <w:color w:themeColor="background1" w:val="FFFFFF"/>
       </w:rPr>
       <w:tblPr/>
@@ -14198,6 +14738,7 @@
     </w:tblStylePr>
     <w:tblStylePr w:type="lastCol">
       <w:rPr>
+        <w:rFonts w:eastAsia="黑体"/>
         <w:color w:themeColor="background1" w:val="FFFFFF"/>
       </w:rPr>
       <w:tblPr/>
@@ -14227,6 +14768,7 @@
       <w:spacing w:after="0" w:line="240" w:lineRule="auto"/>
     </w:pPr>
     <w:rPr>
+      <w:rFonts w:eastAsia="黑体"/>
       <w:color w:themeColor="text1" w:val="000000"/>
     </w:rPr>
     <w:tblPr>
@@ -14248,6 +14790,7 @@
     </w:tcPr>
     <w:tblStylePr w:type="firstRow">
       <w:rPr>
+        <w:rFonts w:eastAsia="黑体"/>
         <w:b/>
         <w:bCs/>
       </w:rPr>
@@ -14258,6 +14801,7 @@
     </w:tblStylePr>
     <w:tblStylePr w:type="lastRow">
       <w:rPr>
+        <w:rFonts w:eastAsia="黑体"/>
         <w:b/>
         <w:bCs/>
         <w:color w:themeColor="text1" w:val="000000"/>
@@ -14269,6 +14813,7 @@
     </w:tblStylePr>
     <w:tblStylePr w:type="firstCol">
       <w:rPr>
+        <w:rFonts w:eastAsia="黑体"/>
         <w:color w:themeColor="background1" w:val="FFFFFF"/>
       </w:rPr>
       <w:tblPr/>
@@ -14278,6 +14823,7 @@
     </w:tblStylePr>
     <w:tblStylePr w:type="lastCol">
       <w:rPr>
+        <w:rFonts w:eastAsia="黑体"/>
         <w:color w:themeColor="background1" w:val="FFFFFF"/>
       </w:rPr>
       <w:tblPr/>
@@ -14307,6 +14853,7 @@
       <w:spacing w:after="0" w:line="240" w:lineRule="auto"/>
     </w:pPr>
     <w:rPr>
+      <w:rFonts w:eastAsia="黑体"/>
       <w:color w:themeColor="text1" w:val="000000"/>
     </w:rPr>
     <w:tblPr>
@@ -14328,6 +14875,7 @@
     </w:tcPr>
     <w:tblStylePr w:type="firstRow">
       <w:rPr>
+        <w:rFonts w:eastAsia="黑体"/>
         <w:b/>
         <w:bCs/>
       </w:rPr>
@@ -14338,6 +14886,7 @@
     </w:tblStylePr>
     <w:tblStylePr w:type="lastRow">
       <w:rPr>
+        <w:rFonts w:eastAsia="黑体"/>
         <w:b/>
         <w:bCs/>
         <w:color w:themeColor="text1" w:val="000000"/>
@@ -14349,6 +14898,7 @@
     </w:tblStylePr>
     <w:tblStylePr w:type="firstCol">
       <w:rPr>
+        <w:rFonts w:eastAsia="黑体"/>
         <w:color w:themeColor="background1" w:val="FFFFFF"/>
       </w:rPr>
       <w:tblPr/>
@@ -14358,6 +14908,7 @@
     </w:tblStylePr>
     <w:tblStylePr w:type="lastCol">
       <w:rPr>
+        <w:rFonts w:eastAsia="黑体"/>
         <w:color w:themeColor="background1" w:val="FFFFFF"/>
       </w:rPr>
       <w:tblPr/>
@@ -14387,6 +14938,7 @@
       <w:spacing w:after="0" w:line="240" w:lineRule="auto"/>
     </w:pPr>
     <w:rPr>
+      <w:rFonts w:eastAsia="黑体"/>
       <w:color w:themeColor="text1" w:val="000000"/>
     </w:rPr>
     <w:tblPr>
@@ -14408,6 +14960,7 @@
     </w:tcPr>
     <w:tblStylePr w:type="firstRow">
       <w:rPr>
+        <w:rFonts w:eastAsia="黑体"/>
         <w:b/>
         <w:bCs/>
       </w:rPr>
@@ -14418,6 +14971,7 @@
     </w:tblStylePr>
     <w:tblStylePr w:type="lastRow">
       <w:rPr>
+        <w:rFonts w:eastAsia="黑体"/>
         <w:b/>
         <w:bCs/>
         <w:color w:themeColor="text1" w:val="000000"/>
@@ -14429,6 +14983,7 @@
     </w:tblStylePr>
     <w:tblStylePr w:type="firstCol">
       <w:rPr>
+        <w:rFonts w:eastAsia="黑体"/>
         <w:color w:themeColor="background1" w:val="FFFFFF"/>
       </w:rPr>
       <w:tblPr/>
@@ -14438,6 +14993,7 @@
     </w:tblStylePr>
     <w:tblStylePr w:type="lastCol">
       <w:rPr>
+        <w:rFonts w:eastAsia="黑体"/>
         <w:color w:themeColor="background1" w:val="FFFFFF"/>
       </w:rPr>
       <w:tblPr/>
@@ -14467,6 +15023,7 @@
       <w:spacing w:after="0" w:line="240" w:lineRule="auto"/>
     </w:pPr>
     <w:rPr>
+      <w:rFonts w:eastAsia="黑体"/>
       <w:color w:themeColor="text1" w:val="000000"/>
     </w:rPr>
     <w:tblPr>
@@ -14488,6 +15045,7 @@
     </w:tcPr>
     <w:tblStylePr w:type="firstRow">
       <w:rPr>
+        <w:rFonts w:eastAsia="黑体"/>
         <w:b/>
         <w:bCs/>
       </w:rPr>
@@ -14498,6 +15056,7 @@
     </w:tblStylePr>
     <w:tblStylePr w:type="lastRow">
       <w:rPr>
+        <w:rFonts w:eastAsia="黑体"/>
         <w:b/>
         <w:bCs/>
         <w:color w:themeColor="text1" w:val="000000"/>
@@ -14509,6 +15068,7 @@
     </w:tblStylePr>
     <w:tblStylePr w:type="firstCol">
       <w:rPr>
+        <w:rFonts w:eastAsia="黑体"/>
         <w:color w:themeColor="background1" w:val="FFFFFF"/>
       </w:rPr>
       <w:tblPr/>
@@ -14518,6 +15078,7 @@
     </w:tblStylePr>
     <w:tblStylePr w:type="lastCol">
       <w:rPr>
+        <w:rFonts w:eastAsia="黑体"/>
         <w:color w:themeColor="background1" w:val="FFFFFF"/>
       </w:rPr>
       <w:tblPr/>
@@ -14550,6 +15111,7 @@
     <w:name w:val="KeywordTok"/>
     <w:basedOn w:val="VerbatimChar"/>
     <w:rPr>
+      <w:rFonts w:eastAsia="黑体"/>
       <w:b/>
       <w:color w:val="007020"/>
     </w:rPr>
@@ -14558,6 +15120,7 @@
     <w:name w:val="DataTypeTok"/>
     <w:basedOn w:val="VerbatimChar"/>
     <w:rPr>
+      <w:rFonts w:eastAsia="黑体"/>
       <w:color w:val="902000"/>
     </w:rPr>
   </w:style>
@@ -14565,6 +15128,7 @@
     <w:name w:val="DecValTok"/>
     <w:basedOn w:val="VerbatimChar"/>
     <w:rPr>
+      <w:rFonts w:eastAsia="黑体"/>
       <w:color w:val="40a070"/>
     </w:rPr>
   </w:style>
@@ -14572,6 +15136,7 @@
     <w:name w:val="BaseNTok"/>
     <w:basedOn w:val="VerbatimChar"/>
     <w:rPr>
+      <w:rFonts w:eastAsia="黑体"/>
       <w:color w:val="40a070"/>
     </w:rPr>
   </w:style>
@@ -14579,6 +15144,7 @@
     <w:name w:val="FloatTok"/>
     <w:basedOn w:val="VerbatimChar"/>
     <w:rPr>
+      <w:rFonts w:eastAsia="黑体"/>
       <w:color w:val="40a070"/>
     </w:rPr>
   </w:style>
@@ -14586,6 +15152,7 @@
     <w:name w:val="ConstantTok"/>
     <w:basedOn w:val="VerbatimChar"/>
     <w:rPr>
+      <w:rFonts w:eastAsia="黑体"/>
       <w:color w:val="880000"/>
     </w:rPr>
   </w:style>
@@ -14593,6 +15160,7 @@
     <w:name w:val="CharTok"/>
     <w:basedOn w:val="VerbatimChar"/>
     <w:rPr>
+      <w:rFonts w:eastAsia="黑体"/>
       <w:color w:val="4070a0"/>
     </w:rPr>
   </w:style>
@@ -14600,6 +15168,7 @@
     <w:name w:val="SpecialCharTok"/>
     <w:basedOn w:val="VerbatimChar"/>
     <w:rPr>
+      <w:rFonts w:eastAsia="黑体"/>
       <w:color w:val="4070a0"/>
     </w:rPr>
   </w:style>
@@ -14607,6 +15176,7 @@
     <w:name w:val="StringTok"/>
     <w:basedOn w:val="VerbatimChar"/>
     <w:rPr>
+      <w:rFonts w:eastAsia="黑体"/>
       <w:color w:val="4070a0"/>
     </w:rPr>
   </w:style>
@@ -14614,6 +15184,7 @@
     <w:name w:val="VerbatimStringTok"/>
     <w:basedOn w:val="VerbatimChar"/>
     <w:rPr>
+      <w:rFonts w:eastAsia="黑体"/>
       <w:color w:val="4070a0"/>
     </w:rPr>
   </w:style>
@@ -14621,6 +15192,7 @@
     <w:name w:val="SpecialStringTok"/>
     <w:basedOn w:val="VerbatimChar"/>
     <w:rPr>
+      <w:rFonts w:eastAsia="黑体"/>
       <w:color w:val="bb6688"/>
     </w:rPr>
   </w:style>
@@ -14628,6 +15200,7 @@
     <w:name w:val="ImportTok"/>
     <w:basedOn w:val="VerbatimChar"/>
     <w:rPr>
+      <w:rFonts w:eastAsia="黑体"/>
       <w:b/>
       <w:color w:val="008000"/>
     </w:rPr>
@@ -14636,6 +15209,7 @@
     <w:name w:val="CommentTok"/>
     <w:basedOn w:val="VerbatimChar"/>
     <w:rPr>
+      <w:rFonts w:eastAsia="黑体"/>
       <w:i/>
       <w:color w:val="60a0b0"/>
     </w:rPr>
@@ -14644,6 +15218,7 @@
     <w:name w:val="DocumentationTok"/>
     <w:basedOn w:val="VerbatimChar"/>
     <w:rPr>
+      <w:rFonts w:eastAsia="黑体"/>
       <w:i/>
       <w:color w:val="ba2121"/>
     </w:rPr>
@@ -14652,6 +15227,7 @@
     <w:name w:val="AnnotationTok"/>
     <w:basedOn w:val="VerbatimChar"/>
     <w:rPr>
+      <w:rFonts w:eastAsia="黑体"/>
       <w:b/>
       <w:i/>
       <w:color w:val="60a0b0"/>
@@ -14661,6 +15237,7 @@
     <w:name w:val="CommentVarTok"/>
     <w:basedOn w:val="VerbatimChar"/>
     <w:rPr>
+      <w:rFonts w:eastAsia="黑体"/>
       <w:b/>
       <w:i/>
       <w:color w:val="60a0b0"/>
@@ -14670,6 +15247,7 @@
     <w:name w:val="OtherTok"/>
     <w:basedOn w:val="VerbatimChar"/>
     <w:rPr>
+      <w:rFonts w:eastAsia="黑体"/>
       <w:color w:val="007020"/>
     </w:rPr>
   </w:style>
@@ -14677,6 +15255,7 @@
     <w:name w:val="FunctionTok"/>
     <w:basedOn w:val="VerbatimChar"/>
     <w:rPr>
+      <w:rFonts w:eastAsia="黑体"/>
       <w:color w:val="06287e"/>
     </w:rPr>
   </w:style>
@@ -14684,6 +15263,7 @@
     <w:name w:val="VariableTok"/>
     <w:basedOn w:val="VerbatimChar"/>
     <w:rPr>
+      <w:rFonts w:eastAsia="黑体"/>
       <w:color w:val="19177c"/>
     </w:rPr>
   </w:style>
@@ -14691,6 +15271,7 @@
     <w:name w:val="ControlFlowTok"/>
     <w:basedOn w:val="VerbatimChar"/>
     <w:rPr>
+      <w:rFonts w:eastAsia="黑体"/>
       <w:b/>
       <w:color w:val="007020"/>
     </w:rPr>
@@ -14699,6 +15280,7 @@
     <w:name w:val="OperatorTok"/>
     <w:basedOn w:val="VerbatimChar"/>
     <w:rPr>
+      <w:rFonts w:eastAsia="黑体"/>
       <w:color w:val="666666"/>
     </w:rPr>
   </w:style>
@@ -14706,18 +15288,22 @@
     <w:name w:val="BuiltInTok"/>
     <w:basedOn w:val="VerbatimChar"/>
     <w:rPr>
+      <w:rFonts w:eastAsia="黑体"/>
       <w:color w:val="008000"/>
     </w:rPr>
   </w:style>
   <w:style w:type="character" w:customStyle="1" w:styleId="ExtensionTok">
     <w:name w:val="ExtensionTok"/>
     <w:basedOn w:val="VerbatimChar"/>
-    <w:rPr/>
+    <w:rPr>
+      <w:rFonts w:eastAsia="黑体"/>
+    </w:rPr>
   </w:style>
   <w:style w:type="character" w:customStyle="1" w:styleId="PreprocessorTok">
     <w:name w:val="PreprocessorTok"/>
     <w:basedOn w:val="VerbatimChar"/>
     <w:rPr>
+      <w:rFonts w:eastAsia="黑体"/>
       <w:color w:val="bc7a00"/>
     </w:rPr>
   </w:style>
@@ -14725,18 +15311,22 @@
     <w:name w:val="AttributeTok"/>
     <w:basedOn w:val="VerbatimChar"/>
     <w:rPr>
+      <w:rFonts w:eastAsia="黑体"/>
       <w:color w:val="7d9029"/>
     </w:rPr>
   </w:style>
   <w:style w:type="character" w:customStyle="1" w:styleId="RegionMarkerTok">
     <w:name w:val="RegionMarkerTok"/>
     <w:basedOn w:val="VerbatimChar"/>
-    <w:rPr/>
+    <w:rPr>
+      <w:rFonts w:eastAsia="黑体"/>
+    </w:rPr>
   </w:style>
   <w:style w:type="character" w:customStyle="1" w:styleId="InformationTok">
     <w:name w:val="InformationTok"/>
     <w:basedOn w:val="VerbatimChar"/>
     <w:rPr>
+      <w:rFonts w:eastAsia="黑体"/>
       <w:b/>
       <w:i/>
       <w:color w:val="60a0b0"/>
@@ -14746,6 +15336,7 @@
     <w:name w:val="WarningTok"/>
     <w:basedOn w:val="VerbatimChar"/>
     <w:rPr>
+      <w:rFonts w:eastAsia="黑体"/>
       <w:b/>
       <w:i/>
       <w:color w:val="60a0b0"/>
@@ -14755,6 +15346,7 @@
     <w:name w:val="AlertTok"/>
     <w:basedOn w:val="VerbatimChar"/>
     <w:rPr>
+      <w:rFonts w:eastAsia="黑体"/>
       <w:b/>
       <w:color w:val="ff0000"/>
     </w:rPr>
@@ -14763,6 +15355,7 @@
     <w:name w:val="ErrorTok"/>
     <w:basedOn w:val="VerbatimChar"/>
     <w:rPr>
+      <w:rFonts w:eastAsia="黑体"/>
       <w:b/>
       <w:color w:val="ff0000"/>
     </w:rPr>
@@ -14770,7 +15363,9 @@
   <w:style w:type="character" w:customStyle="1" w:styleId="NormalTok">
     <w:name w:val="NormalTok"/>
     <w:basedOn w:val="VerbatimChar"/>
-    <w:rPr/>
+    <w:rPr>
+      <w:rFonts w:eastAsia="黑体"/>
+    </w:rPr>
   </w:style>
 </w:styles>
 </file>
@@ -14819,12 +15414,12 @@
     <a:fontScheme name="Office">
       <a:majorFont>
         <a:latin typeface="Calibri"/>
-        <a:ea typeface=""/>
+        <a:ea typeface="黑体"/>
         <a:cs typeface=""/>
         <a:font script="Jpan" typeface="ＭＳ ゴシック"/>
         <a:font script="Hang" typeface="맑은 고딕"/>
-        <a:font script="Hans" typeface="宋体"/>
-        <a:font script="Hant" typeface="新細明體"/>
+        <a:font script="Hans" typeface="黑体"/>
+        <a:font script="Hant" typeface="黑体"/>
         <a:font script="Arab" typeface="Times New Roman"/>
         <a:font script="Hebr" typeface="Times New Roman"/>
         <a:font script="Thai" typeface="Angsana New"/>
@@ -14854,12 +15449,12 @@
       </a:majorFont>
       <a:minorFont>
         <a:latin typeface="Cambria"/>
-        <a:ea typeface=""/>
+        <a:ea typeface="黑体"/>
         <a:cs typeface=""/>
         <a:font script="Jpan" typeface="ＭＳ 明朝"/>
         <a:font script="Hang" typeface="맑은 고딕"/>
-        <a:font script="Hans" typeface="宋体"/>
-        <a:font script="Hant" typeface="新細明體"/>
+        <a:font script="Hans" typeface="黑体"/>
+        <a:font script="Hant" typeface="黑体"/>
         <a:font script="Arab" typeface="Arial"/>
         <a:font script="Hebr" typeface="Arial"/>
         <a:font script="Thai" typeface="Cordia New"/>

--- a/09-通信电路/05-其他通信电路/巴伦Balun电路/巴伦Balun电路.docx
+++ b/09-通信电路/05-其他通信电路/巴伦Balun电路/巴伦Balun电路.docx
@@ -2343,7 +2343,7 @@
           <w:color w:val="555555"/>
           <w:sz w:val="21"/>
         </w:rPr>
-        <w:t>材料收集者：杜文杰，WX手机：19519196569，QQ:3478827729</w:t>
+        <w:t>材料收集者：杜文杰，微信/手机：19519196569，QQ:3478827729</w:t>
       </w:r>
     </w:p>
     <w:sectPr>
